--- a/docs/ТЗ_Кейс_25_Тайм-трекер.docx
+++ b/docs/ТЗ_Кейс_25_Тайм-трекер.docx
@@ -8,12 +8,13 @@
         <w:spacing w:after="40"/>
         <w:jc w:val="center"/>
         <w:rPr>
-          <w:lang w:val="ru-RU"/>
-        </w:rPr>
-      </w:pPr>
-      <w:r>
-        <w:rPr>
-          <w:rFonts w:ascii="Times New Roman" w:hAnsi="Times New Roman"/>
+          <w:rFonts w:ascii="Times New Roman" w:hAnsi="Times New Roman" w:cs="Times New Roman"/>
+          <w:lang w:val="ru-RU"/>
+        </w:rPr>
+      </w:pPr>
+      <w:r>
+        <w:rPr>
+          <w:rFonts w:ascii="Times New Roman" w:hAnsi="Times New Roman" w:cs="Times New Roman"/>
           <w:lang w:val="ru-RU"/>
         </w:rPr>
         <w:t>МИНОБРНАУКИ РОССИИ</w:t>
@@ -25,12 +26,13 @@
         <w:spacing w:after="20"/>
         <w:jc w:val="center"/>
         <w:rPr>
-          <w:lang w:val="ru-RU"/>
-        </w:rPr>
-      </w:pPr>
-      <w:r>
-        <w:rPr>
-          <w:rFonts w:ascii="Times New Roman" w:hAnsi="Times New Roman"/>
+          <w:rFonts w:ascii="Times New Roman" w:hAnsi="Times New Roman" w:cs="Times New Roman"/>
+          <w:lang w:val="ru-RU"/>
+        </w:rPr>
+      </w:pPr>
+      <w:r>
+        <w:rPr>
+          <w:rFonts w:ascii="Times New Roman" w:hAnsi="Times New Roman" w:cs="Times New Roman"/>
           <w:sz w:val="21"/>
           <w:lang w:val="ru-RU"/>
         </w:rPr>
@@ -43,12 +45,13 @@
         <w:spacing w:after="20"/>
         <w:jc w:val="center"/>
         <w:rPr>
-          <w:lang w:val="ru-RU"/>
-        </w:rPr>
-      </w:pPr>
-      <w:r>
-        <w:rPr>
-          <w:rFonts w:ascii="Times New Roman" w:hAnsi="Times New Roman"/>
+          <w:rFonts w:ascii="Times New Roman" w:hAnsi="Times New Roman" w:cs="Times New Roman"/>
+          <w:lang w:val="ru-RU"/>
+        </w:rPr>
+      </w:pPr>
+      <w:r>
+        <w:rPr>
+          <w:rFonts w:ascii="Times New Roman" w:hAnsi="Times New Roman" w:cs="Times New Roman"/>
           <w:b/>
           <w:sz w:val="24"/>
           <w:lang w:val="ru-RU"/>
@@ -62,12 +65,13 @@
         <w:spacing w:after="0"/>
         <w:jc w:val="center"/>
         <w:rPr>
-          <w:lang w:val="ru-RU"/>
-        </w:rPr>
-      </w:pPr>
-      <w:r>
-        <w:rPr>
-          <w:rFonts w:ascii="Times New Roman" w:hAnsi="Times New Roman"/>
+          <w:rFonts w:ascii="Times New Roman" w:hAnsi="Times New Roman" w:cs="Times New Roman"/>
+          <w:lang w:val="ru-RU"/>
+        </w:rPr>
+      </w:pPr>
+      <w:r>
+        <w:rPr>
+          <w:rFonts w:ascii="Times New Roman" w:hAnsi="Times New Roman" w:cs="Times New Roman"/>
           <w:b/>
           <w:sz w:val="26"/>
           <w:lang w:val="ru-RU"/>
@@ -82,6 +86,7 @@
         </w:pBdr>
         <w:spacing w:before="180" w:after="180"/>
         <w:rPr>
+          <w:rFonts w:ascii="Times New Roman" w:hAnsi="Times New Roman" w:cs="Times New Roman"/>
           <w:lang w:val="ru-RU"/>
         </w:rPr>
       </w:pPr>
@@ -92,12 +97,13 @@
         <w:spacing w:after="40"/>
         <w:jc w:val="center"/>
         <w:rPr>
-          <w:lang w:val="ru-RU"/>
-        </w:rPr>
-      </w:pPr>
-      <w:r>
-        <w:rPr>
-          <w:rFonts w:ascii="Times New Roman" w:hAnsi="Times New Roman"/>
+          <w:rFonts w:ascii="Times New Roman" w:hAnsi="Times New Roman" w:cs="Times New Roman"/>
+          <w:lang w:val="ru-RU"/>
+        </w:rPr>
+      </w:pPr>
+      <w:r>
+        <w:rPr>
+          <w:rFonts w:ascii="Times New Roman" w:hAnsi="Times New Roman" w:cs="Times New Roman"/>
           <w:lang w:val="ru-RU"/>
         </w:rPr>
         <w:t>Институт перспективных технологий и индустриального программирования</w:t>
@@ -109,12 +115,13 @@
         <w:spacing w:after="40"/>
         <w:jc w:val="center"/>
         <w:rPr>
-          <w:lang w:val="ru-RU"/>
-        </w:rPr>
-      </w:pPr>
-      <w:r>
-        <w:rPr>
-          <w:rFonts w:ascii="Times New Roman" w:hAnsi="Times New Roman"/>
+          <w:rFonts w:ascii="Times New Roman" w:hAnsi="Times New Roman" w:cs="Times New Roman"/>
+          <w:lang w:val="ru-RU"/>
+        </w:rPr>
+      </w:pPr>
+      <w:r>
+        <w:rPr>
+          <w:rFonts w:ascii="Times New Roman" w:hAnsi="Times New Roman" w:cs="Times New Roman"/>
           <w:lang w:val="ru-RU"/>
         </w:rPr>
         <w:t>Кафедра индустриального программирования</w:t>
@@ -126,12 +133,13 @@
         <w:spacing w:after="0"/>
         <w:jc w:val="center"/>
         <w:rPr>
-          <w:lang w:val="ru-RU"/>
-        </w:rPr>
-      </w:pPr>
-      <w:r>
-        <w:rPr>
-          <w:rFonts w:ascii="Times New Roman" w:hAnsi="Times New Roman"/>
+          <w:rFonts w:ascii="Times New Roman" w:hAnsi="Times New Roman" w:cs="Times New Roman"/>
+          <w:lang w:val="ru-RU"/>
+        </w:rPr>
+      </w:pPr>
+      <w:r>
+        <w:rPr>
+          <w:rFonts w:ascii="Times New Roman" w:hAnsi="Times New Roman" w:cs="Times New Roman"/>
           <w:lang w:val="ru-RU"/>
         </w:rPr>
         <w:t>Дисциплина: Технологии индустриального программирования</w:t>
@@ -143,12 +151,13 @@
         <w:spacing w:before="1080" w:after="80"/>
         <w:jc w:val="center"/>
         <w:rPr>
-          <w:lang w:val="ru-RU"/>
-        </w:rPr>
-      </w:pPr>
-      <w:r>
-        <w:rPr>
-          <w:rFonts w:ascii="Times New Roman" w:hAnsi="Times New Roman"/>
+          <w:rFonts w:ascii="Times New Roman" w:hAnsi="Times New Roman" w:cs="Times New Roman"/>
+          <w:lang w:val="ru-RU"/>
+        </w:rPr>
+      </w:pPr>
+      <w:r>
+        <w:rPr>
+          <w:rFonts w:ascii="Times New Roman" w:hAnsi="Times New Roman" w:cs="Times New Roman"/>
           <w:b/>
           <w:sz w:val="32"/>
           <w:lang w:val="ru-RU"/>
@@ -162,12 +171,13 @@
         <w:spacing w:after="180"/>
         <w:jc w:val="center"/>
         <w:rPr>
-          <w:lang w:val="ru-RU"/>
-        </w:rPr>
-      </w:pPr>
-      <w:r>
-        <w:rPr>
-          <w:rFonts w:ascii="Times New Roman" w:hAnsi="Times New Roman"/>
+          <w:rFonts w:ascii="Times New Roman" w:hAnsi="Times New Roman" w:cs="Times New Roman"/>
+          <w:lang w:val="ru-RU"/>
+        </w:rPr>
+      </w:pPr>
+      <w:r>
+        <w:rPr>
+          <w:rFonts w:ascii="Times New Roman" w:hAnsi="Times New Roman" w:cs="Times New Roman"/>
           <w:sz w:val="24"/>
           <w:lang w:val="ru-RU"/>
         </w:rPr>
@@ -179,12 +189,13 @@
         <w:keepLines/>
         <w:jc w:val="center"/>
         <w:rPr>
-          <w:lang w:val="ru-RU"/>
-        </w:rPr>
-      </w:pPr>
-      <w:r>
-        <w:rPr>
-          <w:rFonts w:ascii="Times New Roman" w:hAnsi="Times New Roman"/>
+          <w:rFonts w:ascii="Times New Roman" w:hAnsi="Times New Roman" w:cs="Times New Roman"/>
+          <w:lang w:val="ru-RU"/>
+        </w:rPr>
+      </w:pPr>
+      <w:r>
+        <w:rPr>
+          <w:rFonts w:ascii="Times New Roman" w:hAnsi="Times New Roman" w:cs="Times New Roman"/>
           <w:b/>
           <w:sz w:val="34"/>
           <w:lang w:val="ru-RU"/>
@@ -198,12 +209,13 @@
         <w:spacing w:after="0"/>
         <w:jc w:val="center"/>
         <w:rPr>
-          <w:lang w:val="ru-RU"/>
-        </w:rPr>
-      </w:pPr>
-      <w:r>
-        <w:rPr>
-          <w:rFonts w:ascii="Times New Roman" w:hAnsi="Times New Roman"/>
+          <w:rFonts w:ascii="Times New Roman" w:hAnsi="Times New Roman" w:cs="Times New Roman"/>
+          <w:lang w:val="ru-RU"/>
+        </w:rPr>
+      </w:pPr>
+      <w:r>
+        <w:rPr>
+          <w:rFonts w:ascii="Times New Roman" w:hAnsi="Times New Roman" w:cs="Times New Roman"/>
           <w:sz w:val="24"/>
           <w:lang w:val="ru-RU"/>
         </w:rPr>
@@ -216,40 +228,41 @@
         <w:spacing w:before="1000" w:after="40"/>
         <w:jc w:val="right"/>
         <w:rPr>
-          <w:lang w:val="ru-RU"/>
-        </w:rPr>
-      </w:pPr>
-      <w:r>
-        <w:rPr>
-          <w:rFonts w:ascii="Times New Roman" w:hAnsi="Times New Roman"/>
+          <w:rFonts w:ascii="Times New Roman" w:hAnsi="Times New Roman" w:cs="Times New Roman"/>
+          <w:lang w:val="ru-RU"/>
+        </w:rPr>
+      </w:pPr>
+      <w:r>
+        <w:rPr>
+          <w:rFonts w:ascii="Times New Roman" w:hAnsi="Times New Roman" w:cs="Times New Roman"/>
           <w:lang w:val="ru-RU"/>
         </w:rPr>
         <w:t>Выполнил</w:t>
       </w:r>
       <w:r>
         <w:rPr>
-          <w:rFonts w:ascii="Times New Roman" w:hAnsi="Times New Roman"/>
+          <w:rFonts w:ascii="Times New Roman" w:hAnsi="Times New Roman" w:cs="Times New Roman"/>
           <w:lang w:val="ru-RU"/>
         </w:rPr>
         <w:t>и</w:t>
       </w:r>
       <w:r>
         <w:rPr>
-          <w:rFonts w:ascii="Times New Roman" w:hAnsi="Times New Roman"/>
+          <w:rFonts w:ascii="Times New Roman" w:hAnsi="Times New Roman" w:cs="Times New Roman"/>
           <w:lang w:val="ru-RU"/>
         </w:rPr>
         <w:t xml:space="preserve"> студент</w:t>
       </w:r>
       <w:r>
         <w:rPr>
-          <w:rFonts w:ascii="Times New Roman" w:hAnsi="Times New Roman"/>
+          <w:rFonts w:ascii="Times New Roman" w:hAnsi="Times New Roman" w:cs="Times New Roman"/>
           <w:lang w:val="ru-RU"/>
         </w:rPr>
         <w:t>ы</w:t>
       </w:r>
       <w:r>
         <w:rPr>
-          <w:rFonts w:ascii="Times New Roman" w:hAnsi="Times New Roman"/>
+          <w:rFonts w:ascii="Times New Roman" w:hAnsi="Times New Roman" w:cs="Times New Roman"/>
           <w:lang w:val="ru-RU"/>
         </w:rPr>
         <w:t xml:space="preserve"> группы ЭФБО-04-25</w:t>
@@ -261,12 +274,13 @@
         <w:spacing w:after="40"/>
         <w:jc w:val="right"/>
         <w:rPr>
-          <w:lang w:val="ru-RU"/>
-        </w:rPr>
-      </w:pPr>
-      <w:r>
-        <w:rPr>
-          <w:rFonts w:ascii="Times New Roman" w:hAnsi="Times New Roman"/>
+          <w:rFonts w:ascii="Times New Roman" w:hAnsi="Times New Roman" w:cs="Times New Roman"/>
+          <w:lang w:val="ru-RU"/>
+        </w:rPr>
+      </w:pPr>
+      <w:r>
+        <w:rPr>
+          <w:rFonts w:ascii="Times New Roman" w:hAnsi="Times New Roman" w:cs="Times New Roman"/>
           <w:sz w:val="21"/>
           <w:lang w:val="ru-RU"/>
         </w:rPr>
@@ -279,26 +293,27 @@
         <w:spacing w:after="0"/>
         <w:jc w:val="right"/>
         <w:rPr>
-          <w:lang w:val="ru-RU"/>
-        </w:rPr>
-      </w:pPr>
-      <w:r>
-        <w:rPr>
-          <w:rFonts w:ascii="Times New Roman" w:hAnsi="Times New Roman"/>
+          <w:rFonts w:ascii="Times New Roman" w:hAnsi="Times New Roman" w:cs="Times New Roman"/>
+          <w:lang w:val="ru-RU"/>
+        </w:rPr>
+      </w:pPr>
+      <w:r>
+        <w:rPr>
+          <w:rFonts w:ascii="Times New Roman" w:hAnsi="Times New Roman" w:cs="Times New Roman"/>
           <w:lang w:val="ru-RU"/>
         </w:rPr>
         <w:t>Пр</w:t>
       </w:r>
       <w:r>
         <w:rPr>
-          <w:rFonts w:ascii="Times New Roman" w:hAnsi="Times New Roman"/>
+          <w:rFonts w:ascii="Times New Roman" w:hAnsi="Times New Roman" w:cs="Times New Roman"/>
           <w:lang w:val="ru-RU"/>
         </w:rPr>
         <w:t>еподаватель</w:t>
       </w:r>
       <w:r>
         <w:rPr>
-          <w:rFonts w:ascii="Times New Roman" w:hAnsi="Times New Roman"/>
+          <w:rFonts w:ascii="Times New Roman" w:hAnsi="Times New Roman" w:cs="Times New Roman"/>
           <w:lang w:val="ru-RU"/>
         </w:rPr>
         <w:t>: Афонин Сергей Александрович</w:t>
@@ -310,7 +325,7 @@
         <w:spacing w:before="840" w:after="0"/>
         <w:jc w:val="center"/>
         <w:rPr>
-          <w:rFonts w:ascii="Times New Roman" w:hAnsi="Times New Roman"/>
+          <w:rFonts w:ascii="Times New Roman" w:hAnsi="Times New Roman" w:cs="Times New Roman"/>
           <w:lang w:val="ru-RU"/>
         </w:rPr>
       </w:pPr>
@@ -321,7 +336,7 @@
         <w:spacing w:before="840" w:after="0"/>
         <w:jc w:val="center"/>
         <w:rPr>
-          <w:rFonts w:ascii="Times New Roman" w:hAnsi="Times New Roman"/>
+          <w:rFonts w:ascii="Times New Roman" w:hAnsi="Times New Roman" w:cs="Times New Roman"/>
           <w:lang w:val="ru-RU"/>
         </w:rPr>
       </w:pPr>
@@ -332,7 +347,7 @@
         <w:spacing w:before="840" w:after="0"/>
         <w:jc w:val="center"/>
         <w:rPr>
-          <w:rFonts w:ascii="Times New Roman" w:hAnsi="Times New Roman"/>
+          <w:rFonts w:ascii="Times New Roman" w:hAnsi="Times New Roman" w:cs="Times New Roman"/>
           <w:lang w:val="ru-RU"/>
         </w:rPr>
       </w:pPr>
@@ -343,7 +358,7 @@
         <w:spacing w:before="840" w:after="0"/>
         <w:jc w:val="center"/>
         <w:rPr>
-          <w:rFonts w:ascii="Times New Roman" w:hAnsi="Times New Roman"/>
+          <w:rFonts w:ascii="Times New Roman" w:hAnsi="Times New Roman" w:cs="Times New Roman"/>
           <w:lang w:val="ru-RU"/>
         </w:rPr>
       </w:pPr>
@@ -354,7 +369,7 @@
         <w:spacing w:before="840" w:after="0"/>
         <w:jc w:val="center"/>
         <w:rPr>
-          <w:rFonts w:ascii="Times New Roman" w:hAnsi="Times New Roman"/>
+          <w:rFonts w:ascii="Times New Roman" w:hAnsi="Times New Roman" w:cs="Times New Roman"/>
           <w:lang w:val="ru-RU"/>
         </w:rPr>
       </w:pPr>
@@ -365,12 +380,13 @@
         <w:spacing w:before="840" w:after="0"/>
         <w:jc w:val="center"/>
         <w:rPr>
-          <w:lang w:val="ru-RU"/>
-        </w:rPr>
-      </w:pPr>
-      <w:r>
-        <w:rPr>
-          <w:rFonts w:ascii="Times New Roman" w:hAnsi="Times New Roman"/>
+          <w:rFonts w:ascii="Times New Roman" w:hAnsi="Times New Roman" w:cs="Times New Roman"/>
+          <w:lang w:val="ru-RU"/>
+        </w:rPr>
+      </w:pPr>
+      <w:r>
+        <w:rPr>
+          <w:rFonts w:ascii="Times New Roman" w:hAnsi="Times New Roman" w:cs="Times New Roman"/>
           <w:lang w:val="ru-RU"/>
         </w:rPr>
         <w:t>Москва 2026</w:t>
@@ -379,11 +395,13 @@
     <w:p>
       <w:pPr>
         <w:rPr>
-          <w:lang w:val="ru-RU"/>
-        </w:rPr>
-      </w:pPr>
-      <w:r>
-        <w:rPr>
+          <w:rFonts w:ascii="Times New Roman" w:hAnsi="Times New Roman" w:cs="Times New Roman"/>
+          <w:lang w:val="ru-RU"/>
+        </w:rPr>
+      </w:pPr>
+      <w:r>
+        <w:rPr>
+          <w:rFonts w:ascii="Times New Roman" w:hAnsi="Times New Roman" w:cs="Times New Roman"/>
           <w:lang w:val="ru-RU"/>
         </w:rPr>
         <w:br w:type="page"/>
@@ -394,12 +412,13 @@
         <w:spacing w:after="280"/>
         <w:jc w:val="center"/>
         <w:rPr>
-          <w:lang w:val="ru-RU"/>
-        </w:rPr>
-      </w:pPr>
-      <w:r>
-        <w:rPr>
-          <w:rFonts w:ascii="Times New Roman" w:hAnsi="Times New Roman"/>
+          <w:rFonts w:ascii="Times New Roman" w:hAnsi="Times New Roman" w:cs="Times New Roman"/>
+          <w:lang w:val="ru-RU"/>
+        </w:rPr>
+      </w:pPr>
+      <w:r>
+        <w:rPr>
+          <w:rFonts w:ascii="Times New Roman" w:hAnsi="Times New Roman" w:cs="Times New Roman"/>
           <w:b/>
           <w:sz w:val="32"/>
           <w:lang w:val="ru-RU"/>
@@ -416,12 +435,13 @@
         </w:tabs>
         <w:spacing w:line="276" w:lineRule="auto"/>
         <w:rPr>
-          <w:lang w:val="ru-RU"/>
-        </w:rPr>
-      </w:pPr>
-      <w:r>
-        <w:rPr>
-          <w:rFonts w:ascii="Times New Roman" w:hAnsi="Times New Roman"/>
+          <w:rFonts w:ascii="Times New Roman" w:hAnsi="Times New Roman" w:cs="Times New Roman"/>
+          <w:lang w:val="ru-RU"/>
+        </w:rPr>
+      </w:pPr>
+      <w:r>
+        <w:rPr>
+          <w:rFonts w:ascii="Times New Roman" w:hAnsi="Times New Roman" w:cs="Times New Roman"/>
           <w:b/>
           <w:sz w:val="24"/>
           <w:lang w:val="ru-RU"/>
@@ -430,7 +450,7 @@
       </w:r>
       <w:r>
         <w:rPr>
-          <w:rFonts w:ascii="Times New Roman" w:hAnsi="Times New Roman"/>
+          <w:rFonts w:ascii="Times New Roman" w:hAnsi="Times New Roman" w:cs="Times New Roman"/>
           <w:sz w:val="24"/>
           <w:lang w:val="ru-RU"/>
         </w:rPr>
@@ -446,12 +466,13 @@
         </w:tabs>
         <w:spacing w:line="276" w:lineRule="auto"/>
         <w:rPr>
-          <w:lang w:val="ru-RU"/>
-        </w:rPr>
-      </w:pPr>
-      <w:r>
-        <w:rPr>
-          <w:rFonts w:ascii="Times New Roman" w:hAnsi="Times New Roman"/>
+          <w:rFonts w:ascii="Times New Roman" w:hAnsi="Times New Roman" w:cs="Times New Roman"/>
+          <w:lang w:val="ru-RU"/>
+        </w:rPr>
+      </w:pPr>
+      <w:r>
+        <w:rPr>
+          <w:rFonts w:ascii="Times New Roman" w:hAnsi="Times New Roman" w:cs="Times New Roman"/>
           <w:b/>
           <w:sz w:val="24"/>
           <w:lang w:val="ru-RU"/>
@@ -460,7 +481,7 @@
       </w:r>
       <w:r>
         <w:rPr>
-          <w:rFonts w:ascii="Times New Roman" w:hAnsi="Times New Roman"/>
+          <w:rFonts w:ascii="Times New Roman" w:hAnsi="Times New Roman" w:cs="Times New Roman"/>
           <w:sz w:val="24"/>
           <w:lang w:val="ru-RU"/>
         </w:rPr>
@@ -476,12 +497,13 @@
         </w:tabs>
         <w:spacing w:line="276" w:lineRule="auto"/>
         <w:rPr>
-          <w:lang w:val="ru-RU"/>
-        </w:rPr>
-      </w:pPr>
-      <w:r>
-        <w:rPr>
-          <w:rFonts w:ascii="Times New Roman" w:hAnsi="Times New Roman"/>
+          <w:rFonts w:ascii="Times New Roman" w:hAnsi="Times New Roman" w:cs="Times New Roman"/>
+          <w:lang w:val="ru-RU"/>
+        </w:rPr>
+      </w:pPr>
+      <w:r>
+        <w:rPr>
+          <w:rFonts w:ascii="Times New Roman" w:hAnsi="Times New Roman" w:cs="Times New Roman"/>
           <w:b/>
           <w:sz w:val="24"/>
           <w:lang w:val="ru-RU"/>
@@ -490,7 +512,7 @@
       </w:r>
       <w:r>
         <w:rPr>
-          <w:rFonts w:ascii="Times New Roman" w:hAnsi="Times New Roman"/>
+          <w:rFonts w:ascii="Times New Roman" w:hAnsi="Times New Roman" w:cs="Times New Roman"/>
           <w:sz w:val="24"/>
           <w:lang w:val="ru-RU"/>
         </w:rPr>
@@ -506,12 +528,13 @@
         </w:tabs>
         <w:spacing w:line="276" w:lineRule="auto"/>
         <w:rPr>
-          <w:lang w:val="ru-RU"/>
-        </w:rPr>
-      </w:pPr>
-      <w:r>
-        <w:rPr>
-          <w:rFonts w:ascii="Times New Roman" w:hAnsi="Times New Roman"/>
+          <w:rFonts w:ascii="Times New Roman" w:hAnsi="Times New Roman" w:cs="Times New Roman"/>
+          <w:lang w:val="ru-RU"/>
+        </w:rPr>
+      </w:pPr>
+      <w:r>
+        <w:rPr>
+          <w:rFonts w:ascii="Times New Roman" w:hAnsi="Times New Roman" w:cs="Times New Roman"/>
           <w:b/>
           <w:sz w:val="24"/>
           <w:lang w:val="ru-RU"/>
@@ -520,7 +543,7 @@
       </w:r>
       <w:r>
         <w:rPr>
-          <w:rFonts w:ascii="Times New Roman" w:hAnsi="Times New Roman"/>
+          <w:rFonts w:ascii="Times New Roman" w:hAnsi="Times New Roman" w:cs="Times New Roman"/>
           <w:sz w:val="24"/>
           <w:lang w:val="ru-RU"/>
         </w:rPr>
@@ -537,12 +560,13 @@
         <w:spacing w:after="60" w:line="276" w:lineRule="auto"/>
         <w:ind w:left="340"/>
         <w:rPr>
-          <w:lang w:val="ru-RU"/>
-        </w:rPr>
-      </w:pPr>
-      <w:r>
-        <w:rPr>
-          <w:rFonts w:ascii="Times New Roman" w:hAnsi="Times New Roman"/>
+          <w:rFonts w:ascii="Times New Roman" w:hAnsi="Times New Roman" w:cs="Times New Roman"/>
+          <w:lang w:val="ru-RU"/>
+        </w:rPr>
+      </w:pPr>
+      <w:r>
+        <w:rPr>
+          <w:rFonts w:ascii="Times New Roman" w:hAnsi="Times New Roman" w:cs="Times New Roman"/>
           <w:sz w:val="24"/>
           <w:lang w:val="ru-RU"/>
         </w:rPr>
@@ -550,7 +574,7 @@
       </w:r>
       <w:r>
         <w:rPr>
-          <w:rFonts w:ascii="Times New Roman" w:hAnsi="Times New Roman"/>
+          <w:rFonts w:ascii="Times New Roman" w:hAnsi="Times New Roman" w:cs="Times New Roman"/>
           <w:sz w:val="24"/>
           <w:lang w:val="ru-RU"/>
         </w:rPr>
@@ -567,12 +591,13 @@
         <w:spacing w:after="60" w:line="276" w:lineRule="auto"/>
         <w:ind w:left="340"/>
         <w:rPr>
-          <w:lang w:val="ru-RU"/>
-        </w:rPr>
-      </w:pPr>
-      <w:r>
-        <w:rPr>
-          <w:rFonts w:ascii="Times New Roman" w:hAnsi="Times New Roman"/>
+          <w:rFonts w:ascii="Times New Roman" w:hAnsi="Times New Roman" w:cs="Times New Roman"/>
+          <w:lang w:val="ru-RU"/>
+        </w:rPr>
+      </w:pPr>
+      <w:r>
+        <w:rPr>
+          <w:rFonts w:ascii="Times New Roman" w:hAnsi="Times New Roman" w:cs="Times New Roman"/>
           <w:sz w:val="24"/>
           <w:lang w:val="ru-RU"/>
         </w:rPr>
@@ -580,7 +605,7 @@
       </w:r>
       <w:r>
         <w:rPr>
-          <w:rFonts w:ascii="Times New Roman" w:hAnsi="Times New Roman"/>
+          <w:rFonts w:ascii="Times New Roman" w:hAnsi="Times New Roman" w:cs="Times New Roman"/>
           <w:sz w:val="24"/>
           <w:lang w:val="ru-RU"/>
         </w:rPr>
@@ -597,12 +622,13 @@
         <w:spacing w:after="60" w:line="276" w:lineRule="auto"/>
         <w:ind w:left="340"/>
         <w:rPr>
-          <w:lang w:val="ru-RU"/>
-        </w:rPr>
-      </w:pPr>
-      <w:r>
-        <w:rPr>
-          <w:rFonts w:ascii="Times New Roman" w:hAnsi="Times New Roman"/>
+          <w:rFonts w:ascii="Times New Roman" w:hAnsi="Times New Roman" w:cs="Times New Roman"/>
+          <w:lang w:val="ru-RU"/>
+        </w:rPr>
+      </w:pPr>
+      <w:r>
+        <w:rPr>
+          <w:rFonts w:ascii="Times New Roman" w:hAnsi="Times New Roman" w:cs="Times New Roman"/>
           <w:sz w:val="24"/>
           <w:lang w:val="ru-RU"/>
         </w:rPr>
@@ -610,7 +636,7 @@
       </w:r>
       <w:r>
         <w:rPr>
-          <w:rFonts w:ascii="Times New Roman" w:hAnsi="Times New Roman"/>
+          <w:rFonts w:ascii="Times New Roman" w:hAnsi="Times New Roman" w:cs="Times New Roman"/>
           <w:sz w:val="24"/>
           <w:lang w:val="ru-RU"/>
         </w:rPr>
@@ -627,12 +653,13 @@
         <w:spacing w:after="60" w:line="276" w:lineRule="auto"/>
         <w:ind w:left="340"/>
         <w:rPr>
-          <w:lang w:val="ru-RU"/>
-        </w:rPr>
-      </w:pPr>
-      <w:r>
-        <w:rPr>
-          <w:rFonts w:ascii="Times New Roman" w:hAnsi="Times New Roman"/>
+          <w:rFonts w:ascii="Times New Roman" w:hAnsi="Times New Roman" w:cs="Times New Roman"/>
+          <w:lang w:val="ru-RU"/>
+        </w:rPr>
+      </w:pPr>
+      <w:r>
+        <w:rPr>
+          <w:rFonts w:ascii="Times New Roman" w:hAnsi="Times New Roman" w:cs="Times New Roman"/>
           <w:sz w:val="24"/>
           <w:lang w:val="ru-RU"/>
         </w:rPr>
@@ -640,7 +667,7 @@
       </w:r>
       <w:r>
         <w:rPr>
-          <w:rFonts w:ascii="Times New Roman" w:hAnsi="Times New Roman"/>
+          <w:rFonts w:ascii="Times New Roman" w:hAnsi="Times New Roman" w:cs="Times New Roman"/>
           <w:sz w:val="24"/>
           <w:lang w:val="ru-RU"/>
         </w:rPr>
@@ -656,12 +683,13 @@
         </w:tabs>
         <w:spacing w:line="276" w:lineRule="auto"/>
         <w:rPr>
-          <w:lang w:val="ru-RU"/>
-        </w:rPr>
-      </w:pPr>
-      <w:r>
-        <w:rPr>
-          <w:rFonts w:ascii="Times New Roman" w:hAnsi="Times New Roman"/>
+          <w:rFonts w:ascii="Times New Roman" w:hAnsi="Times New Roman" w:cs="Times New Roman"/>
+          <w:lang w:val="ru-RU"/>
+        </w:rPr>
+      </w:pPr>
+      <w:r>
+        <w:rPr>
+          <w:rFonts w:ascii="Times New Roman" w:hAnsi="Times New Roman" w:cs="Times New Roman"/>
           <w:b/>
           <w:sz w:val="24"/>
           <w:lang w:val="ru-RU"/>
@@ -670,7 +698,7 @@
       </w:r>
       <w:r>
         <w:rPr>
-          <w:rFonts w:ascii="Times New Roman" w:hAnsi="Times New Roman"/>
+          <w:rFonts w:ascii="Times New Roman" w:hAnsi="Times New Roman" w:cs="Times New Roman"/>
           <w:sz w:val="24"/>
           <w:lang w:val="ru-RU"/>
         </w:rPr>
@@ -687,12 +715,13 @@
         <w:spacing w:after="60" w:line="276" w:lineRule="auto"/>
         <w:ind w:left="340"/>
         <w:rPr>
-          <w:lang w:val="ru-RU"/>
-        </w:rPr>
-      </w:pPr>
-      <w:r>
-        <w:rPr>
-          <w:rFonts w:ascii="Times New Roman" w:hAnsi="Times New Roman"/>
+          <w:rFonts w:ascii="Times New Roman" w:hAnsi="Times New Roman" w:cs="Times New Roman"/>
+          <w:lang w:val="ru-RU"/>
+        </w:rPr>
+      </w:pPr>
+      <w:r>
+        <w:rPr>
+          <w:rFonts w:ascii="Times New Roman" w:hAnsi="Times New Roman" w:cs="Times New Roman"/>
           <w:sz w:val="24"/>
           <w:lang w:val="ru-RU"/>
         </w:rPr>
@@ -700,7 +729,7 @@
       </w:r>
       <w:r>
         <w:rPr>
-          <w:rFonts w:ascii="Times New Roman" w:hAnsi="Times New Roman"/>
+          <w:rFonts w:ascii="Times New Roman" w:hAnsi="Times New Roman" w:cs="Times New Roman"/>
           <w:sz w:val="24"/>
           <w:lang w:val="ru-RU"/>
         </w:rPr>
@@ -717,12 +746,13 @@
         <w:spacing w:after="60" w:line="276" w:lineRule="auto"/>
         <w:ind w:left="340"/>
         <w:rPr>
-          <w:lang w:val="ru-RU"/>
-        </w:rPr>
-      </w:pPr>
-      <w:r>
-        <w:rPr>
-          <w:rFonts w:ascii="Times New Roman" w:hAnsi="Times New Roman"/>
+          <w:rFonts w:ascii="Times New Roman" w:hAnsi="Times New Roman" w:cs="Times New Roman"/>
+          <w:lang w:val="ru-RU"/>
+        </w:rPr>
+      </w:pPr>
+      <w:r>
+        <w:rPr>
+          <w:rFonts w:ascii="Times New Roman" w:hAnsi="Times New Roman" w:cs="Times New Roman"/>
           <w:sz w:val="24"/>
           <w:lang w:val="ru-RU"/>
         </w:rPr>
@@ -730,7 +760,7 @@
       </w:r>
       <w:r>
         <w:rPr>
-          <w:rFonts w:ascii="Times New Roman" w:hAnsi="Times New Roman"/>
+          <w:rFonts w:ascii="Times New Roman" w:hAnsi="Times New Roman" w:cs="Times New Roman"/>
           <w:sz w:val="24"/>
           <w:lang w:val="ru-RU"/>
         </w:rPr>
@@ -747,12 +777,13 @@
         <w:spacing w:after="60" w:line="276" w:lineRule="auto"/>
         <w:ind w:left="340"/>
         <w:rPr>
-          <w:lang w:val="ru-RU"/>
-        </w:rPr>
-      </w:pPr>
-      <w:r>
-        <w:rPr>
-          <w:rFonts w:ascii="Times New Roman" w:hAnsi="Times New Roman"/>
+          <w:rFonts w:ascii="Times New Roman" w:hAnsi="Times New Roman" w:cs="Times New Roman"/>
+          <w:lang w:val="ru-RU"/>
+        </w:rPr>
+      </w:pPr>
+      <w:r>
+        <w:rPr>
+          <w:rFonts w:ascii="Times New Roman" w:hAnsi="Times New Roman" w:cs="Times New Roman"/>
           <w:sz w:val="24"/>
           <w:lang w:val="ru-RU"/>
         </w:rPr>
@@ -760,7 +791,7 @@
       </w:r>
       <w:r>
         <w:rPr>
-          <w:rFonts w:ascii="Times New Roman" w:hAnsi="Times New Roman"/>
+          <w:rFonts w:ascii="Times New Roman" w:hAnsi="Times New Roman" w:cs="Times New Roman"/>
           <w:sz w:val="24"/>
           <w:lang w:val="ru-RU"/>
         </w:rPr>
@@ -776,12 +807,13 @@
         </w:tabs>
         <w:spacing w:line="276" w:lineRule="auto"/>
         <w:rPr>
-          <w:lang w:val="ru-RU"/>
-        </w:rPr>
-      </w:pPr>
-      <w:r>
-        <w:rPr>
-          <w:rFonts w:ascii="Times New Roman" w:hAnsi="Times New Roman"/>
+          <w:rFonts w:ascii="Times New Roman" w:hAnsi="Times New Roman" w:cs="Times New Roman"/>
+          <w:lang w:val="ru-RU"/>
+        </w:rPr>
+      </w:pPr>
+      <w:r>
+        <w:rPr>
+          <w:rFonts w:ascii="Times New Roman" w:hAnsi="Times New Roman" w:cs="Times New Roman"/>
           <w:b/>
           <w:sz w:val="24"/>
           <w:lang w:val="ru-RU"/>
@@ -790,7 +822,7 @@
       </w:r>
       <w:r>
         <w:rPr>
-          <w:rFonts w:ascii="Times New Roman" w:hAnsi="Times New Roman"/>
+          <w:rFonts w:ascii="Times New Roman" w:hAnsi="Times New Roman" w:cs="Times New Roman"/>
           <w:sz w:val="24"/>
           <w:lang w:val="ru-RU"/>
         </w:rPr>
@@ -807,12 +839,13 @@
         <w:spacing w:after="60" w:line="276" w:lineRule="auto"/>
         <w:ind w:left="340"/>
         <w:rPr>
-          <w:lang w:val="ru-RU"/>
-        </w:rPr>
-      </w:pPr>
-      <w:r>
-        <w:rPr>
-          <w:rFonts w:ascii="Times New Roman" w:hAnsi="Times New Roman"/>
+          <w:rFonts w:ascii="Times New Roman" w:hAnsi="Times New Roman" w:cs="Times New Roman"/>
+          <w:lang w:val="ru-RU"/>
+        </w:rPr>
+      </w:pPr>
+      <w:r>
+        <w:rPr>
+          <w:rFonts w:ascii="Times New Roman" w:hAnsi="Times New Roman" w:cs="Times New Roman"/>
           <w:sz w:val="24"/>
           <w:lang w:val="ru-RU"/>
         </w:rPr>
@@ -820,14 +853,14 @@
       </w:r>
       <w:r>
         <w:rPr>
-          <w:rFonts w:ascii="Times New Roman" w:hAnsi="Times New Roman"/>
+          <w:rFonts w:ascii="Times New Roman" w:hAnsi="Times New Roman" w:cs="Times New Roman"/>
           <w:sz w:val="24"/>
         </w:rPr>
         <w:t>UC</w:t>
       </w:r>
       <w:r>
         <w:rPr>
-          <w:rFonts w:ascii="Times New Roman" w:hAnsi="Times New Roman"/>
+          <w:rFonts w:ascii="Times New Roman" w:hAnsi="Times New Roman" w:cs="Times New Roman"/>
           <w:sz w:val="24"/>
           <w:lang w:val="ru-RU"/>
         </w:rPr>
@@ -835,7 +868,7 @@
       </w:r>
       <w:r>
         <w:rPr>
-          <w:rFonts w:ascii="Times New Roman" w:hAnsi="Times New Roman"/>
+          <w:rFonts w:ascii="Times New Roman" w:hAnsi="Times New Roman" w:cs="Times New Roman"/>
           <w:sz w:val="24"/>
           <w:lang w:val="ru-RU"/>
         </w:rPr>
@@ -852,12 +885,13 @@
         <w:spacing w:after="60" w:line="276" w:lineRule="auto"/>
         <w:ind w:left="340"/>
         <w:rPr>
-          <w:lang w:val="ru-RU"/>
-        </w:rPr>
-      </w:pPr>
-      <w:r>
-        <w:rPr>
-          <w:rFonts w:ascii="Times New Roman" w:hAnsi="Times New Roman"/>
+          <w:rFonts w:ascii="Times New Roman" w:hAnsi="Times New Roman" w:cs="Times New Roman"/>
+          <w:lang w:val="ru-RU"/>
+        </w:rPr>
+      </w:pPr>
+      <w:r>
+        <w:rPr>
+          <w:rFonts w:ascii="Times New Roman" w:hAnsi="Times New Roman" w:cs="Times New Roman"/>
           <w:sz w:val="24"/>
           <w:lang w:val="ru-RU"/>
         </w:rPr>
@@ -865,14 +899,14 @@
       </w:r>
       <w:r>
         <w:rPr>
-          <w:rFonts w:ascii="Times New Roman" w:hAnsi="Times New Roman"/>
+          <w:rFonts w:ascii="Times New Roman" w:hAnsi="Times New Roman" w:cs="Times New Roman"/>
           <w:sz w:val="24"/>
         </w:rPr>
         <w:t>UC</w:t>
       </w:r>
       <w:r>
         <w:rPr>
-          <w:rFonts w:ascii="Times New Roman" w:hAnsi="Times New Roman"/>
+          <w:rFonts w:ascii="Times New Roman" w:hAnsi="Times New Roman" w:cs="Times New Roman"/>
           <w:sz w:val="24"/>
           <w:lang w:val="ru-RU"/>
         </w:rPr>
@@ -880,7 +914,7 @@
       </w:r>
       <w:r>
         <w:rPr>
-          <w:rFonts w:ascii="Times New Roman" w:hAnsi="Times New Roman"/>
+          <w:rFonts w:ascii="Times New Roman" w:hAnsi="Times New Roman" w:cs="Times New Roman"/>
           <w:sz w:val="24"/>
           <w:lang w:val="ru-RU"/>
         </w:rPr>
@@ -897,12 +931,13 @@
         <w:spacing w:after="60" w:line="276" w:lineRule="auto"/>
         <w:ind w:left="340"/>
         <w:rPr>
-          <w:lang w:val="ru-RU"/>
-        </w:rPr>
-      </w:pPr>
-      <w:r>
-        <w:rPr>
-          <w:rFonts w:ascii="Times New Roman" w:hAnsi="Times New Roman"/>
+          <w:rFonts w:ascii="Times New Roman" w:hAnsi="Times New Roman" w:cs="Times New Roman"/>
+          <w:lang w:val="ru-RU"/>
+        </w:rPr>
+      </w:pPr>
+      <w:r>
+        <w:rPr>
+          <w:rFonts w:ascii="Times New Roman" w:hAnsi="Times New Roman" w:cs="Times New Roman"/>
           <w:sz w:val="24"/>
           <w:lang w:val="ru-RU"/>
         </w:rPr>
@@ -910,14 +945,14 @@
       </w:r>
       <w:r>
         <w:rPr>
-          <w:rFonts w:ascii="Times New Roman" w:hAnsi="Times New Roman"/>
+          <w:rFonts w:ascii="Times New Roman" w:hAnsi="Times New Roman" w:cs="Times New Roman"/>
           <w:sz w:val="24"/>
         </w:rPr>
         <w:t>UC</w:t>
       </w:r>
       <w:r>
         <w:rPr>
-          <w:rFonts w:ascii="Times New Roman" w:hAnsi="Times New Roman"/>
+          <w:rFonts w:ascii="Times New Roman" w:hAnsi="Times New Roman" w:cs="Times New Roman"/>
           <w:sz w:val="24"/>
           <w:lang w:val="ru-RU"/>
         </w:rPr>
@@ -925,7 +960,7 @@
       </w:r>
       <w:r>
         <w:rPr>
-          <w:rFonts w:ascii="Times New Roman" w:hAnsi="Times New Roman"/>
+          <w:rFonts w:ascii="Times New Roman" w:hAnsi="Times New Roman" w:cs="Times New Roman"/>
           <w:sz w:val="24"/>
           <w:lang w:val="ru-RU"/>
         </w:rPr>
@@ -942,12 +977,13 @@
         <w:spacing w:after="60" w:line="276" w:lineRule="auto"/>
         <w:ind w:left="340"/>
         <w:rPr>
-          <w:lang w:val="ru-RU"/>
-        </w:rPr>
-      </w:pPr>
-      <w:r>
-        <w:rPr>
-          <w:rFonts w:ascii="Times New Roman" w:hAnsi="Times New Roman"/>
+          <w:rFonts w:ascii="Times New Roman" w:hAnsi="Times New Roman" w:cs="Times New Roman"/>
+          <w:lang w:val="ru-RU"/>
+        </w:rPr>
+      </w:pPr>
+      <w:r>
+        <w:rPr>
+          <w:rFonts w:ascii="Times New Roman" w:hAnsi="Times New Roman" w:cs="Times New Roman"/>
           <w:sz w:val="24"/>
           <w:lang w:val="ru-RU"/>
         </w:rPr>
@@ -955,7 +991,7 @@
       </w:r>
       <w:r>
         <w:rPr>
-          <w:rFonts w:ascii="Times New Roman" w:hAnsi="Times New Roman"/>
+          <w:rFonts w:ascii="Times New Roman" w:hAnsi="Times New Roman" w:cs="Times New Roman"/>
           <w:sz w:val="24"/>
           <w:lang w:val="ru-RU"/>
         </w:rPr>
@@ -971,12 +1007,13 @@
         </w:tabs>
         <w:spacing w:line="276" w:lineRule="auto"/>
         <w:rPr>
-          <w:lang w:val="ru-RU"/>
-        </w:rPr>
-      </w:pPr>
-      <w:r>
-        <w:rPr>
-          <w:rFonts w:ascii="Times New Roman" w:hAnsi="Times New Roman"/>
+          <w:rFonts w:ascii="Times New Roman" w:hAnsi="Times New Roman" w:cs="Times New Roman"/>
+          <w:lang w:val="ru-RU"/>
+        </w:rPr>
+      </w:pPr>
+      <w:r>
+        <w:rPr>
+          <w:rFonts w:ascii="Times New Roman" w:hAnsi="Times New Roman" w:cs="Times New Roman"/>
           <w:b/>
           <w:sz w:val="24"/>
           <w:lang w:val="ru-RU"/>
@@ -985,7 +1022,7 @@
       </w:r>
       <w:r>
         <w:rPr>
-          <w:rFonts w:ascii="Times New Roman" w:hAnsi="Times New Roman"/>
+          <w:rFonts w:ascii="Times New Roman" w:hAnsi="Times New Roman" w:cs="Times New Roman"/>
           <w:b/>
           <w:sz w:val="24"/>
         </w:rPr>
@@ -993,7 +1030,7 @@
       </w:r>
       <w:r>
         <w:rPr>
-          <w:rFonts w:ascii="Times New Roman" w:hAnsi="Times New Roman"/>
+          <w:rFonts w:ascii="Times New Roman" w:hAnsi="Times New Roman" w:cs="Times New Roman"/>
           <w:b/>
           <w:sz w:val="24"/>
           <w:lang w:val="ru-RU"/>
@@ -1002,7 +1039,7 @@
       </w:r>
       <w:r>
         <w:rPr>
-          <w:rFonts w:ascii="Times New Roman" w:hAnsi="Times New Roman"/>
+          <w:rFonts w:ascii="Times New Roman" w:hAnsi="Times New Roman" w:cs="Times New Roman"/>
           <w:sz w:val="24"/>
           <w:lang w:val="ru-RU"/>
         </w:rPr>
@@ -1018,12 +1055,13 @@
         </w:tabs>
         <w:spacing w:line="276" w:lineRule="auto"/>
         <w:rPr>
-          <w:lang w:val="ru-RU"/>
-        </w:rPr>
-      </w:pPr>
-      <w:r>
-        <w:rPr>
-          <w:rFonts w:ascii="Times New Roman" w:hAnsi="Times New Roman"/>
+          <w:rFonts w:ascii="Times New Roman" w:hAnsi="Times New Roman" w:cs="Times New Roman"/>
+          <w:lang w:val="ru-RU"/>
+        </w:rPr>
+      </w:pPr>
+      <w:r>
+        <w:rPr>
+          <w:rFonts w:ascii="Times New Roman" w:hAnsi="Times New Roman" w:cs="Times New Roman"/>
           <w:b/>
           <w:sz w:val="24"/>
           <w:lang w:val="ru-RU"/>
@@ -1032,7 +1070,7 @@
       </w:r>
       <w:r>
         <w:rPr>
-          <w:rFonts w:ascii="Times New Roman" w:hAnsi="Times New Roman"/>
+          <w:rFonts w:ascii="Times New Roman" w:hAnsi="Times New Roman" w:cs="Times New Roman"/>
           <w:b/>
           <w:sz w:val="24"/>
         </w:rPr>
@@ -1040,7 +1078,7 @@
       </w:r>
       <w:r>
         <w:rPr>
-          <w:rFonts w:ascii="Times New Roman" w:hAnsi="Times New Roman"/>
+          <w:rFonts w:ascii="Times New Roman" w:hAnsi="Times New Roman" w:cs="Times New Roman"/>
           <w:b/>
           <w:sz w:val="24"/>
           <w:lang w:val="ru-RU"/>
@@ -1049,7 +1087,7 @@
       </w:r>
       <w:r>
         <w:rPr>
-          <w:rFonts w:ascii="Times New Roman" w:hAnsi="Times New Roman"/>
+          <w:rFonts w:ascii="Times New Roman" w:hAnsi="Times New Roman" w:cs="Times New Roman"/>
           <w:sz w:val="24"/>
           <w:lang w:val="ru-RU"/>
         </w:rPr>
@@ -1065,12 +1103,13 @@
         </w:tabs>
         <w:spacing w:line="276" w:lineRule="auto"/>
         <w:rPr>
-          <w:lang w:val="ru-RU"/>
-        </w:rPr>
-      </w:pPr>
-      <w:r>
-        <w:rPr>
-          <w:rFonts w:ascii="Times New Roman" w:hAnsi="Times New Roman"/>
+          <w:rFonts w:ascii="Times New Roman" w:hAnsi="Times New Roman" w:cs="Times New Roman"/>
+          <w:lang w:val="ru-RU"/>
+        </w:rPr>
+      </w:pPr>
+      <w:r>
+        <w:rPr>
+          <w:rFonts w:ascii="Times New Roman" w:hAnsi="Times New Roman" w:cs="Times New Roman"/>
           <w:b/>
           <w:sz w:val="24"/>
           <w:lang w:val="ru-RU"/>
@@ -1079,7 +1118,7 @@
       </w:r>
       <w:r>
         <w:rPr>
-          <w:rFonts w:ascii="Times New Roman" w:hAnsi="Times New Roman"/>
+          <w:rFonts w:ascii="Times New Roman" w:hAnsi="Times New Roman" w:cs="Times New Roman"/>
           <w:b/>
           <w:sz w:val="24"/>
         </w:rPr>
@@ -1087,7 +1126,7 @@
       </w:r>
       <w:r>
         <w:rPr>
-          <w:rFonts w:ascii="Times New Roman" w:hAnsi="Times New Roman"/>
+          <w:rFonts w:ascii="Times New Roman" w:hAnsi="Times New Roman" w:cs="Times New Roman"/>
           <w:b/>
           <w:sz w:val="24"/>
           <w:lang w:val="ru-RU"/>
@@ -1096,7 +1135,7 @@
       </w:r>
       <w:r>
         <w:rPr>
-          <w:rFonts w:ascii="Times New Roman" w:hAnsi="Times New Roman"/>
+          <w:rFonts w:ascii="Times New Roman" w:hAnsi="Times New Roman" w:cs="Times New Roman"/>
           <w:sz w:val="24"/>
           <w:lang w:val="ru-RU"/>
         </w:rPr>
@@ -1112,12 +1151,13 @@
         </w:tabs>
         <w:spacing w:line="276" w:lineRule="auto"/>
         <w:rPr>
-          <w:lang w:val="ru-RU"/>
-        </w:rPr>
-      </w:pPr>
-      <w:r>
-        <w:rPr>
-          <w:rFonts w:ascii="Times New Roman" w:hAnsi="Times New Roman"/>
+          <w:rFonts w:ascii="Times New Roman" w:hAnsi="Times New Roman" w:cs="Times New Roman"/>
+          <w:lang w:val="ru-RU"/>
+        </w:rPr>
+      </w:pPr>
+      <w:r>
+        <w:rPr>
+          <w:rFonts w:ascii="Times New Roman" w:hAnsi="Times New Roman" w:cs="Times New Roman"/>
           <w:b/>
           <w:sz w:val="24"/>
           <w:lang w:val="ru-RU"/>
@@ -1126,7 +1166,7 @@
       </w:r>
       <w:r>
         <w:rPr>
-          <w:rFonts w:ascii="Times New Roman" w:hAnsi="Times New Roman"/>
+          <w:rFonts w:ascii="Times New Roman" w:hAnsi="Times New Roman" w:cs="Times New Roman"/>
           <w:sz w:val="24"/>
           <w:lang w:val="ru-RU"/>
         </w:rPr>
@@ -1137,11 +1177,13 @@
     <w:p>
       <w:pPr>
         <w:rPr>
-          <w:lang w:val="ru-RU"/>
-        </w:rPr>
-      </w:pPr>
-      <w:r>
-        <w:rPr>
+          <w:rFonts w:ascii="Times New Roman" w:hAnsi="Times New Roman" w:cs="Times New Roman"/>
+          <w:lang w:val="ru-RU"/>
+        </w:rPr>
+      </w:pPr>
+      <w:r>
+        <w:rPr>
+          <w:rFonts w:ascii="Times New Roman" w:hAnsi="Times New Roman" w:cs="Times New Roman"/>
           <w:lang w:val="ru-RU"/>
         </w:rPr>
         <w:br w:type="page"/>
@@ -1151,11 +1193,13 @@
       <w:pPr>
         <w:pStyle w:val="1"/>
         <w:rPr>
-          <w:lang w:val="ru-RU"/>
-        </w:rPr>
-      </w:pPr>
-      <w:r>
-        <w:rPr>
+          <w:rFonts w:ascii="Times New Roman" w:hAnsi="Times New Roman" w:cs="Times New Roman"/>
+          <w:lang w:val="ru-RU"/>
+        </w:rPr>
+      </w:pPr>
+      <w:r>
+        <w:rPr>
+          <w:rFonts w:ascii="Times New Roman" w:hAnsi="Times New Roman" w:cs="Times New Roman"/>
           <w:lang w:val="ru-RU"/>
         </w:rPr>
         <w:lastRenderedPageBreak/>
@@ -1165,20 +1209,26 @@
     <w:p>
       <w:pPr>
         <w:rPr>
-          <w:lang w:val="ru-RU"/>
-        </w:rPr>
-      </w:pPr>
-      <w:r>
-        <w:rPr>
+          <w:rFonts w:ascii="Times New Roman" w:hAnsi="Times New Roman" w:cs="Times New Roman"/>
+          <w:lang w:val="ru-RU"/>
+        </w:rPr>
+      </w:pPr>
+      <w:r>
+        <w:rPr>
+          <w:rFonts w:ascii="Times New Roman" w:hAnsi="Times New Roman" w:cs="Times New Roman"/>
           <w:lang w:val="ru-RU"/>
         </w:rPr>
         <w:t xml:space="preserve">Для выполнения практического задания выбрана тема №25 из предложенного перечня - тайм-трекер. Проект представляет собой консольное приложение на </w:t>
       </w:r>
       <w:r>
+        <w:rPr>
+          <w:rFonts w:ascii="Times New Roman" w:hAnsi="Times New Roman" w:cs="Times New Roman"/>
+        </w:rPr>
         <w:t>C</w:t>
       </w:r>
       <w:r>
         <w:rPr>
+          <w:rFonts w:ascii="Times New Roman" w:hAnsi="Times New Roman" w:cs="Times New Roman"/>
           <w:lang w:val="ru-RU"/>
         </w:rPr>
         <w:t>++ для фиксации времени, затраченного на задачи, и получения отчетов по выбранному периоду.</w:t>
@@ -1187,20 +1237,26 @@
     <w:p>
       <w:pPr>
         <w:rPr>
-          <w:lang w:val="ru-RU"/>
-        </w:rPr>
-      </w:pPr>
-      <w:r>
-        <w:rPr>
+          <w:rFonts w:ascii="Times New Roman" w:hAnsi="Times New Roman" w:cs="Times New Roman"/>
+          <w:lang w:val="ru-RU"/>
+        </w:rPr>
+      </w:pPr>
+      <w:r>
+        <w:rPr>
+          <w:rFonts w:ascii="Times New Roman" w:hAnsi="Times New Roman" w:cs="Times New Roman"/>
           <w:lang w:val="ru-RU"/>
         </w:rPr>
         <w:t xml:space="preserve">Пользователь создает проекты и задачи, запускает и останавливает учет времени, просматривает историю записей и формирует сводку. Данные хранятся локально; отчет можно вывести в консоль и сохранить в </w:t>
       </w:r>
       <w:r>
+        <w:rPr>
+          <w:rFonts w:ascii="Times New Roman" w:hAnsi="Times New Roman" w:cs="Times New Roman"/>
+        </w:rPr>
         <w:t>CSV</w:t>
       </w:r>
       <w:r>
         <w:rPr>
+          <w:rFonts w:ascii="Times New Roman" w:hAnsi="Times New Roman" w:cs="Times New Roman"/>
           <w:lang w:val="ru-RU"/>
         </w:rPr>
         <w:t>.</w:t>
@@ -1209,34 +1265,42 @@
     <w:p>
       <w:pPr>
         <w:rPr>
-          <w:lang w:val="ru-RU"/>
-        </w:rPr>
-      </w:pPr>
-      <w:r>
-        <w:rPr>
+          <w:rFonts w:ascii="Times New Roman" w:hAnsi="Times New Roman" w:cs="Times New Roman"/>
+          <w:lang w:val="ru-RU"/>
+        </w:rPr>
+      </w:pPr>
+      <w:r>
+        <w:rPr>
+          <w:rFonts w:ascii="Times New Roman" w:hAnsi="Times New Roman" w:cs="Times New Roman"/>
           <w:lang w:val="ru-RU"/>
         </w:rPr>
         <w:t xml:space="preserve">Целевая версия проекта: </w:t>
       </w:r>
       <w:r>
+        <w:rPr>
+          <w:rFonts w:ascii="Times New Roman" w:hAnsi="Times New Roman" w:cs="Times New Roman"/>
+        </w:rPr>
         <w:t>C</w:t>
       </w:r>
       <w:r>
         <w:rPr>
-          <w:lang w:val="ru-RU"/>
-        </w:rPr>
-        <w:t>++17, командная строка, одна локальная учетная запись. Сторонние библиотеки не являются обязательными; основная логика учета времени, проверки данных и формирования отчетов реализуется командой. Эти технические решения являются предложением команды для первой версии и подлежат подтверждению.</w:t>
+          <w:rFonts w:ascii="Times New Roman" w:hAnsi="Times New Roman" w:cs="Times New Roman"/>
+          <w:lang w:val="ru-RU"/>
+        </w:rPr>
+        <w:t>++17, командная строка, одна локальная учетная запись. Сторонние библиотеки не являются обязательными; основная логика учета времени, проверки данных и формирования отчетов реализуется командой.</w:t>
       </w:r>
     </w:p>
     <w:p>
       <w:pPr>
         <w:pStyle w:val="21"/>
         <w:rPr>
-          <w:lang w:val="ru-RU"/>
-        </w:rPr>
-      </w:pPr>
-      <w:r>
-        <w:rPr>
+          <w:rFonts w:ascii="Times New Roman" w:hAnsi="Times New Roman" w:cs="Times New Roman"/>
+          <w:lang w:val="ru-RU"/>
+        </w:rPr>
+      </w:pPr>
+      <w:r>
+        <w:rPr>
+          <w:rFonts w:ascii="Times New Roman" w:hAnsi="Times New Roman" w:cs="Times New Roman"/>
           <w:lang w:val="ru-RU"/>
         </w:rPr>
         <w:t>Цель проекта</w:t>
@@ -1245,11 +1309,13 @@
     <w:p>
       <w:pPr>
         <w:rPr>
-          <w:lang w:val="ru-RU"/>
-        </w:rPr>
-      </w:pPr>
-      <w:r>
-        <w:rPr>
+          <w:rFonts w:ascii="Times New Roman" w:hAnsi="Times New Roman" w:cs="Times New Roman"/>
+          <w:lang w:val="ru-RU"/>
+        </w:rPr>
+      </w:pPr>
+      <w:r>
+        <w:rPr>
+          <w:rFonts w:ascii="Times New Roman" w:hAnsi="Times New Roman" w:cs="Times New Roman"/>
           <w:lang w:val="ru-RU"/>
         </w:rPr>
         <w:t>Сделать простой инструмент, который помогает пользователю фиксировать фактические затраты времени на задачи и сопоставлять их с планом без ручного подсчета.</w:t>
@@ -1259,11 +1325,13 @@
       <w:pPr>
         <w:pStyle w:val="21"/>
         <w:rPr>
-          <w:lang w:val="ru-RU"/>
-        </w:rPr>
-      </w:pPr>
-      <w:r>
-        <w:rPr>
+          <w:rFonts w:ascii="Times New Roman" w:hAnsi="Times New Roman" w:cs="Times New Roman"/>
+          <w:lang w:val="ru-RU"/>
+        </w:rPr>
+      </w:pPr>
+      <w:r>
+        <w:rPr>
+          <w:rFonts w:ascii="Times New Roman" w:hAnsi="Times New Roman" w:cs="Times New Roman"/>
           <w:lang w:val="ru-RU"/>
         </w:rPr>
         <w:t>Границы проекта</w:t>
@@ -1273,20 +1341,26 @@
       <w:pPr>
         <w:ind w:left="227" w:hanging="142"/>
         <w:rPr>
-          <w:lang w:val="ru-RU"/>
-        </w:rPr>
-      </w:pPr>
-      <w:r>
-        <w:rPr>
+          <w:rFonts w:ascii="Times New Roman" w:hAnsi="Times New Roman" w:cs="Times New Roman"/>
+          <w:lang w:val="ru-RU"/>
+        </w:rPr>
+      </w:pPr>
+      <w:r>
+        <w:rPr>
+          <w:rFonts w:ascii="Times New Roman" w:hAnsi="Times New Roman" w:cs="Times New Roman"/>
           <w:lang w:val="ru-RU"/>
         </w:rPr>
         <w:t xml:space="preserve">• Входит: управление проектами и задачами, запуск и остановка таймера, история сессий, суммарные отчеты за период, экспорт </w:t>
       </w:r>
       <w:r>
+        <w:rPr>
+          <w:rFonts w:ascii="Times New Roman" w:hAnsi="Times New Roman" w:cs="Times New Roman"/>
+        </w:rPr>
         <w:t>CSV</w:t>
       </w:r>
       <w:r>
         <w:rPr>
+          <w:rFonts w:ascii="Times New Roman" w:hAnsi="Times New Roman" w:cs="Times New Roman"/>
           <w:lang w:val="ru-RU"/>
         </w:rPr>
         <w:t>, локальное хранение.</w:t>
@@ -1296,11 +1370,13 @@
       <w:pPr>
         <w:ind w:left="227" w:hanging="142"/>
         <w:rPr>
-          <w:lang w:val="ru-RU"/>
-        </w:rPr>
-      </w:pPr>
-      <w:r>
-        <w:rPr>
+          <w:rFonts w:ascii="Times New Roman" w:hAnsi="Times New Roman" w:cs="Times New Roman"/>
+          <w:lang w:val="ru-RU"/>
+        </w:rPr>
+      </w:pPr>
+      <w:r>
+        <w:rPr>
+          <w:rFonts w:ascii="Times New Roman" w:hAnsi="Times New Roman" w:cs="Times New Roman"/>
           <w:lang w:val="ru-RU"/>
         </w:rPr>
         <w:t>• Не входит в первую версию: облачная синхронизация, совместная работа, учет сотрудников и зарплат, автоматическое распознавание активности, мобильное приложение.</w:t>
@@ -1309,20 +1385,26 @@
     <w:p>
       <w:pPr>
         <w:rPr>
-          <w:lang w:val="ru-RU"/>
-        </w:rPr>
-      </w:pPr>
-      <w:r>
-        <w:rPr>
+          <w:rFonts w:ascii="Times New Roman" w:hAnsi="Times New Roman" w:cs="Times New Roman"/>
+          <w:lang w:val="ru-RU"/>
+        </w:rPr>
+      </w:pPr>
+      <w:r>
+        <w:rPr>
+          <w:rFonts w:ascii="Times New Roman" w:hAnsi="Times New Roman" w:cs="Times New Roman"/>
           <w:lang w:val="ru-RU"/>
         </w:rPr>
         <w:t xml:space="preserve">Ограничение по реализации: проект разрабатывается на </w:t>
       </w:r>
       <w:r>
+        <w:rPr>
+          <w:rFonts w:ascii="Times New Roman" w:hAnsi="Times New Roman" w:cs="Times New Roman"/>
+        </w:rPr>
         <w:t>C</w:t>
       </w:r>
       <w:r>
         <w:rPr>
+          <w:rFonts w:ascii="Times New Roman" w:hAnsi="Times New Roman" w:cs="Times New Roman"/>
           <w:lang w:val="ru-RU"/>
         </w:rPr>
         <w:t>++. Допускается применение библиотек и сторонних сервисов, но они не должны заменять реализацию предметной логики.</w:t>
@@ -1332,11 +1414,13 @@
       <w:pPr>
         <w:pStyle w:val="1"/>
         <w:rPr>
-          <w:lang w:val="ru-RU"/>
-        </w:rPr>
-      </w:pPr>
-      <w:r>
-        <w:rPr>
+          <w:rFonts w:ascii="Times New Roman" w:hAnsi="Times New Roman" w:cs="Times New Roman"/>
+          <w:lang w:val="ru-RU"/>
+        </w:rPr>
+      </w:pPr>
+      <w:r>
+        <w:rPr>
+          <w:rFonts w:ascii="Times New Roman" w:hAnsi="Times New Roman" w:cs="Times New Roman"/>
           <w:lang w:val="ru-RU"/>
         </w:rPr>
         <w:t>2 Сбор и анализ требований</w:t>
@@ -1344,22 +1428,15 @@
     </w:p>
     <w:p>
       <w:pPr>
-        <w:rPr>
-          <w:lang w:val="ru-RU"/>
-        </w:rPr>
-      </w:pPr>
-      <w:r>
-        <w:rPr>
-          <w:lang w:val="ru-RU"/>
-        </w:rPr>
-        <w:t>На входе команда получила краткое описание темы. Поэтому требования ниже сформированы путем анализа формулировки кейса, определения заинтересованных лиц и построения пользовательских историй. Интервью с реальным заказчиком не проводилось; вопросы для подтверждения предположений вынесены отдельно, чтобы не выдавать гипотезы за согласованные факты.</w:t>
-      </w:r>
-    </w:p>
-    <w:p>
-      <w:pPr>
         <w:pStyle w:val="21"/>
-      </w:pPr>
-      <w:r>
+        <w:rPr>
+          <w:rFonts w:ascii="Times New Roman" w:hAnsi="Times New Roman" w:cs="Times New Roman"/>
+        </w:rPr>
+      </w:pPr>
+      <w:r>
+        <w:rPr>
+          <w:rFonts w:ascii="Times New Roman" w:hAnsi="Times New Roman" w:cs="Times New Roman"/>
+        </w:rPr>
         <w:t>Примененная методика</w:t>
       </w:r>
     </w:p>
@@ -1396,9 +1473,13 @@
           <w:p>
             <w:pPr>
               <w:spacing w:after="0"/>
+              <w:rPr>
+                <w:rFonts w:ascii="Times New Roman" w:hAnsi="Times New Roman" w:cs="Times New Roman"/>
+              </w:rPr>
             </w:pPr>
             <w:r>
               <w:rPr>
+                <w:rFonts w:ascii="Times New Roman" w:hAnsi="Times New Roman" w:cs="Times New Roman"/>
                 <w:b/>
                 <w:sz w:val="19"/>
               </w:rPr>
@@ -1421,9 +1502,13 @@
           <w:p>
             <w:pPr>
               <w:spacing w:after="0"/>
+              <w:rPr>
+                <w:rFonts w:ascii="Times New Roman" w:hAnsi="Times New Roman" w:cs="Times New Roman"/>
+              </w:rPr>
             </w:pPr>
             <w:r>
               <w:rPr>
+                <w:rFonts w:ascii="Times New Roman" w:hAnsi="Times New Roman" w:cs="Times New Roman"/>
                 <w:b/>
                 <w:sz w:val="19"/>
               </w:rPr>
@@ -1446,9 +1531,13 @@
           <w:p>
             <w:pPr>
               <w:spacing w:after="0"/>
+              <w:rPr>
+                <w:rFonts w:ascii="Times New Roman" w:hAnsi="Times New Roman" w:cs="Times New Roman"/>
+              </w:rPr>
             </w:pPr>
             <w:r>
               <w:rPr>
+                <w:rFonts w:ascii="Times New Roman" w:hAnsi="Times New Roman" w:cs="Times New Roman"/>
                 <w:b/>
                 <w:sz w:val="19"/>
               </w:rPr>
@@ -1476,9 +1565,13 @@
           <w:p>
             <w:pPr>
               <w:spacing w:after="0"/>
+              <w:rPr>
+                <w:rFonts w:ascii="Times New Roman" w:hAnsi="Times New Roman" w:cs="Times New Roman"/>
+              </w:rPr>
             </w:pPr>
             <w:r>
               <w:rPr>
+                <w:rFonts w:ascii="Times New Roman" w:hAnsi="Times New Roman" w:cs="Times New Roman"/>
                 <w:sz w:val="19"/>
               </w:rPr>
               <w:t>Анализ исходного описания</w:t>
@@ -1500,11 +1593,13 @@
             <w:pPr>
               <w:spacing w:after="0"/>
               <w:rPr>
+                <w:rFonts w:ascii="Times New Roman" w:hAnsi="Times New Roman" w:cs="Times New Roman"/>
                 <w:lang w:val="ru-RU"/>
               </w:rPr>
             </w:pPr>
             <w:r>
               <w:rPr>
+                <w:rFonts w:ascii="Times New Roman" w:hAnsi="Times New Roman" w:cs="Times New Roman"/>
                 <w:sz w:val="19"/>
                 <w:lang w:val="ru-RU"/>
               </w:rPr>
@@ -1527,11 +1622,13 @@
             <w:pPr>
               <w:spacing w:after="0"/>
               <w:rPr>
+                <w:rFonts w:ascii="Times New Roman" w:hAnsi="Times New Roman" w:cs="Times New Roman"/>
                 <w:lang w:val="ru-RU"/>
               </w:rPr>
             </w:pPr>
             <w:r>
               <w:rPr>
+                <w:rFonts w:ascii="Times New Roman" w:hAnsi="Times New Roman" w:cs="Times New Roman"/>
                 <w:sz w:val="19"/>
                 <w:lang w:val="ru-RU"/>
               </w:rPr>
@@ -1559,9 +1656,13 @@
           <w:p>
             <w:pPr>
               <w:spacing w:after="0"/>
+              <w:rPr>
+                <w:rFonts w:ascii="Times New Roman" w:hAnsi="Times New Roman" w:cs="Times New Roman"/>
+              </w:rPr>
             </w:pPr>
             <w:r>
               <w:rPr>
+                <w:rFonts w:ascii="Times New Roman" w:hAnsi="Times New Roman" w:cs="Times New Roman"/>
                 <w:sz w:val="19"/>
               </w:rPr>
               <w:t>Анализ заинтересованных лиц</w:t>
@@ -1583,11 +1684,13 @@
             <w:pPr>
               <w:spacing w:after="0"/>
               <w:rPr>
+                <w:rFonts w:ascii="Times New Roman" w:hAnsi="Times New Roman" w:cs="Times New Roman"/>
                 <w:lang w:val="ru-RU"/>
               </w:rPr>
             </w:pPr>
             <w:r>
               <w:rPr>
+                <w:rFonts w:ascii="Times New Roman" w:hAnsi="Times New Roman" w:cs="Times New Roman"/>
                 <w:sz w:val="19"/>
                 <w:lang w:val="ru-RU"/>
               </w:rPr>
@@ -1609,9 +1712,13 @@
           <w:p>
             <w:pPr>
               <w:spacing w:after="0"/>
+              <w:rPr>
+                <w:rFonts w:ascii="Times New Roman" w:hAnsi="Times New Roman" w:cs="Times New Roman"/>
+              </w:rPr>
             </w:pPr>
             <w:r>
               <w:rPr>
+                <w:rFonts w:ascii="Times New Roman" w:hAnsi="Times New Roman" w:cs="Times New Roman"/>
                 <w:sz w:val="19"/>
               </w:rPr>
               <w:t>Роли и их потребности.</w:t>
@@ -1638,9 +1745,13 @@
           <w:p>
             <w:pPr>
               <w:spacing w:after="0"/>
+              <w:rPr>
+                <w:rFonts w:ascii="Times New Roman" w:hAnsi="Times New Roman" w:cs="Times New Roman"/>
+              </w:rPr>
             </w:pPr>
             <w:r>
               <w:rPr>
+                <w:rFonts w:ascii="Times New Roman" w:hAnsi="Times New Roman" w:cs="Times New Roman"/>
                 <w:sz w:val="19"/>
               </w:rPr>
               <w:t>User Stories</w:t>
@@ -1662,11 +1773,13 @@
             <w:pPr>
               <w:spacing w:after="0"/>
               <w:rPr>
+                <w:rFonts w:ascii="Times New Roman" w:hAnsi="Times New Roman" w:cs="Times New Roman"/>
                 <w:lang w:val="ru-RU"/>
               </w:rPr>
             </w:pPr>
             <w:r>
               <w:rPr>
+                <w:rFonts w:ascii="Times New Roman" w:hAnsi="Times New Roman" w:cs="Times New Roman"/>
                 <w:sz w:val="19"/>
                 <w:lang w:val="ru-RU"/>
               </w:rPr>
@@ -1688,9 +1801,13 @@
           <w:p>
             <w:pPr>
               <w:spacing w:after="0"/>
+              <w:rPr>
+                <w:rFonts w:ascii="Times New Roman" w:hAnsi="Times New Roman" w:cs="Times New Roman"/>
+              </w:rPr>
             </w:pPr>
             <w:r>
               <w:rPr>
+                <w:rFonts w:ascii="Times New Roman" w:hAnsi="Times New Roman" w:cs="Times New Roman"/>
                 <w:sz w:val="19"/>
               </w:rPr>
               <w:t>Проверяемые пользовательские требования.</w:t>
@@ -1717,9 +1834,13 @@
           <w:p>
             <w:pPr>
               <w:spacing w:after="0"/>
+              <w:rPr>
+                <w:rFonts w:ascii="Times New Roman" w:hAnsi="Times New Roman" w:cs="Times New Roman"/>
+              </w:rPr>
             </w:pPr>
             <w:r>
               <w:rPr>
+                <w:rFonts w:ascii="Times New Roman" w:hAnsi="Times New Roman" w:cs="Times New Roman"/>
                 <w:sz w:val="19"/>
               </w:rPr>
               <w:t>Story Mapping и MoSCoW</w:t>
@@ -1741,11 +1862,13 @@
             <w:pPr>
               <w:spacing w:after="0"/>
               <w:rPr>
+                <w:rFonts w:ascii="Times New Roman" w:hAnsi="Times New Roman" w:cs="Times New Roman"/>
                 <w:lang w:val="ru-RU"/>
               </w:rPr>
             </w:pPr>
             <w:r>
               <w:rPr>
+                <w:rFonts w:ascii="Times New Roman" w:hAnsi="Times New Roman" w:cs="Times New Roman"/>
                 <w:sz w:val="19"/>
                 <w:lang w:val="ru-RU"/>
               </w:rPr>
@@ -1768,11 +1891,13 @@
             <w:pPr>
               <w:spacing w:after="0"/>
               <w:rPr>
+                <w:rFonts w:ascii="Times New Roman" w:hAnsi="Times New Roman" w:cs="Times New Roman"/>
                 <w:lang w:val="ru-RU"/>
               </w:rPr>
             </w:pPr>
             <w:r>
               <w:rPr>
+                <w:rFonts w:ascii="Times New Roman" w:hAnsi="Times New Roman" w:cs="Times New Roman"/>
                 <w:sz w:val="19"/>
                 <w:lang w:val="ru-RU"/>
               </w:rPr>
@@ -1800,9 +1925,13 @@
           <w:p>
             <w:pPr>
               <w:spacing w:after="0"/>
+              <w:rPr>
+                <w:rFonts w:ascii="Times New Roman" w:hAnsi="Times New Roman" w:cs="Times New Roman"/>
+              </w:rPr>
             </w:pPr>
             <w:r>
               <w:rPr>
+                <w:rFonts w:ascii="Times New Roman" w:hAnsi="Times New Roman" w:cs="Times New Roman"/>
                 <w:sz w:val="19"/>
               </w:rPr>
               <w:t>Критерии приемки</w:t>
@@ -1824,11 +1953,13 @@
             <w:pPr>
               <w:spacing w:after="0"/>
               <w:rPr>
+                <w:rFonts w:ascii="Times New Roman" w:hAnsi="Times New Roman" w:cs="Times New Roman"/>
                 <w:lang w:val="ru-RU"/>
               </w:rPr>
             </w:pPr>
             <w:r>
               <w:rPr>
+                <w:rFonts w:ascii="Times New Roman" w:hAnsi="Times New Roman" w:cs="Times New Roman"/>
                 <w:sz w:val="19"/>
                 <w:lang w:val="ru-RU"/>
               </w:rPr>
@@ -1850,9 +1981,13 @@
           <w:p>
             <w:pPr>
               <w:spacing w:after="0"/>
+              <w:rPr>
+                <w:rFonts w:ascii="Times New Roman" w:hAnsi="Times New Roman" w:cs="Times New Roman"/>
+              </w:rPr>
             </w:pPr>
             <w:r>
               <w:rPr>
+                <w:rFonts w:ascii="Times New Roman" w:hAnsi="Times New Roman" w:cs="Times New Roman"/>
                 <w:sz w:val="19"/>
               </w:rPr>
               <w:t>Основа проверки готового продукта.</w:t>
@@ -1864,8 +1999,14 @@
     <w:p>
       <w:pPr>
         <w:pStyle w:val="21"/>
-      </w:pPr>
-      <w:r>
+        <w:rPr>
+          <w:rFonts w:ascii="Times New Roman" w:hAnsi="Times New Roman" w:cs="Times New Roman"/>
+        </w:rPr>
+      </w:pPr>
+      <w:r>
+        <w:rPr>
+          <w:rFonts w:ascii="Times New Roman" w:hAnsi="Times New Roman" w:cs="Times New Roman"/>
+        </w:rPr>
         <w:t>Вопросы для подтверждения у заказчика</w:t>
       </w:r>
     </w:p>
@@ -1873,11 +2014,13 @@
       <w:pPr>
         <w:ind w:left="227" w:hanging="142"/>
         <w:rPr>
-          <w:lang w:val="ru-RU"/>
-        </w:rPr>
-      </w:pPr>
-      <w:r>
-        <w:rPr>
+          <w:rFonts w:ascii="Times New Roman" w:hAnsi="Times New Roman" w:cs="Times New Roman"/>
+          <w:lang w:val="ru-RU"/>
+        </w:rPr>
+      </w:pPr>
+      <w:r>
+        <w:rPr>
+          <w:rFonts w:ascii="Times New Roman" w:hAnsi="Times New Roman" w:cs="Times New Roman"/>
           <w:lang w:val="ru-RU"/>
         </w:rPr>
         <w:t>• Нужно ли разрешать параллельный учет нескольких задач или одновременно активна только одна? В первой версии принято правило: активна не более одной задачи.</w:t>
@@ -1887,11 +2030,13 @@
       <w:pPr>
         <w:ind w:left="227" w:hanging="142"/>
         <w:rPr>
-          <w:lang w:val="ru-RU"/>
-        </w:rPr>
-      </w:pPr>
-      <w:r>
-        <w:rPr>
+          <w:rFonts w:ascii="Times New Roman" w:hAnsi="Times New Roman" w:cs="Times New Roman"/>
+          <w:lang w:val="ru-RU"/>
+        </w:rPr>
+      </w:pPr>
+      <w:r>
+        <w:rPr>
+          <w:rFonts w:ascii="Times New Roman" w:hAnsi="Times New Roman" w:cs="Times New Roman"/>
           <w:lang w:val="ru-RU"/>
         </w:rPr>
         <w:t>• Должен ли таймер продолжаться после закрытия программы? В первой версии незавершенная запись сохраняется и может быть остановлена после повторного запуска.</w:t>
@@ -1901,14 +2046,15 @@
       <w:pPr>
         <w:ind w:left="227" w:hanging="142"/>
         <w:rPr>
-          <w:lang w:val="ru-RU"/>
-        </w:rPr>
-      </w:pPr>
-      <w:r>
-        <w:rPr>
-          <w:lang w:val="ru-RU"/>
-        </w:rPr>
-        <w:lastRenderedPageBreak/>
+          <w:rFonts w:ascii="Times New Roman" w:hAnsi="Times New Roman" w:cs="Times New Roman"/>
+          <w:lang w:val="ru-RU"/>
+        </w:rPr>
+      </w:pPr>
+      <w:r>
+        <w:rPr>
+          <w:rFonts w:ascii="Times New Roman" w:hAnsi="Times New Roman" w:cs="Times New Roman"/>
+          <w:lang w:val="ru-RU"/>
+        </w:rPr>
         <w:t>• Какие интервалы отчетов нужны чаще всего? Предусмотрены день, неделя, месяц и произвольный диапазон дат.</w:t>
       </w:r>
     </w:p>
@@ -1916,11 +2062,13 @@
       <w:pPr>
         <w:ind w:left="227" w:hanging="142"/>
         <w:rPr>
-          <w:lang w:val="ru-RU"/>
-        </w:rPr>
-      </w:pPr>
-      <w:r>
-        <w:rPr>
+          <w:rFonts w:ascii="Times New Roman" w:hAnsi="Times New Roman" w:cs="Times New Roman"/>
+          <w:lang w:val="ru-RU"/>
+        </w:rPr>
+      </w:pPr>
+      <w:r>
+        <w:rPr>
+          <w:rFonts w:ascii="Times New Roman" w:hAnsi="Times New Roman" w:cs="Times New Roman"/>
           <w:lang w:val="ru-RU"/>
         </w:rPr>
         <w:t>• Нужна ли корректировка времени вручную? Предусмотрено редактирование завершенной записи с проверкой корректности дат.</w:t>
@@ -1930,20 +2078,26 @@
       <w:pPr>
         <w:ind w:left="227" w:hanging="142"/>
         <w:rPr>
-          <w:lang w:val="ru-RU"/>
-        </w:rPr>
-      </w:pPr>
-      <w:r>
-        <w:rPr>
+          <w:rFonts w:ascii="Times New Roman" w:hAnsi="Times New Roman" w:cs="Times New Roman"/>
+          <w:lang w:val="ru-RU"/>
+        </w:rPr>
+      </w:pPr>
+      <w:r>
+        <w:rPr>
+          <w:rFonts w:ascii="Times New Roman" w:hAnsi="Times New Roman" w:cs="Times New Roman"/>
           <w:lang w:val="ru-RU"/>
         </w:rPr>
         <w:t xml:space="preserve">• Какой формат хранения требуется? Для первой версии предложено локальное хранение в </w:t>
       </w:r>
       <w:r>
+        <w:rPr>
+          <w:rFonts w:ascii="Times New Roman" w:hAnsi="Times New Roman" w:cs="Times New Roman"/>
+        </w:rPr>
         <w:t>CSV</w:t>
       </w:r>
       <w:r>
         <w:rPr>
+          <w:rFonts w:ascii="Times New Roman" w:hAnsi="Times New Roman" w:cs="Times New Roman"/>
           <w:lang w:val="ru-RU"/>
         </w:rPr>
         <w:t>; решение можно уточнить при проектировании.</w:t>
@@ -1951,22 +2105,16 @@
     </w:p>
     <w:p>
       <w:pPr>
-        <w:rPr>
-          <w:lang w:val="ru-RU"/>
-        </w:rPr>
-      </w:pPr>
-      <w:r>
-        <w:rPr>
-          <w:lang w:val="ru-RU"/>
-        </w:rPr>
-        <w:t>Основное предположение для проектирования: приложение используется одним человеком на одном компьютере. Система не выполняет сетевую синхронизацию и не является средством контроля активности пользователя.</w:t>
-      </w:r>
-    </w:p>
-    <w:p>
-      <w:pPr>
         <w:pStyle w:val="1"/>
-      </w:pPr>
-      <w:r>
+        <w:rPr>
+          <w:rFonts w:ascii="Times New Roman" w:hAnsi="Times New Roman" w:cs="Times New Roman"/>
+        </w:rPr>
+      </w:pPr>
+      <w:r>
+        <w:rPr>
+          <w:rFonts w:ascii="Times New Roman" w:hAnsi="Times New Roman" w:cs="Times New Roman"/>
+        </w:rPr>
+        <w:lastRenderedPageBreak/>
         <w:t>3 Пользователи и пользовательские истории</w:t>
       </w:r>
     </w:p>
@@ -2003,9 +2151,13 @@
           <w:p>
             <w:pPr>
               <w:spacing w:after="0"/>
+              <w:rPr>
+                <w:rFonts w:ascii="Times New Roman" w:hAnsi="Times New Roman" w:cs="Times New Roman"/>
+              </w:rPr>
             </w:pPr>
             <w:r>
               <w:rPr>
+                <w:rFonts w:ascii="Times New Roman" w:hAnsi="Times New Roman" w:cs="Times New Roman"/>
                 <w:b/>
                 <w:sz w:val="19"/>
               </w:rPr>
@@ -2028,9 +2180,13 @@
           <w:p>
             <w:pPr>
               <w:spacing w:after="0"/>
+              <w:rPr>
+                <w:rFonts w:ascii="Times New Roman" w:hAnsi="Times New Roman" w:cs="Times New Roman"/>
+              </w:rPr>
             </w:pPr>
             <w:r>
               <w:rPr>
+                <w:rFonts w:ascii="Times New Roman" w:hAnsi="Times New Roman" w:cs="Times New Roman"/>
                 <w:b/>
                 <w:sz w:val="19"/>
               </w:rPr>
@@ -2053,9 +2209,13 @@
           <w:p>
             <w:pPr>
               <w:spacing w:after="0"/>
+              <w:rPr>
+                <w:rFonts w:ascii="Times New Roman" w:hAnsi="Times New Roman" w:cs="Times New Roman"/>
+              </w:rPr>
             </w:pPr>
             <w:r>
               <w:rPr>
+                <w:rFonts w:ascii="Times New Roman" w:hAnsi="Times New Roman" w:cs="Times New Roman"/>
                 <w:b/>
                 <w:sz w:val="19"/>
               </w:rPr>
@@ -2083,9 +2243,13 @@
           <w:p>
             <w:pPr>
               <w:spacing w:after="0"/>
+              <w:rPr>
+                <w:rFonts w:ascii="Times New Roman" w:hAnsi="Times New Roman" w:cs="Times New Roman"/>
+              </w:rPr>
             </w:pPr>
             <w:r>
               <w:rPr>
+                <w:rFonts w:ascii="Times New Roman" w:hAnsi="Times New Roman" w:cs="Times New Roman"/>
                 <w:sz w:val="19"/>
               </w:rPr>
               <w:t>Пользователь тайм-трекера</w:t>
@@ -2107,11 +2271,13 @@
             <w:pPr>
               <w:spacing w:after="0"/>
               <w:rPr>
+                <w:rFonts w:ascii="Times New Roman" w:hAnsi="Times New Roman" w:cs="Times New Roman"/>
                 <w:lang w:val="ru-RU"/>
               </w:rPr>
             </w:pPr>
             <w:r>
               <w:rPr>
+                <w:rFonts w:ascii="Times New Roman" w:hAnsi="Times New Roman" w:cs="Times New Roman"/>
                 <w:sz w:val="19"/>
                 <w:lang w:val="ru-RU"/>
               </w:rPr>
@@ -2134,11 +2300,13 @@
             <w:pPr>
               <w:spacing w:after="0"/>
               <w:rPr>
+                <w:rFonts w:ascii="Times New Roman" w:hAnsi="Times New Roman" w:cs="Times New Roman"/>
                 <w:lang w:val="ru-RU"/>
               </w:rPr>
             </w:pPr>
             <w:r>
               <w:rPr>
+                <w:rFonts w:ascii="Times New Roman" w:hAnsi="Times New Roman" w:cs="Times New Roman"/>
                 <w:sz w:val="19"/>
                 <w:lang w:val="ru-RU"/>
               </w:rPr>
@@ -2166,9 +2334,13 @@
           <w:p>
             <w:pPr>
               <w:spacing w:after="0"/>
+              <w:rPr>
+                <w:rFonts w:ascii="Times New Roman" w:hAnsi="Times New Roman" w:cs="Times New Roman"/>
+              </w:rPr>
             </w:pPr>
             <w:r>
               <w:rPr>
+                <w:rFonts w:ascii="Times New Roman" w:hAnsi="Times New Roman" w:cs="Times New Roman"/>
                 <w:sz w:val="19"/>
               </w:rPr>
               <w:t>Пользователь, анализирующий отчет</w:t>
@@ -2190,11 +2362,13 @@
             <w:pPr>
               <w:spacing w:after="0"/>
               <w:rPr>
+                <w:rFonts w:ascii="Times New Roman" w:hAnsi="Times New Roman" w:cs="Times New Roman"/>
                 <w:lang w:val="ru-RU"/>
               </w:rPr>
             </w:pPr>
             <w:r>
               <w:rPr>
+                <w:rFonts w:ascii="Times New Roman" w:hAnsi="Times New Roman" w:cs="Times New Roman"/>
                 <w:sz w:val="19"/>
                 <w:lang w:val="ru-RU"/>
               </w:rPr>
@@ -2217,11 +2391,13 @@
             <w:pPr>
               <w:spacing w:after="0"/>
               <w:rPr>
+                <w:rFonts w:ascii="Times New Roman" w:hAnsi="Times New Roman" w:cs="Times New Roman"/>
                 <w:lang w:val="ru-RU"/>
               </w:rPr>
             </w:pPr>
             <w:r>
               <w:rPr>
+                <w:rFonts w:ascii="Times New Roman" w:hAnsi="Times New Roman" w:cs="Times New Roman"/>
                 <w:sz w:val="19"/>
                 <w:lang w:val="ru-RU"/>
               </w:rPr>
@@ -2229,12 +2405,14 @@
             </w:r>
             <w:r>
               <w:rPr>
+                <w:rFonts w:ascii="Times New Roman" w:hAnsi="Times New Roman" w:cs="Times New Roman"/>
                 <w:sz w:val="19"/>
               </w:rPr>
               <w:t>CSV</w:t>
             </w:r>
             <w:r>
               <w:rPr>
+                <w:rFonts w:ascii="Times New Roman" w:hAnsi="Times New Roman" w:cs="Times New Roman"/>
                 <w:sz w:val="19"/>
                 <w:lang w:val="ru-RU"/>
               </w:rPr>
@@ -2262,9 +2440,13 @@
           <w:p>
             <w:pPr>
               <w:spacing w:after="0"/>
+              <w:rPr>
+                <w:rFonts w:ascii="Times New Roman" w:hAnsi="Times New Roman" w:cs="Times New Roman"/>
+              </w:rPr>
             </w:pPr>
             <w:r>
               <w:rPr>
+                <w:rFonts w:ascii="Times New Roman" w:hAnsi="Times New Roman" w:cs="Times New Roman"/>
                 <w:sz w:val="19"/>
               </w:rPr>
               <w:t>Разработчик / сопровождающий</w:t>
@@ -2286,11 +2468,13 @@
             <w:pPr>
               <w:spacing w:after="0"/>
               <w:rPr>
+                <w:rFonts w:ascii="Times New Roman" w:hAnsi="Times New Roman" w:cs="Times New Roman"/>
                 <w:lang w:val="ru-RU"/>
               </w:rPr>
             </w:pPr>
             <w:r>
               <w:rPr>
+                <w:rFonts w:ascii="Times New Roman" w:hAnsi="Times New Roman" w:cs="Times New Roman"/>
                 <w:sz w:val="19"/>
                 <w:lang w:val="ru-RU"/>
               </w:rPr>
@@ -2313,11 +2497,13 @@
             <w:pPr>
               <w:spacing w:after="0"/>
               <w:rPr>
+                <w:rFonts w:ascii="Times New Roman" w:hAnsi="Times New Roman" w:cs="Times New Roman"/>
                 <w:lang w:val="ru-RU"/>
               </w:rPr>
             </w:pPr>
             <w:r>
               <w:rPr>
+                <w:rFonts w:ascii="Times New Roman" w:hAnsi="Times New Roman" w:cs="Times New Roman"/>
                 <w:sz w:val="19"/>
                 <w:lang w:val="ru-RU"/>
               </w:rPr>
@@ -2331,19 +2517,27 @@
       <w:pPr>
         <w:pStyle w:val="21"/>
         <w:rPr>
-          <w:lang w:val="ru-RU"/>
-        </w:rPr>
-      </w:pPr>
-      <w:r>
+          <w:rFonts w:ascii="Times New Roman" w:hAnsi="Times New Roman" w:cs="Times New Roman"/>
+          <w:lang w:val="ru-RU"/>
+        </w:rPr>
+      </w:pPr>
+      <w:r>
+        <w:rPr>
+          <w:rFonts w:ascii="Times New Roman" w:hAnsi="Times New Roman" w:cs="Times New Roman"/>
+        </w:rPr>
         <w:t>User</w:t>
       </w:r>
       <w:r>
         <w:rPr>
+          <w:rFonts w:ascii="Times New Roman" w:hAnsi="Times New Roman" w:cs="Times New Roman"/>
           <w:lang w:val="ru-RU"/>
         </w:rPr>
         <w:t xml:space="preserve"> </w:t>
       </w:r>
       <w:r>
+        <w:rPr>
+          <w:rFonts w:ascii="Times New Roman" w:hAnsi="Times New Roman" w:cs="Times New Roman"/>
+        </w:rPr>
         <w:t>Stories</w:t>
       </w:r>
     </w:p>
@@ -2351,20 +2545,26 @@
       <w:pPr>
         <w:ind w:left="227" w:hanging="142"/>
         <w:rPr>
-          <w:lang w:val="ru-RU"/>
-        </w:rPr>
-      </w:pPr>
-      <w:r>
-        <w:rPr>
+          <w:rFonts w:ascii="Times New Roman" w:hAnsi="Times New Roman" w:cs="Times New Roman"/>
+          <w:lang w:val="ru-RU"/>
+        </w:rPr>
+      </w:pPr>
+      <w:r>
+        <w:rPr>
+          <w:rFonts w:ascii="Times New Roman" w:hAnsi="Times New Roman" w:cs="Times New Roman"/>
           <w:lang w:val="ru-RU"/>
         </w:rPr>
         <w:t xml:space="preserve">• </w:t>
       </w:r>
       <w:r>
+        <w:rPr>
+          <w:rFonts w:ascii="Times New Roman" w:hAnsi="Times New Roman" w:cs="Times New Roman"/>
+        </w:rPr>
         <w:t>US</w:t>
       </w:r>
       <w:r>
         <w:rPr>
+          <w:rFonts w:ascii="Times New Roman" w:hAnsi="Times New Roman" w:cs="Times New Roman"/>
           <w:lang w:val="ru-RU"/>
         </w:rPr>
         <w:t>-01. Как пользователь, я хочу создать проект и задачи, чтобы распределять учет времени по направлениям работы.</w:t>
@@ -2374,20 +2574,26 @@
       <w:pPr>
         <w:ind w:left="227" w:hanging="142"/>
         <w:rPr>
-          <w:lang w:val="ru-RU"/>
-        </w:rPr>
-      </w:pPr>
-      <w:r>
-        <w:rPr>
+          <w:rFonts w:ascii="Times New Roman" w:hAnsi="Times New Roman" w:cs="Times New Roman"/>
+          <w:lang w:val="ru-RU"/>
+        </w:rPr>
+      </w:pPr>
+      <w:r>
+        <w:rPr>
+          <w:rFonts w:ascii="Times New Roman" w:hAnsi="Times New Roman" w:cs="Times New Roman"/>
           <w:lang w:val="ru-RU"/>
         </w:rPr>
         <w:t xml:space="preserve">• </w:t>
       </w:r>
       <w:r>
+        <w:rPr>
+          <w:rFonts w:ascii="Times New Roman" w:hAnsi="Times New Roman" w:cs="Times New Roman"/>
+        </w:rPr>
         <w:t>US</w:t>
       </w:r>
       <w:r>
         <w:rPr>
+          <w:rFonts w:ascii="Times New Roman" w:hAnsi="Times New Roman" w:cs="Times New Roman"/>
           <w:lang w:val="ru-RU"/>
         </w:rPr>
         <w:t>-02. Как пользователь, я хочу запустить таймер выбранной задачи, чтобы зафиксировать начало работы без ручного ввода времени.</w:t>
@@ -2397,20 +2603,26 @@
       <w:pPr>
         <w:ind w:left="227" w:hanging="142"/>
         <w:rPr>
-          <w:lang w:val="ru-RU"/>
-        </w:rPr>
-      </w:pPr>
-      <w:r>
-        <w:rPr>
+          <w:rFonts w:ascii="Times New Roman" w:hAnsi="Times New Roman" w:cs="Times New Roman"/>
+          <w:lang w:val="ru-RU"/>
+        </w:rPr>
+      </w:pPr>
+      <w:r>
+        <w:rPr>
+          <w:rFonts w:ascii="Times New Roman" w:hAnsi="Times New Roman" w:cs="Times New Roman"/>
           <w:lang w:val="ru-RU"/>
         </w:rPr>
         <w:t xml:space="preserve">• </w:t>
       </w:r>
       <w:r>
+        <w:rPr>
+          <w:rFonts w:ascii="Times New Roman" w:hAnsi="Times New Roman" w:cs="Times New Roman"/>
+        </w:rPr>
         <w:t>US</w:t>
       </w:r>
       <w:r>
         <w:rPr>
+          <w:rFonts w:ascii="Times New Roman" w:hAnsi="Times New Roman" w:cs="Times New Roman"/>
           <w:lang w:val="ru-RU"/>
         </w:rPr>
         <w:t>-03. Как пользователь, я хочу остановить текущий таймер, чтобы сохранить фактическую продолжительность сессии.</w:t>
@@ -2420,20 +2632,26 @@
       <w:pPr>
         <w:ind w:left="227" w:hanging="142"/>
         <w:rPr>
-          <w:lang w:val="ru-RU"/>
-        </w:rPr>
-      </w:pPr>
-      <w:r>
-        <w:rPr>
+          <w:rFonts w:ascii="Times New Roman" w:hAnsi="Times New Roman" w:cs="Times New Roman"/>
+          <w:lang w:val="ru-RU"/>
+        </w:rPr>
+      </w:pPr>
+      <w:r>
+        <w:rPr>
+          <w:rFonts w:ascii="Times New Roman" w:hAnsi="Times New Roman" w:cs="Times New Roman"/>
           <w:lang w:val="ru-RU"/>
         </w:rPr>
         <w:t xml:space="preserve">• </w:t>
       </w:r>
       <w:r>
+        <w:rPr>
+          <w:rFonts w:ascii="Times New Roman" w:hAnsi="Times New Roman" w:cs="Times New Roman"/>
+        </w:rPr>
         <w:t>US</w:t>
       </w:r>
       <w:r>
         <w:rPr>
+          <w:rFonts w:ascii="Times New Roman" w:hAnsi="Times New Roman" w:cs="Times New Roman"/>
           <w:lang w:val="ru-RU"/>
         </w:rPr>
         <w:t>-04. Как пользователь, я хочу просматривать и исправлять завершенные записи, чтобы поддерживать историю в актуальном состоянии.</w:t>
@@ -2443,20 +2661,26 @@
       <w:pPr>
         <w:ind w:left="227" w:hanging="142"/>
         <w:rPr>
-          <w:lang w:val="ru-RU"/>
-        </w:rPr>
-      </w:pPr>
-      <w:r>
-        <w:rPr>
+          <w:rFonts w:ascii="Times New Roman" w:hAnsi="Times New Roman" w:cs="Times New Roman"/>
+          <w:lang w:val="ru-RU"/>
+        </w:rPr>
+      </w:pPr>
+      <w:r>
+        <w:rPr>
+          <w:rFonts w:ascii="Times New Roman" w:hAnsi="Times New Roman" w:cs="Times New Roman"/>
           <w:lang w:val="ru-RU"/>
         </w:rPr>
         <w:t xml:space="preserve">• </w:t>
       </w:r>
       <w:r>
+        <w:rPr>
+          <w:rFonts w:ascii="Times New Roman" w:hAnsi="Times New Roman" w:cs="Times New Roman"/>
+        </w:rPr>
         <w:t>US</w:t>
       </w:r>
       <w:r>
         <w:rPr>
+          <w:rFonts w:ascii="Times New Roman" w:hAnsi="Times New Roman" w:cs="Times New Roman"/>
           <w:lang w:val="ru-RU"/>
         </w:rPr>
         <w:t>-05. Как пользователь, я хочу формировать отчет за выбранный период, чтобы оценивать затраты времени по проектам и задачам.</w:t>
@@ -2466,29 +2690,39 @@
       <w:pPr>
         <w:ind w:left="227" w:hanging="142"/>
         <w:rPr>
-          <w:lang w:val="ru-RU"/>
-        </w:rPr>
-      </w:pPr>
-      <w:r>
-        <w:rPr>
+          <w:rFonts w:ascii="Times New Roman" w:hAnsi="Times New Roman" w:cs="Times New Roman"/>
+          <w:lang w:val="ru-RU"/>
+        </w:rPr>
+      </w:pPr>
+      <w:r>
+        <w:rPr>
+          <w:rFonts w:ascii="Times New Roman" w:hAnsi="Times New Roman" w:cs="Times New Roman"/>
           <w:lang w:val="ru-RU"/>
         </w:rPr>
         <w:t xml:space="preserve">• </w:t>
       </w:r>
       <w:r>
+        <w:rPr>
+          <w:rFonts w:ascii="Times New Roman" w:hAnsi="Times New Roman" w:cs="Times New Roman"/>
+        </w:rPr>
         <w:t>US</w:t>
       </w:r>
       <w:r>
         <w:rPr>
+          <w:rFonts w:ascii="Times New Roman" w:hAnsi="Times New Roman" w:cs="Times New Roman"/>
           <w:lang w:val="ru-RU"/>
         </w:rPr>
         <w:t xml:space="preserve">-06. Как пользователь, я хочу экспортировать отчет в </w:t>
       </w:r>
       <w:r>
+        <w:rPr>
+          <w:rFonts w:ascii="Times New Roman" w:hAnsi="Times New Roman" w:cs="Times New Roman"/>
+        </w:rPr>
         <w:t>CSV</w:t>
       </w:r>
       <w:r>
         <w:rPr>
+          <w:rFonts w:ascii="Times New Roman" w:hAnsi="Times New Roman" w:cs="Times New Roman"/>
           <w:lang w:val="ru-RU"/>
         </w:rPr>
         <w:t>, чтобы открыть его в табличном редакторе.</w:t>
@@ -2497,8 +2731,14 @@
     <w:p>
       <w:pPr>
         <w:pStyle w:val="21"/>
-      </w:pPr>
-      <w:r>
+        <w:rPr>
+          <w:rFonts w:ascii="Times New Roman" w:hAnsi="Times New Roman" w:cs="Times New Roman"/>
+        </w:rPr>
+      </w:pPr>
+      <w:r>
+        <w:rPr>
+          <w:rFonts w:ascii="Times New Roman" w:hAnsi="Times New Roman" w:cs="Times New Roman"/>
+        </w:rPr>
         <w:t>Приоритеты первой версии</w:t>
       </w:r>
     </w:p>
@@ -2534,9 +2774,13 @@
           <w:p>
             <w:pPr>
               <w:spacing w:after="0"/>
+              <w:rPr>
+                <w:rFonts w:ascii="Times New Roman" w:hAnsi="Times New Roman" w:cs="Times New Roman"/>
+              </w:rPr>
             </w:pPr>
             <w:r>
               <w:rPr>
+                <w:rFonts w:ascii="Times New Roman" w:hAnsi="Times New Roman" w:cs="Times New Roman"/>
                 <w:b/>
                 <w:sz w:val="19"/>
               </w:rPr>
@@ -2559,9 +2803,13 @@
           <w:p>
             <w:pPr>
               <w:spacing w:after="0"/>
+              <w:rPr>
+                <w:rFonts w:ascii="Times New Roman" w:hAnsi="Times New Roman" w:cs="Times New Roman"/>
+              </w:rPr>
             </w:pPr>
             <w:r>
               <w:rPr>
+                <w:rFonts w:ascii="Times New Roman" w:hAnsi="Times New Roman" w:cs="Times New Roman"/>
                 <w:b/>
                 <w:sz w:val="19"/>
               </w:rPr>
@@ -2589,9 +2837,13 @@
           <w:p>
             <w:pPr>
               <w:spacing w:after="0"/>
+              <w:rPr>
+                <w:rFonts w:ascii="Times New Roman" w:hAnsi="Times New Roman" w:cs="Times New Roman"/>
+              </w:rPr>
             </w:pPr>
             <w:r>
               <w:rPr>
+                <w:rFonts w:ascii="Times New Roman" w:hAnsi="Times New Roman" w:cs="Times New Roman"/>
                 <w:sz w:val="19"/>
               </w:rPr>
               <w:t>Must have</w:t>
@@ -2613,11 +2865,13 @@
             <w:pPr>
               <w:spacing w:after="0"/>
               <w:rPr>
+                <w:rFonts w:ascii="Times New Roman" w:hAnsi="Times New Roman" w:cs="Times New Roman"/>
                 <w:lang w:val="ru-RU"/>
               </w:rPr>
             </w:pPr>
             <w:r>
               <w:rPr>
+                <w:rFonts w:ascii="Times New Roman" w:hAnsi="Times New Roman" w:cs="Times New Roman"/>
                 <w:sz w:val="19"/>
                 <w:lang w:val="ru-RU"/>
               </w:rPr>
@@ -2645,9 +2899,13 @@
           <w:p>
             <w:pPr>
               <w:spacing w:after="0"/>
+              <w:rPr>
+                <w:rFonts w:ascii="Times New Roman" w:hAnsi="Times New Roman" w:cs="Times New Roman"/>
+              </w:rPr>
             </w:pPr>
             <w:r>
               <w:rPr>
+                <w:rFonts w:ascii="Times New Roman" w:hAnsi="Times New Roman" w:cs="Times New Roman"/>
                 <w:sz w:val="19"/>
               </w:rPr>
               <w:t>Should have</w:t>
@@ -2669,11 +2927,13 @@
             <w:pPr>
               <w:spacing w:after="0"/>
               <w:rPr>
+                <w:rFonts w:ascii="Times New Roman" w:hAnsi="Times New Roman" w:cs="Times New Roman"/>
                 <w:lang w:val="ru-RU"/>
               </w:rPr>
             </w:pPr>
             <w:r>
               <w:rPr>
+                <w:rFonts w:ascii="Times New Roman" w:hAnsi="Times New Roman" w:cs="Times New Roman"/>
                 <w:sz w:val="19"/>
                 <w:lang w:val="ru-RU"/>
               </w:rPr>
@@ -2681,12 +2941,14 @@
             </w:r>
             <w:r>
               <w:rPr>
+                <w:rFonts w:ascii="Times New Roman" w:hAnsi="Times New Roman" w:cs="Times New Roman"/>
                 <w:sz w:val="19"/>
               </w:rPr>
               <w:t>CSV</w:t>
             </w:r>
             <w:r>
               <w:rPr>
+                <w:rFonts w:ascii="Times New Roman" w:hAnsi="Times New Roman" w:cs="Times New Roman"/>
                 <w:sz w:val="19"/>
                 <w:lang w:val="ru-RU"/>
               </w:rPr>
@@ -2714,9 +2976,13 @@
           <w:p>
             <w:pPr>
               <w:spacing w:after="0"/>
+              <w:rPr>
+                <w:rFonts w:ascii="Times New Roman" w:hAnsi="Times New Roman" w:cs="Times New Roman"/>
+              </w:rPr>
             </w:pPr>
             <w:r>
               <w:rPr>
+                <w:rFonts w:ascii="Times New Roman" w:hAnsi="Times New Roman" w:cs="Times New Roman"/>
                 <w:sz w:val="19"/>
               </w:rPr>
               <w:t>Could have</w:t>
@@ -2738,11 +3004,13 @@
             <w:pPr>
               <w:spacing w:after="0"/>
               <w:rPr>
+                <w:rFonts w:ascii="Times New Roman" w:hAnsi="Times New Roman" w:cs="Times New Roman"/>
                 <w:lang w:val="ru-RU"/>
               </w:rPr>
             </w:pPr>
             <w:r>
               <w:rPr>
+                <w:rFonts w:ascii="Times New Roman" w:hAnsi="Times New Roman" w:cs="Times New Roman"/>
                 <w:sz w:val="19"/>
                 <w:lang w:val="ru-RU"/>
               </w:rPr>
@@ -2771,17 +3039,20 @@
             <w:pPr>
               <w:spacing w:after="0"/>
               <w:rPr>
+                <w:rFonts w:ascii="Times New Roman" w:hAnsi="Times New Roman" w:cs="Times New Roman"/>
                 <w:lang w:val="ru-RU"/>
               </w:rPr>
             </w:pPr>
             <w:r>
               <w:rPr>
+                <w:rFonts w:ascii="Times New Roman" w:hAnsi="Times New Roman" w:cs="Times New Roman"/>
                 <w:sz w:val="19"/>
               </w:rPr>
               <w:t>Won</w:t>
             </w:r>
             <w:r>
               <w:rPr>
+                <w:rFonts w:ascii="Times New Roman" w:hAnsi="Times New Roman" w:cs="Times New Roman"/>
                 <w:sz w:val="19"/>
                 <w:lang w:val="ru-RU"/>
               </w:rPr>
@@ -2789,12 +3060,14 @@
             </w:r>
             <w:r>
               <w:rPr>
+                <w:rFonts w:ascii="Times New Roman" w:hAnsi="Times New Roman" w:cs="Times New Roman"/>
                 <w:sz w:val="19"/>
               </w:rPr>
               <w:t>t</w:t>
             </w:r>
             <w:r>
               <w:rPr>
+                <w:rFonts w:ascii="Times New Roman" w:hAnsi="Times New Roman" w:cs="Times New Roman"/>
                 <w:sz w:val="19"/>
                 <w:lang w:val="ru-RU"/>
               </w:rPr>
@@ -2802,12 +3075,14 @@
             </w:r>
             <w:r>
               <w:rPr>
+                <w:rFonts w:ascii="Times New Roman" w:hAnsi="Times New Roman" w:cs="Times New Roman"/>
                 <w:sz w:val="19"/>
               </w:rPr>
               <w:t>have</w:t>
             </w:r>
             <w:r>
               <w:rPr>
+                <w:rFonts w:ascii="Times New Roman" w:hAnsi="Times New Roman" w:cs="Times New Roman"/>
                 <w:sz w:val="19"/>
                 <w:lang w:val="ru-RU"/>
               </w:rPr>
@@ -2830,11 +3105,13 @@
             <w:pPr>
               <w:spacing w:after="0"/>
               <w:rPr>
+                <w:rFonts w:ascii="Times New Roman" w:hAnsi="Times New Roman" w:cs="Times New Roman"/>
                 <w:lang w:val="ru-RU"/>
               </w:rPr>
             </w:pPr>
             <w:r>
               <w:rPr>
+                <w:rFonts w:ascii="Times New Roman" w:hAnsi="Times New Roman" w:cs="Times New Roman"/>
                 <w:sz w:val="19"/>
                 <w:lang w:val="ru-RU"/>
               </w:rPr>
@@ -2848,11 +3125,13 @@
       <w:pPr>
         <w:pStyle w:val="1"/>
         <w:rPr>
-          <w:lang w:val="ru-RU"/>
-        </w:rPr>
-      </w:pPr>
-      <w:r>
-        <w:rPr>
+          <w:rFonts w:ascii="Times New Roman" w:hAnsi="Times New Roman" w:cs="Times New Roman"/>
+          <w:lang w:val="ru-RU"/>
+        </w:rPr>
+      </w:pPr>
+      <w:r>
+        <w:rPr>
+          <w:rFonts w:ascii="Times New Roman" w:hAnsi="Times New Roman" w:cs="Times New Roman"/>
           <w:lang w:val="ru-RU"/>
         </w:rPr>
         <w:t>4 Требования по иерархии Вигерса</w:t>
@@ -2862,11 +3141,13 @@
       <w:pPr>
         <w:pStyle w:val="21"/>
         <w:rPr>
-          <w:lang w:val="ru-RU"/>
-        </w:rPr>
-      </w:pPr>
-      <w:r>
-        <w:rPr>
+          <w:rFonts w:ascii="Times New Roman" w:hAnsi="Times New Roman" w:cs="Times New Roman"/>
+          <w:lang w:val="ru-RU"/>
+        </w:rPr>
+      </w:pPr>
+      <w:r>
+        <w:rPr>
+          <w:rFonts w:ascii="Times New Roman" w:hAnsi="Times New Roman" w:cs="Times New Roman"/>
           <w:lang w:val="ru-RU"/>
         </w:rPr>
         <w:t>4.1 Бизнес-требования</w:t>
@@ -2905,9 +3186,13 @@
           <w:p>
             <w:pPr>
               <w:spacing w:after="0"/>
+              <w:rPr>
+                <w:rFonts w:ascii="Times New Roman" w:hAnsi="Times New Roman" w:cs="Times New Roman"/>
+              </w:rPr>
             </w:pPr>
             <w:r>
               <w:rPr>
+                <w:rFonts w:ascii="Times New Roman" w:hAnsi="Times New Roman" w:cs="Times New Roman"/>
                 <w:b/>
                 <w:sz w:val="19"/>
               </w:rPr>
@@ -2930,9 +3215,13 @@
           <w:p>
             <w:pPr>
               <w:spacing w:after="0"/>
+              <w:rPr>
+                <w:rFonts w:ascii="Times New Roman" w:hAnsi="Times New Roman" w:cs="Times New Roman"/>
+              </w:rPr>
             </w:pPr>
             <w:r>
               <w:rPr>
+                <w:rFonts w:ascii="Times New Roman" w:hAnsi="Times New Roman" w:cs="Times New Roman"/>
                 <w:b/>
                 <w:sz w:val="19"/>
               </w:rPr>
@@ -2955,9 +3244,13 @@
           <w:p>
             <w:pPr>
               <w:spacing w:after="0"/>
+              <w:rPr>
+                <w:rFonts w:ascii="Times New Roman" w:hAnsi="Times New Roman" w:cs="Times New Roman"/>
+              </w:rPr>
             </w:pPr>
             <w:r>
               <w:rPr>
+                <w:rFonts w:ascii="Times New Roman" w:hAnsi="Times New Roman" w:cs="Times New Roman"/>
                 <w:b/>
                 <w:sz w:val="19"/>
               </w:rPr>
@@ -2985,9 +3278,13 @@
           <w:p>
             <w:pPr>
               <w:spacing w:after="0"/>
+              <w:rPr>
+                <w:rFonts w:ascii="Times New Roman" w:hAnsi="Times New Roman" w:cs="Times New Roman"/>
+              </w:rPr>
             </w:pPr>
             <w:r>
               <w:rPr>
+                <w:rFonts w:ascii="Times New Roman" w:hAnsi="Times New Roman" w:cs="Times New Roman"/>
                 <w:sz w:val="19"/>
               </w:rPr>
               <w:t>BR-01</w:t>
@@ -3009,11 +3306,13 @@
             <w:pPr>
               <w:spacing w:after="0"/>
               <w:rPr>
+                <w:rFonts w:ascii="Times New Roman" w:hAnsi="Times New Roman" w:cs="Times New Roman"/>
                 <w:lang w:val="ru-RU"/>
               </w:rPr>
             </w:pPr>
             <w:r>
               <w:rPr>
+                <w:rFonts w:ascii="Times New Roman" w:hAnsi="Times New Roman" w:cs="Times New Roman"/>
                 <w:sz w:val="19"/>
                 <w:lang w:val="ru-RU"/>
               </w:rPr>
@@ -3036,11 +3335,13 @@
             <w:pPr>
               <w:spacing w:after="0"/>
               <w:rPr>
+                <w:rFonts w:ascii="Times New Roman" w:hAnsi="Times New Roman" w:cs="Times New Roman"/>
                 <w:lang w:val="ru-RU"/>
               </w:rPr>
             </w:pPr>
             <w:r>
               <w:rPr>
+                <w:rFonts w:ascii="Times New Roman" w:hAnsi="Times New Roman" w:cs="Times New Roman"/>
                 <w:sz w:val="19"/>
                 <w:lang w:val="ru-RU"/>
               </w:rPr>
@@ -3068,12 +3369,15 @@
           <w:p>
             <w:pPr>
               <w:spacing w:after="0"/>
+              <w:rPr>
+                <w:rFonts w:ascii="Times New Roman" w:hAnsi="Times New Roman" w:cs="Times New Roman"/>
+              </w:rPr>
             </w:pPr>
             <w:r>
               <w:rPr>
+                <w:rFonts w:ascii="Times New Roman" w:hAnsi="Times New Roman" w:cs="Times New Roman"/>
                 <w:sz w:val="19"/>
               </w:rPr>
-              <w:lastRenderedPageBreak/>
               <w:t>BR-02</w:t>
             </w:r>
           </w:p>
@@ -3093,11 +3397,13 @@
             <w:pPr>
               <w:spacing w:after="0"/>
               <w:rPr>
+                <w:rFonts w:ascii="Times New Roman" w:hAnsi="Times New Roman" w:cs="Times New Roman"/>
                 <w:lang w:val="ru-RU"/>
               </w:rPr>
             </w:pPr>
             <w:r>
               <w:rPr>
+                <w:rFonts w:ascii="Times New Roman" w:hAnsi="Times New Roman" w:cs="Times New Roman"/>
                 <w:sz w:val="19"/>
                 <w:lang w:val="ru-RU"/>
               </w:rPr>
@@ -3120,11 +3426,13 @@
             <w:pPr>
               <w:spacing w:after="0"/>
               <w:rPr>
+                <w:rFonts w:ascii="Times New Roman" w:hAnsi="Times New Roman" w:cs="Times New Roman"/>
                 <w:lang w:val="ru-RU"/>
               </w:rPr>
             </w:pPr>
             <w:r>
               <w:rPr>
+                <w:rFonts w:ascii="Times New Roman" w:hAnsi="Times New Roman" w:cs="Times New Roman"/>
                 <w:sz w:val="19"/>
                 <w:lang w:val="ru-RU"/>
               </w:rPr>
@@ -3152,9 +3460,13 @@
           <w:p>
             <w:pPr>
               <w:spacing w:after="0"/>
+              <w:rPr>
+                <w:rFonts w:ascii="Times New Roman" w:hAnsi="Times New Roman" w:cs="Times New Roman"/>
+              </w:rPr>
             </w:pPr>
             <w:r>
               <w:rPr>
+                <w:rFonts w:ascii="Times New Roman" w:hAnsi="Times New Roman" w:cs="Times New Roman"/>
                 <w:sz w:val="19"/>
               </w:rPr>
               <w:t>BR-03</w:t>
@@ -3176,11 +3488,13 @@
             <w:pPr>
               <w:spacing w:after="0"/>
               <w:rPr>
+                <w:rFonts w:ascii="Times New Roman" w:hAnsi="Times New Roman" w:cs="Times New Roman"/>
                 <w:lang w:val="ru-RU"/>
               </w:rPr>
             </w:pPr>
             <w:r>
               <w:rPr>
+                <w:rFonts w:ascii="Times New Roman" w:hAnsi="Times New Roman" w:cs="Times New Roman"/>
                 <w:sz w:val="19"/>
                 <w:lang w:val="ru-RU"/>
               </w:rPr>
@@ -3203,11 +3517,13 @@
             <w:pPr>
               <w:spacing w:after="0"/>
               <w:rPr>
+                <w:rFonts w:ascii="Times New Roman" w:hAnsi="Times New Roman" w:cs="Times New Roman"/>
                 <w:lang w:val="ru-RU"/>
               </w:rPr>
             </w:pPr>
             <w:r>
               <w:rPr>
+                <w:rFonts w:ascii="Times New Roman" w:hAnsi="Times New Roman" w:cs="Times New Roman"/>
                 <w:sz w:val="19"/>
                 <w:lang w:val="ru-RU"/>
               </w:rPr>
@@ -3235,9 +3551,13 @@
           <w:p>
             <w:pPr>
               <w:spacing w:after="0"/>
+              <w:rPr>
+                <w:rFonts w:ascii="Times New Roman" w:hAnsi="Times New Roman" w:cs="Times New Roman"/>
+              </w:rPr>
             </w:pPr>
             <w:r>
               <w:rPr>
+                <w:rFonts w:ascii="Times New Roman" w:hAnsi="Times New Roman" w:cs="Times New Roman"/>
                 <w:sz w:val="19"/>
               </w:rPr>
               <w:t>BR-04</w:t>
@@ -3259,11 +3579,13 @@
             <w:pPr>
               <w:spacing w:after="0"/>
               <w:rPr>
+                <w:rFonts w:ascii="Times New Roman" w:hAnsi="Times New Roman" w:cs="Times New Roman"/>
                 <w:lang w:val="ru-RU"/>
               </w:rPr>
             </w:pPr>
             <w:r>
               <w:rPr>
+                <w:rFonts w:ascii="Times New Roman" w:hAnsi="Times New Roman" w:cs="Times New Roman"/>
                 <w:sz w:val="19"/>
                 <w:lang w:val="ru-RU"/>
               </w:rPr>
@@ -3286,11 +3608,13 @@
             <w:pPr>
               <w:spacing w:after="0"/>
               <w:rPr>
+                <w:rFonts w:ascii="Times New Roman" w:hAnsi="Times New Roman" w:cs="Times New Roman"/>
                 <w:lang w:val="ru-RU"/>
               </w:rPr>
             </w:pPr>
             <w:r>
               <w:rPr>
+                <w:rFonts w:ascii="Times New Roman" w:hAnsi="Times New Roman" w:cs="Times New Roman"/>
                 <w:sz w:val="19"/>
                 <w:lang w:val="ru-RU"/>
               </w:rPr>
@@ -3298,12 +3622,14 @@
             </w:r>
             <w:r>
               <w:rPr>
+                <w:rFonts w:ascii="Times New Roman" w:hAnsi="Times New Roman" w:cs="Times New Roman"/>
                 <w:sz w:val="19"/>
               </w:rPr>
               <w:t>CSV</w:t>
             </w:r>
             <w:r>
               <w:rPr>
+                <w:rFonts w:ascii="Times New Roman" w:hAnsi="Times New Roman" w:cs="Times New Roman"/>
                 <w:sz w:val="19"/>
                 <w:lang w:val="ru-RU"/>
               </w:rPr>
@@ -3316,8 +3642,14 @@
     <w:p>
       <w:pPr>
         <w:pStyle w:val="21"/>
-      </w:pPr>
-      <w:r>
+        <w:rPr>
+          <w:rFonts w:ascii="Times New Roman" w:hAnsi="Times New Roman" w:cs="Times New Roman"/>
+        </w:rPr>
+      </w:pPr>
+      <w:r>
+        <w:rPr>
+          <w:rFonts w:ascii="Times New Roman" w:hAnsi="Times New Roman" w:cs="Times New Roman"/>
+        </w:rPr>
         <w:t>4.2 Пользовательские требования</w:t>
       </w:r>
     </w:p>
@@ -3353,9 +3685,13 @@
           <w:p>
             <w:pPr>
               <w:spacing w:after="0"/>
+              <w:rPr>
+                <w:rFonts w:ascii="Times New Roman" w:hAnsi="Times New Roman" w:cs="Times New Roman"/>
+              </w:rPr>
             </w:pPr>
             <w:r>
               <w:rPr>
+                <w:rFonts w:ascii="Times New Roman" w:hAnsi="Times New Roman" w:cs="Times New Roman"/>
                 <w:b/>
                 <w:sz w:val="19"/>
               </w:rPr>
@@ -3378,9 +3714,13 @@
           <w:p>
             <w:pPr>
               <w:spacing w:after="0"/>
+              <w:rPr>
+                <w:rFonts w:ascii="Times New Roman" w:hAnsi="Times New Roman" w:cs="Times New Roman"/>
+              </w:rPr>
             </w:pPr>
             <w:r>
               <w:rPr>
+                <w:rFonts w:ascii="Times New Roman" w:hAnsi="Times New Roman" w:cs="Times New Roman"/>
                 <w:b/>
                 <w:sz w:val="19"/>
               </w:rPr>
@@ -3408,9 +3748,13 @@
           <w:p>
             <w:pPr>
               <w:spacing w:after="0"/>
+              <w:rPr>
+                <w:rFonts w:ascii="Times New Roman" w:hAnsi="Times New Roman" w:cs="Times New Roman"/>
+              </w:rPr>
             </w:pPr>
             <w:r>
               <w:rPr>
+                <w:rFonts w:ascii="Times New Roman" w:hAnsi="Times New Roman" w:cs="Times New Roman"/>
                 <w:sz w:val="19"/>
               </w:rPr>
               <w:t>UR-01</w:t>
@@ -3432,11 +3776,13 @@
             <w:pPr>
               <w:spacing w:after="0"/>
               <w:rPr>
+                <w:rFonts w:ascii="Times New Roman" w:hAnsi="Times New Roman" w:cs="Times New Roman"/>
                 <w:lang w:val="ru-RU"/>
               </w:rPr>
             </w:pPr>
             <w:r>
               <w:rPr>
+                <w:rFonts w:ascii="Times New Roman" w:hAnsi="Times New Roman" w:cs="Times New Roman"/>
                 <w:sz w:val="19"/>
                 <w:lang w:val="ru-RU"/>
               </w:rPr>
@@ -3464,9 +3810,13 @@
           <w:p>
             <w:pPr>
               <w:spacing w:after="0"/>
+              <w:rPr>
+                <w:rFonts w:ascii="Times New Roman" w:hAnsi="Times New Roman" w:cs="Times New Roman"/>
+              </w:rPr>
             </w:pPr>
             <w:r>
               <w:rPr>
+                <w:rFonts w:ascii="Times New Roman" w:hAnsi="Times New Roman" w:cs="Times New Roman"/>
                 <w:sz w:val="19"/>
               </w:rPr>
               <w:t>UR-02</w:t>
@@ -3488,11 +3838,13 @@
             <w:pPr>
               <w:spacing w:after="0"/>
               <w:rPr>
+                <w:rFonts w:ascii="Times New Roman" w:hAnsi="Times New Roman" w:cs="Times New Roman"/>
                 <w:lang w:val="ru-RU"/>
               </w:rPr>
             </w:pPr>
             <w:r>
               <w:rPr>
+                <w:rFonts w:ascii="Times New Roman" w:hAnsi="Times New Roman" w:cs="Times New Roman"/>
                 <w:sz w:val="19"/>
                 <w:lang w:val="ru-RU"/>
               </w:rPr>
@@ -3520,11 +3872,16 @@
           <w:p>
             <w:pPr>
               <w:spacing w:after="0"/>
+              <w:rPr>
+                <w:rFonts w:ascii="Times New Roman" w:hAnsi="Times New Roman" w:cs="Times New Roman"/>
+              </w:rPr>
             </w:pPr>
             <w:r>
               <w:rPr>
+                <w:rFonts w:ascii="Times New Roman" w:hAnsi="Times New Roman" w:cs="Times New Roman"/>
                 <w:sz w:val="19"/>
               </w:rPr>
+              <w:lastRenderedPageBreak/>
               <w:t>UR-03</w:t>
             </w:r>
           </w:p>
@@ -3544,11 +3901,13 @@
             <w:pPr>
               <w:spacing w:after="0"/>
               <w:rPr>
+                <w:rFonts w:ascii="Times New Roman" w:hAnsi="Times New Roman" w:cs="Times New Roman"/>
                 <w:lang w:val="ru-RU"/>
               </w:rPr>
             </w:pPr>
             <w:r>
               <w:rPr>
+                <w:rFonts w:ascii="Times New Roman" w:hAnsi="Times New Roman" w:cs="Times New Roman"/>
                 <w:sz w:val="19"/>
                 <w:lang w:val="ru-RU"/>
               </w:rPr>
@@ -3576,9 +3935,13 @@
           <w:p>
             <w:pPr>
               <w:spacing w:after="0"/>
+              <w:rPr>
+                <w:rFonts w:ascii="Times New Roman" w:hAnsi="Times New Roman" w:cs="Times New Roman"/>
+              </w:rPr>
             </w:pPr>
             <w:r>
               <w:rPr>
+                <w:rFonts w:ascii="Times New Roman" w:hAnsi="Times New Roman" w:cs="Times New Roman"/>
                 <w:sz w:val="19"/>
               </w:rPr>
               <w:t>UR-04</w:t>
@@ -3600,11 +3963,13 @@
             <w:pPr>
               <w:spacing w:after="0"/>
               <w:rPr>
+                <w:rFonts w:ascii="Times New Roman" w:hAnsi="Times New Roman" w:cs="Times New Roman"/>
                 <w:lang w:val="ru-RU"/>
               </w:rPr>
             </w:pPr>
             <w:r>
               <w:rPr>
+                <w:rFonts w:ascii="Times New Roman" w:hAnsi="Times New Roman" w:cs="Times New Roman"/>
                 <w:sz w:val="19"/>
                 <w:lang w:val="ru-RU"/>
               </w:rPr>
@@ -3632,9 +3997,13 @@
           <w:p>
             <w:pPr>
               <w:spacing w:after="0"/>
+              <w:rPr>
+                <w:rFonts w:ascii="Times New Roman" w:hAnsi="Times New Roman" w:cs="Times New Roman"/>
+              </w:rPr>
             </w:pPr>
             <w:r>
               <w:rPr>
+                <w:rFonts w:ascii="Times New Roman" w:hAnsi="Times New Roman" w:cs="Times New Roman"/>
                 <w:sz w:val="19"/>
               </w:rPr>
               <w:t>UR-05</w:t>
@@ -3656,11 +4025,13 @@
             <w:pPr>
               <w:spacing w:after="0"/>
               <w:rPr>
+                <w:rFonts w:ascii="Times New Roman" w:hAnsi="Times New Roman" w:cs="Times New Roman"/>
                 <w:lang w:val="ru-RU"/>
               </w:rPr>
             </w:pPr>
             <w:r>
               <w:rPr>
+                <w:rFonts w:ascii="Times New Roman" w:hAnsi="Times New Roman" w:cs="Times New Roman"/>
                 <w:sz w:val="19"/>
                 <w:lang w:val="ru-RU"/>
               </w:rPr>
@@ -3688,9 +4059,13 @@
           <w:p>
             <w:pPr>
               <w:spacing w:after="0"/>
+              <w:rPr>
+                <w:rFonts w:ascii="Times New Roman" w:hAnsi="Times New Roman" w:cs="Times New Roman"/>
+              </w:rPr>
             </w:pPr>
             <w:r>
               <w:rPr>
+                <w:rFonts w:ascii="Times New Roman" w:hAnsi="Times New Roman" w:cs="Times New Roman"/>
                 <w:sz w:val="19"/>
               </w:rPr>
               <w:t>UR-06</w:t>
@@ -3712,11 +4087,13 @@
             <w:pPr>
               <w:spacing w:after="0"/>
               <w:rPr>
+                <w:rFonts w:ascii="Times New Roman" w:hAnsi="Times New Roman" w:cs="Times New Roman"/>
                 <w:lang w:val="ru-RU"/>
               </w:rPr>
             </w:pPr>
             <w:r>
               <w:rPr>
+                <w:rFonts w:ascii="Times New Roman" w:hAnsi="Times New Roman" w:cs="Times New Roman"/>
                 <w:sz w:val="19"/>
                 <w:lang w:val="ru-RU"/>
               </w:rPr>
@@ -3724,12 +4101,14 @@
             </w:r>
             <w:r>
               <w:rPr>
+                <w:rFonts w:ascii="Times New Roman" w:hAnsi="Times New Roman" w:cs="Times New Roman"/>
                 <w:sz w:val="19"/>
               </w:rPr>
               <w:t>CSV</w:t>
             </w:r>
             <w:r>
               <w:rPr>
+                <w:rFonts w:ascii="Times New Roman" w:hAnsi="Times New Roman" w:cs="Times New Roman"/>
                 <w:sz w:val="19"/>
                 <w:lang w:val="ru-RU"/>
               </w:rPr>
@@ -3742,8 +4121,14 @@
     <w:p>
       <w:pPr>
         <w:pStyle w:val="21"/>
-      </w:pPr>
-      <w:r>
+        <w:rPr>
+          <w:rFonts w:ascii="Times New Roman" w:hAnsi="Times New Roman" w:cs="Times New Roman"/>
+        </w:rPr>
+      </w:pPr>
+      <w:r>
+        <w:rPr>
+          <w:rFonts w:ascii="Times New Roman" w:hAnsi="Times New Roman" w:cs="Times New Roman"/>
+        </w:rPr>
         <w:t>4.3 Функциональные требования</w:t>
       </w:r>
     </w:p>
@@ -3779,9 +4164,13 @@
           <w:p>
             <w:pPr>
               <w:spacing w:after="0"/>
+              <w:rPr>
+                <w:rFonts w:ascii="Times New Roman" w:hAnsi="Times New Roman" w:cs="Times New Roman"/>
+              </w:rPr>
             </w:pPr>
             <w:r>
               <w:rPr>
+                <w:rFonts w:ascii="Times New Roman" w:hAnsi="Times New Roman" w:cs="Times New Roman"/>
                 <w:b/>
                 <w:sz w:val="19"/>
               </w:rPr>
@@ -3804,9 +4193,13 @@
           <w:p>
             <w:pPr>
               <w:spacing w:after="0"/>
+              <w:rPr>
+                <w:rFonts w:ascii="Times New Roman" w:hAnsi="Times New Roman" w:cs="Times New Roman"/>
+              </w:rPr>
             </w:pPr>
             <w:r>
               <w:rPr>
+                <w:rFonts w:ascii="Times New Roman" w:hAnsi="Times New Roman" w:cs="Times New Roman"/>
                 <w:b/>
                 <w:sz w:val="19"/>
               </w:rPr>
@@ -3834,9 +4227,13 @@
           <w:p>
             <w:pPr>
               <w:spacing w:after="0"/>
+              <w:rPr>
+                <w:rFonts w:ascii="Times New Roman" w:hAnsi="Times New Roman" w:cs="Times New Roman"/>
+              </w:rPr>
             </w:pPr>
             <w:r>
               <w:rPr>
+                <w:rFonts w:ascii="Times New Roman" w:hAnsi="Times New Roman" w:cs="Times New Roman"/>
                 <w:sz w:val="19"/>
               </w:rPr>
               <w:t>FR-01</w:t>
@@ -3858,11 +4255,13 @@
             <w:pPr>
               <w:spacing w:after="0"/>
               <w:rPr>
+                <w:rFonts w:ascii="Times New Roman" w:hAnsi="Times New Roman" w:cs="Times New Roman"/>
                 <w:lang w:val="ru-RU"/>
               </w:rPr>
             </w:pPr>
             <w:r>
               <w:rPr>
+                <w:rFonts w:ascii="Times New Roman" w:hAnsi="Times New Roman" w:cs="Times New Roman"/>
                 <w:sz w:val="19"/>
                 <w:lang w:val="ru-RU"/>
               </w:rPr>
@@ -3890,9 +4289,13 @@
           <w:p>
             <w:pPr>
               <w:spacing w:after="0"/>
+              <w:rPr>
+                <w:rFonts w:ascii="Times New Roman" w:hAnsi="Times New Roman" w:cs="Times New Roman"/>
+              </w:rPr>
             </w:pPr>
             <w:r>
               <w:rPr>
+                <w:rFonts w:ascii="Times New Roman" w:hAnsi="Times New Roman" w:cs="Times New Roman"/>
                 <w:sz w:val="19"/>
               </w:rPr>
               <w:t>FR-02</w:t>
@@ -3914,11 +4317,13 @@
             <w:pPr>
               <w:spacing w:after="0"/>
               <w:rPr>
+                <w:rFonts w:ascii="Times New Roman" w:hAnsi="Times New Roman" w:cs="Times New Roman"/>
                 <w:lang w:val="ru-RU"/>
               </w:rPr>
             </w:pPr>
             <w:r>
               <w:rPr>
+                <w:rFonts w:ascii="Times New Roman" w:hAnsi="Times New Roman" w:cs="Times New Roman"/>
                 <w:sz w:val="19"/>
                 <w:lang w:val="ru-RU"/>
               </w:rPr>
@@ -3946,9 +4351,13 @@
           <w:p>
             <w:pPr>
               <w:spacing w:after="0"/>
+              <w:rPr>
+                <w:rFonts w:ascii="Times New Roman" w:hAnsi="Times New Roman" w:cs="Times New Roman"/>
+              </w:rPr>
             </w:pPr>
             <w:r>
               <w:rPr>
+                <w:rFonts w:ascii="Times New Roman" w:hAnsi="Times New Roman" w:cs="Times New Roman"/>
                 <w:sz w:val="19"/>
               </w:rPr>
               <w:t>FR-03</w:t>
@@ -3970,11 +4379,13 @@
             <w:pPr>
               <w:spacing w:after="0"/>
               <w:rPr>
+                <w:rFonts w:ascii="Times New Roman" w:hAnsi="Times New Roman" w:cs="Times New Roman"/>
                 <w:lang w:val="ru-RU"/>
               </w:rPr>
             </w:pPr>
             <w:r>
               <w:rPr>
+                <w:rFonts w:ascii="Times New Roman" w:hAnsi="Times New Roman" w:cs="Times New Roman"/>
                 <w:sz w:val="19"/>
                 <w:lang w:val="ru-RU"/>
               </w:rPr>
@@ -4002,9 +4413,13 @@
           <w:p>
             <w:pPr>
               <w:spacing w:after="0"/>
+              <w:rPr>
+                <w:rFonts w:ascii="Times New Roman" w:hAnsi="Times New Roman" w:cs="Times New Roman"/>
+              </w:rPr>
             </w:pPr>
             <w:r>
               <w:rPr>
+                <w:rFonts w:ascii="Times New Roman" w:hAnsi="Times New Roman" w:cs="Times New Roman"/>
                 <w:sz w:val="19"/>
               </w:rPr>
               <w:t>FR-04</w:t>
@@ -4026,11 +4441,13 @@
             <w:pPr>
               <w:spacing w:after="0"/>
               <w:rPr>
+                <w:rFonts w:ascii="Times New Roman" w:hAnsi="Times New Roman" w:cs="Times New Roman"/>
                 <w:lang w:val="ru-RU"/>
               </w:rPr>
             </w:pPr>
             <w:r>
               <w:rPr>
+                <w:rFonts w:ascii="Times New Roman" w:hAnsi="Times New Roman" w:cs="Times New Roman"/>
                 <w:sz w:val="19"/>
                 <w:lang w:val="ru-RU"/>
               </w:rPr>
@@ -4058,9 +4475,13 @@
           <w:p>
             <w:pPr>
               <w:spacing w:after="0"/>
+              <w:rPr>
+                <w:rFonts w:ascii="Times New Roman" w:hAnsi="Times New Roman" w:cs="Times New Roman"/>
+              </w:rPr>
             </w:pPr>
             <w:r>
               <w:rPr>
+                <w:rFonts w:ascii="Times New Roman" w:hAnsi="Times New Roman" w:cs="Times New Roman"/>
                 <w:sz w:val="19"/>
               </w:rPr>
               <w:t>FR-05</w:t>
@@ -4082,11 +4503,13 @@
             <w:pPr>
               <w:spacing w:after="0"/>
               <w:rPr>
+                <w:rFonts w:ascii="Times New Roman" w:hAnsi="Times New Roman" w:cs="Times New Roman"/>
                 <w:lang w:val="ru-RU"/>
               </w:rPr>
             </w:pPr>
             <w:r>
               <w:rPr>
+                <w:rFonts w:ascii="Times New Roman" w:hAnsi="Times New Roman" w:cs="Times New Roman"/>
                 <w:sz w:val="19"/>
                 <w:lang w:val="ru-RU"/>
               </w:rPr>
@@ -4114,9 +4537,13 @@
           <w:p>
             <w:pPr>
               <w:spacing w:after="0"/>
+              <w:rPr>
+                <w:rFonts w:ascii="Times New Roman" w:hAnsi="Times New Roman" w:cs="Times New Roman"/>
+              </w:rPr>
             </w:pPr>
             <w:r>
               <w:rPr>
+                <w:rFonts w:ascii="Times New Roman" w:hAnsi="Times New Roman" w:cs="Times New Roman"/>
                 <w:sz w:val="19"/>
               </w:rPr>
               <w:t>FR-06</w:t>
@@ -4138,11 +4565,13 @@
             <w:pPr>
               <w:spacing w:after="0"/>
               <w:rPr>
+                <w:rFonts w:ascii="Times New Roman" w:hAnsi="Times New Roman" w:cs="Times New Roman"/>
                 <w:lang w:val="ru-RU"/>
               </w:rPr>
             </w:pPr>
             <w:r>
               <w:rPr>
+                <w:rFonts w:ascii="Times New Roman" w:hAnsi="Times New Roman" w:cs="Times New Roman"/>
                 <w:sz w:val="19"/>
                 <w:lang w:val="ru-RU"/>
               </w:rPr>
@@ -4170,9 +4599,13 @@
           <w:p>
             <w:pPr>
               <w:spacing w:after="0"/>
+              <w:rPr>
+                <w:rFonts w:ascii="Times New Roman" w:hAnsi="Times New Roman" w:cs="Times New Roman"/>
+              </w:rPr>
             </w:pPr>
             <w:r>
               <w:rPr>
+                <w:rFonts w:ascii="Times New Roman" w:hAnsi="Times New Roman" w:cs="Times New Roman"/>
                 <w:sz w:val="19"/>
               </w:rPr>
               <w:t>FR-07</w:t>
@@ -4194,11 +4627,13 @@
             <w:pPr>
               <w:spacing w:after="0"/>
               <w:rPr>
+                <w:rFonts w:ascii="Times New Roman" w:hAnsi="Times New Roman" w:cs="Times New Roman"/>
                 <w:lang w:val="ru-RU"/>
               </w:rPr>
             </w:pPr>
             <w:r>
               <w:rPr>
+                <w:rFonts w:ascii="Times New Roman" w:hAnsi="Times New Roman" w:cs="Times New Roman"/>
                 <w:sz w:val="19"/>
                 <w:lang w:val="ru-RU"/>
               </w:rPr>
@@ -4226,9 +4661,13 @@
           <w:p>
             <w:pPr>
               <w:spacing w:after="0"/>
+              <w:rPr>
+                <w:rFonts w:ascii="Times New Roman" w:hAnsi="Times New Roman" w:cs="Times New Roman"/>
+              </w:rPr>
             </w:pPr>
             <w:r>
               <w:rPr>
+                <w:rFonts w:ascii="Times New Roman" w:hAnsi="Times New Roman" w:cs="Times New Roman"/>
                 <w:sz w:val="19"/>
               </w:rPr>
               <w:t>FR-08</w:t>
@@ -4250,11 +4689,13 @@
             <w:pPr>
               <w:spacing w:after="0"/>
               <w:rPr>
+                <w:rFonts w:ascii="Times New Roman" w:hAnsi="Times New Roman" w:cs="Times New Roman"/>
                 <w:lang w:val="ru-RU"/>
               </w:rPr>
             </w:pPr>
             <w:r>
               <w:rPr>
+                <w:rFonts w:ascii="Times New Roman" w:hAnsi="Times New Roman" w:cs="Times New Roman"/>
                 <w:sz w:val="19"/>
                 <w:lang w:val="ru-RU"/>
               </w:rPr>
@@ -4282,9 +4723,13 @@
           <w:p>
             <w:pPr>
               <w:spacing w:after="0"/>
+              <w:rPr>
+                <w:rFonts w:ascii="Times New Roman" w:hAnsi="Times New Roman" w:cs="Times New Roman"/>
+              </w:rPr>
             </w:pPr>
             <w:r>
               <w:rPr>
+                <w:rFonts w:ascii="Times New Roman" w:hAnsi="Times New Roman" w:cs="Times New Roman"/>
                 <w:sz w:val="19"/>
               </w:rPr>
               <w:t>FR-09</w:t>
@@ -4306,11 +4751,13 @@
             <w:pPr>
               <w:spacing w:after="0"/>
               <w:rPr>
+                <w:rFonts w:ascii="Times New Roman" w:hAnsi="Times New Roman" w:cs="Times New Roman"/>
                 <w:lang w:val="ru-RU"/>
               </w:rPr>
             </w:pPr>
             <w:r>
               <w:rPr>
+                <w:rFonts w:ascii="Times New Roman" w:hAnsi="Times New Roman" w:cs="Times New Roman"/>
                 <w:sz w:val="19"/>
                 <w:lang w:val="ru-RU"/>
               </w:rPr>
@@ -4338,9 +4785,13 @@
           <w:p>
             <w:pPr>
               <w:spacing w:after="0"/>
+              <w:rPr>
+                <w:rFonts w:ascii="Times New Roman" w:hAnsi="Times New Roman" w:cs="Times New Roman"/>
+              </w:rPr>
             </w:pPr>
             <w:r>
               <w:rPr>
+                <w:rFonts w:ascii="Times New Roman" w:hAnsi="Times New Roman" w:cs="Times New Roman"/>
                 <w:sz w:val="19"/>
               </w:rPr>
               <w:t>FR-10</w:t>
@@ -4362,11 +4813,13 @@
             <w:pPr>
               <w:spacing w:after="0"/>
               <w:rPr>
+                <w:rFonts w:ascii="Times New Roman" w:hAnsi="Times New Roman" w:cs="Times New Roman"/>
                 <w:lang w:val="ru-RU"/>
               </w:rPr>
             </w:pPr>
             <w:r>
               <w:rPr>
+                <w:rFonts w:ascii="Times New Roman" w:hAnsi="Times New Roman" w:cs="Times New Roman"/>
                 <w:sz w:val="19"/>
                 <w:lang w:val="ru-RU"/>
               </w:rPr>
@@ -4374,12 +4827,14 @@
             </w:r>
             <w:r>
               <w:rPr>
+                <w:rFonts w:ascii="Times New Roman" w:hAnsi="Times New Roman" w:cs="Times New Roman"/>
                 <w:sz w:val="19"/>
               </w:rPr>
               <w:t>CSV</w:t>
             </w:r>
             <w:r>
               <w:rPr>
+                <w:rFonts w:ascii="Times New Roman" w:hAnsi="Times New Roman" w:cs="Times New Roman"/>
                 <w:sz w:val="19"/>
                 <w:lang w:val="ru-RU"/>
               </w:rPr>
@@ -4407,9 +4862,13 @@
           <w:p>
             <w:pPr>
               <w:spacing w:after="0"/>
+              <w:rPr>
+                <w:rFonts w:ascii="Times New Roman" w:hAnsi="Times New Roman" w:cs="Times New Roman"/>
+              </w:rPr>
             </w:pPr>
             <w:r>
               <w:rPr>
+                <w:rFonts w:ascii="Times New Roman" w:hAnsi="Times New Roman" w:cs="Times New Roman"/>
                 <w:sz w:val="19"/>
               </w:rPr>
               <w:t>FR-11</w:t>
@@ -4431,11 +4890,13 @@
             <w:pPr>
               <w:spacing w:after="0"/>
               <w:rPr>
+                <w:rFonts w:ascii="Times New Roman" w:hAnsi="Times New Roman" w:cs="Times New Roman"/>
                 <w:lang w:val="ru-RU"/>
               </w:rPr>
             </w:pPr>
             <w:r>
               <w:rPr>
+                <w:rFonts w:ascii="Times New Roman" w:hAnsi="Times New Roman" w:cs="Times New Roman"/>
                 <w:sz w:val="19"/>
                 <w:lang w:val="ru-RU"/>
               </w:rPr>
@@ -4463,9 +4924,13 @@
           <w:p>
             <w:pPr>
               <w:spacing w:after="0"/>
+              <w:rPr>
+                <w:rFonts w:ascii="Times New Roman" w:hAnsi="Times New Roman" w:cs="Times New Roman"/>
+              </w:rPr>
             </w:pPr>
             <w:r>
               <w:rPr>
+                <w:rFonts w:ascii="Times New Roman" w:hAnsi="Times New Roman" w:cs="Times New Roman"/>
                 <w:sz w:val="19"/>
               </w:rPr>
               <w:t>FR-12</w:t>
@@ -4487,11 +4952,13 @@
             <w:pPr>
               <w:spacing w:after="0"/>
               <w:rPr>
+                <w:rFonts w:ascii="Times New Roman" w:hAnsi="Times New Roman" w:cs="Times New Roman"/>
                 <w:lang w:val="ru-RU"/>
               </w:rPr>
             </w:pPr>
             <w:r>
               <w:rPr>
+                <w:rFonts w:ascii="Times New Roman" w:hAnsi="Times New Roman" w:cs="Times New Roman"/>
                 <w:sz w:val="19"/>
                 <w:lang w:val="ru-RU"/>
               </w:rPr>
@@ -4504,8 +4971,14 @@
     <w:p>
       <w:pPr>
         <w:pStyle w:val="21"/>
-      </w:pPr>
-      <w:r>
+        <w:rPr>
+          <w:rFonts w:ascii="Times New Roman" w:hAnsi="Times New Roman" w:cs="Times New Roman"/>
+        </w:rPr>
+      </w:pPr>
+      <w:r>
+        <w:rPr>
+          <w:rFonts w:ascii="Times New Roman" w:hAnsi="Times New Roman" w:cs="Times New Roman"/>
+        </w:rPr>
         <w:t>4.4 Нефункциональные требования</w:t>
       </w:r>
     </w:p>
@@ -4541,9 +5014,13 @@
           <w:p>
             <w:pPr>
               <w:spacing w:after="0"/>
+              <w:rPr>
+                <w:rFonts w:ascii="Times New Roman" w:hAnsi="Times New Roman" w:cs="Times New Roman"/>
+              </w:rPr>
             </w:pPr>
             <w:r>
               <w:rPr>
+                <w:rFonts w:ascii="Times New Roman" w:hAnsi="Times New Roman" w:cs="Times New Roman"/>
                 <w:b/>
                 <w:sz w:val="19"/>
               </w:rPr>
@@ -4566,9 +5043,13 @@
           <w:p>
             <w:pPr>
               <w:spacing w:after="0"/>
+              <w:rPr>
+                <w:rFonts w:ascii="Times New Roman" w:hAnsi="Times New Roman" w:cs="Times New Roman"/>
+              </w:rPr>
             </w:pPr>
             <w:r>
               <w:rPr>
+                <w:rFonts w:ascii="Times New Roman" w:hAnsi="Times New Roman" w:cs="Times New Roman"/>
                 <w:b/>
                 <w:sz w:val="19"/>
               </w:rPr>
@@ -4596,12 +5077,15 @@
           <w:p>
             <w:pPr>
               <w:spacing w:after="0"/>
+              <w:rPr>
+                <w:rFonts w:ascii="Times New Roman" w:hAnsi="Times New Roman" w:cs="Times New Roman"/>
+              </w:rPr>
             </w:pPr>
             <w:r>
               <w:rPr>
+                <w:rFonts w:ascii="Times New Roman" w:hAnsi="Times New Roman" w:cs="Times New Roman"/>
                 <w:sz w:val="19"/>
               </w:rPr>
-              <w:lastRenderedPageBreak/>
               <w:t>NFR-01 Производительность</w:t>
             </w:r>
           </w:p>
@@ -4621,11 +5105,13 @@
             <w:pPr>
               <w:spacing w:after="0"/>
               <w:rPr>
+                <w:rFonts w:ascii="Times New Roman" w:hAnsi="Times New Roman" w:cs="Times New Roman"/>
                 <w:lang w:val="ru-RU"/>
               </w:rPr>
             </w:pPr>
             <w:r>
               <w:rPr>
+                <w:rFonts w:ascii="Times New Roman" w:hAnsi="Times New Roman" w:cs="Times New Roman"/>
                 <w:sz w:val="19"/>
                 <w:lang w:val="ru-RU"/>
               </w:rPr>
@@ -4653,9 +5139,13 @@
           <w:p>
             <w:pPr>
               <w:spacing w:after="0"/>
+              <w:rPr>
+                <w:rFonts w:ascii="Times New Roman" w:hAnsi="Times New Roman" w:cs="Times New Roman"/>
+              </w:rPr>
             </w:pPr>
             <w:r>
               <w:rPr>
+                <w:rFonts w:ascii="Times New Roman" w:hAnsi="Times New Roman" w:cs="Times New Roman"/>
                 <w:sz w:val="19"/>
               </w:rPr>
               <w:t>NFR-02 Надежность</w:t>
@@ -4677,11 +5167,13 @@
             <w:pPr>
               <w:spacing w:after="0"/>
               <w:rPr>
+                <w:rFonts w:ascii="Times New Roman" w:hAnsi="Times New Roman" w:cs="Times New Roman"/>
                 <w:lang w:val="ru-RU"/>
               </w:rPr>
             </w:pPr>
             <w:r>
               <w:rPr>
+                <w:rFonts w:ascii="Times New Roman" w:hAnsi="Times New Roman" w:cs="Times New Roman"/>
                 <w:sz w:val="19"/>
                 <w:lang w:val="ru-RU"/>
               </w:rPr>
@@ -4709,9 +5201,13 @@
           <w:p>
             <w:pPr>
               <w:spacing w:after="0"/>
+              <w:rPr>
+                <w:rFonts w:ascii="Times New Roman" w:hAnsi="Times New Roman" w:cs="Times New Roman"/>
+              </w:rPr>
             </w:pPr>
             <w:r>
               <w:rPr>
+                <w:rFonts w:ascii="Times New Roman" w:hAnsi="Times New Roman" w:cs="Times New Roman"/>
                 <w:sz w:val="19"/>
               </w:rPr>
               <w:t>NFR-03 Удобство</w:t>
@@ -4733,11 +5229,13 @@
             <w:pPr>
               <w:spacing w:after="0"/>
               <w:rPr>
+                <w:rFonts w:ascii="Times New Roman" w:hAnsi="Times New Roman" w:cs="Times New Roman"/>
                 <w:lang w:val="ru-RU"/>
               </w:rPr>
             </w:pPr>
             <w:r>
               <w:rPr>
+                <w:rFonts w:ascii="Times New Roman" w:hAnsi="Times New Roman" w:cs="Times New Roman"/>
                 <w:sz w:val="19"/>
                 <w:lang w:val="ru-RU"/>
               </w:rPr>
@@ -4765,9 +5263,13 @@
           <w:p>
             <w:pPr>
               <w:spacing w:after="0"/>
+              <w:rPr>
+                <w:rFonts w:ascii="Times New Roman" w:hAnsi="Times New Roman" w:cs="Times New Roman"/>
+              </w:rPr>
             </w:pPr>
             <w:r>
               <w:rPr>
+                <w:rFonts w:ascii="Times New Roman" w:hAnsi="Times New Roman" w:cs="Times New Roman"/>
                 <w:sz w:val="19"/>
               </w:rPr>
               <w:t>NFR-04 Совместимость</w:t>
@@ -4789,11 +5291,13 @@
             <w:pPr>
               <w:spacing w:after="0"/>
               <w:rPr>
+                <w:rFonts w:ascii="Times New Roman" w:hAnsi="Times New Roman" w:cs="Times New Roman"/>
                 <w:lang w:val="ru-RU"/>
               </w:rPr>
             </w:pPr>
             <w:r>
               <w:rPr>
+                <w:rFonts w:ascii="Times New Roman" w:hAnsi="Times New Roman" w:cs="Times New Roman"/>
                 <w:sz w:val="19"/>
                 <w:lang w:val="ru-RU"/>
               </w:rPr>
@@ -4801,12 +5305,14 @@
             </w:r>
             <w:r>
               <w:rPr>
+                <w:rFonts w:ascii="Times New Roman" w:hAnsi="Times New Roman" w:cs="Times New Roman"/>
                 <w:sz w:val="19"/>
               </w:rPr>
               <w:t>C</w:t>
             </w:r>
             <w:r>
               <w:rPr>
+                <w:rFonts w:ascii="Times New Roman" w:hAnsi="Times New Roman" w:cs="Times New Roman"/>
                 <w:sz w:val="19"/>
                 <w:lang w:val="ru-RU"/>
               </w:rPr>
@@ -4834,9 +5340,13 @@
           <w:p>
             <w:pPr>
               <w:spacing w:after="0"/>
+              <w:rPr>
+                <w:rFonts w:ascii="Times New Roman" w:hAnsi="Times New Roman" w:cs="Times New Roman"/>
+              </w:rPr>
             </w:pPr>
             <w:r>
               <w:rPr>
+                <w:rFonts w:ascii="Times New Roman" w:hAnsi="Times New Roman" w:cs="Times New Roman"/>
                 <w:sz w:val="19"/>
               </w:rPr>
               <w:t>NFR-05 Сопровождаемость</w:t>
@@ -4858,11 +5368,13 @@
             <w:pPr>
               <w:spacing w:after="0"/>
               <w:rPr>
+                <w:rFonts w:ascii="Times New Roman" w:hAnsi="Times New Roman" w:cs="Times New Roman"/>
                 <w:lang w:val="ru-RU"/>
               </w:rPr>
             </w:pPr>
             <w:r>
               <w:rPr>
+                <w:rFonts w:ascii="Times New Roman" w:hAnsi="Times New Roman" w:cs="Times New Roman"/>
                 <w:sz w:val="19"/>
                 <w:lang w:val="ru-RU"/>
               </w:rPr>
@@ -4890,9 +5402,13 @@
           <w:p>
             <w:pPr>
               <w:spacing w:after="0"/>
+              <w:rPr>
+                <w:rFonts w:ascii="Times New Roman" w:hAnsi="Times New Roman" w:cs="Times New Roman"/>
+              </w:rPr>
             </w:pPr>
             <w:r>
               <w:rPr>
+                <w:rFonts w:ascii="Times New Roman" w:hAnsi="Times New Roman" w:cs="Times New Roman"/>
                 <w:sz w:val="19"/>
               </w:rPr>
               <w:t>NFR-06 Целостность данных</w:t>
@@ -4914,11 +5430,13 @@
             <w:pPr>
               <w:spacing w:after="0"/>
               <w:rPr>
+                <w:rFonts w:ascii="Times New Roman" w:hAnsi="Times New Roman" w:cs="Times New Roman"/>
                 <w:lang w:val="ru-RU"/>
               </w:rPr>
             </w:pPr>
             <w:r>
               <w:rPr>
+                <w:rFonts w:ascii="Times New Roman" w:hAnsi="Times New Roman" w:cs="Times New Roman"/>
                 <w:sz w:val="19"/>
                 <w:lang w:val="ru-RU"/>
               </w:rPr>
@@ -4946,11 +5464,16 @@
           <w:p>
             <w:pPr>
               <w:spacing w:after="0"/>
+              <w:rPr>
+                <w:rFonts w:ascii="Times New Roman" w:hAnsi="Times New Roman" w:cs="Times New Roman"/>
+              </w:rPr>
             </w:pPr>
             <w:r>
               <w:rPr>
+                <w:rFonts w:ascii="Times New Roman" w:hAnsi="Times New Roman" w:cs="Times New Roman"/>
                 <w:sz w:val="19"/>
               </w:rPr>
+              <w:lastRenderedPageBreak/>
               <w:t>NFR-07 Локальность</w:t>
             </w:r>
           </w:p>
@@ -4970,11 +5493,13 @@
             <w:pPr>
               <w:spacing w:after="0"/>
               <w:rPr>
+                <w:rFonts w:ascii="Times New Roman" w:hAnsi="Times New Roman" w:cs="Times New Roman"/>
                 <w:lang w:val="ru-RU"/>
               </w:rPr>
             </w:pPr>
             <w:r>
               <w:rPr>
+                <w:rFonts w:ascii="Times New Roman" w:hAnsi="Times New Roman" w:cs="Times New Roman"/>
                 <w:sz w:val="19"/>
                 <w:lang w:val="ru-RU"/>
               </w:rPr>
@@ -4988,11 +5513,13 @@
       <w:pPr>
         <w:pStyle w:val="1"/>
         <w:rPr>
-          <w:lang w:val="ru-RU"/>
-        </w:rPr>
-      </w:pPr>
-      <w:r>
-        <w:rPr>
+          <w:rFonts w:ascii="Times New Roman" w:hAnsi="Times New Roman" w:cs="Times New Roman"/>
+          <w:lang w:val="ru-RU"/>
+        </w:rPr>
+      </w:pPr>
+      <w:r>
+        <w:rPr>
+          <w:rFonts w:ascii="Times New Roman" w:hAnsi="Times New Roman" w:cs="Times New Roman"/>
           <w:lang w:val="ru-RU"/>
         </w:rPr>
         <w:t>5 Спецификация требований к программному обеспечению</w:t>
@@ -5002,11 +5529,13 @@
       <w:pPr>
         <w:pStyle w:val="21"/>
         <w:rPr>
-          <w:lang w:val="ru-RU"/>
-        </w:rPr>
-      </w:pPr>
-      <w:r>
-        <w:rPr>
+          <w:rFonts w:ascii="Times New Roman" w:hAnsi="Times New Roman" w:cs="Times New Roman"/>
+          <w:lang w:val="ru-RU"/>
+        </w:rPr>
+      </w:pPr>
+      <w:r>
+        <w:rPr>
+          <w:rFonts w:ascii="Times New Roman" w:hAnsi="Times New Roman" w:cs="Times New Roman"/>
           <w:lang w:val="ru-RU"/>
         </w:rPr>
         <w:t>5.1 Введение</w:t>
@@ -5015,73 +5544,95 @@
     <w:p>
       <w:pPr>
         <w:rPr>
-          <w:lang w:val="ru-RU"/>
-        </w:rPr>
-      </w:pPr>
-      <w:r>
-        <w:rPr>
-          <w:lang w:val="ru-RU"/>
-        </w:rPr>
-        <w:t>Назначение документа. Документ определяет объем, функции, ограничения и проверяемые требования к первой версии программного продукта «Тайм-трекер». Он предназначен для участников команды, преподавателя и лица, принимающего результат.</w:t>
+          <w:rFonts w:ascii="Times New Roman" w:hAnsi="Times New Roman" w:cs="Times New Roman"/>
+          <w:lang w:val="ru-RU"/>
+        </w:rPr>
+      </w:pPr>
+      <w:r>
+        <w:rPr>
+          <w:rFonts w:ascii="Times New Roman" w:hAnsi="Times New Roman" w:cs="Times New Roman"/>
+          <w:lang w:val="ru-RU"/>
+        </w:rPr>
+        <w:t xml:space="preserve">Назначение документа. Документ определяет объем, функции, ограничения и проверяемые требования к первой версии программного продукта «Тайм-трекер». </w:t>
       </w:r>
     </w:p>
     <w:p>
       <w:pPr>
         <w:rPr>
-          <w:lang w:val="ru-RU"/>
-        </w:rPr>
-      </w:pPr>
-      <w:r>
-        <w:rPr>
+          <w:rFonts w:ascii="Times New Roman" w:hAnsi="Times New Roman" w:cs="Times New Roman"/>
+          <w:lang w:val="ru-RU"/>
+        </w:rPr>
+      </w:pPr>
+      <w:r>
+        <w:rPr>
+          <w:rFonts w:ascii="Times New Roman" w:hAnsi="Times New Roman" w:cs="Times New Roman"/>
           <w:lang w:val="ru-RU"/>
         </w:rPr>
         <w:t xml:space="preserve">Область действия. Продукт является локальным консольным приложением на </w:t>
       </w:r>
       <w:r>
+        <w:rPr>
+          <w:rFonts w:ascii="Times New Roman" w:hAnsi="Times New Roman" w:cs="Times New Roman"/>
+        </w:rPr>
         <w:t>C</w:t>
       </w:r>
       <w:r>
         <w:rPr>
-          <w:lang w:val="ru-RU"/>
-        </w:rPr>
-        <w:t>++17. Оно помогает одному пользователю организовывать проекты и задачи, регистрировать рабочие сессии и анализировать затраченное время. Веб-сервис, синхронизация между устройствами и командный учет не входят в текущий объем.</w:t>
+          <w:rFonts w:ascii="Times New Roman" w:hAnsi="Times New Roman" w:cs="Times New Roman"/>
+          <w:lang w:val="ru-RU"/>
+        </w:rPr>
+        <w:t>++17. Оно помогает одному пользователю организовывать проекты и задачи, регистрировать рабочие сессии и анализировать затраченное время.</w:t>
       </w:r>
     </w:p>
     <w:p>
       <w:pPr>
         <w:rPr>
-          <w:lang w:val="ru-RU"/>
-        </w:rPr>
-      </w:pPr>
-      <w:r>
-        <w:rPr>
+          <w:rFonts w:ascii="Times New Roman" w:hAnsi="Times New Roman" w:cs="Times New Roman"/>
+          <w:lang w:val="ru-RU"/>
+        </w:rPr>
+      </w:pPr>
+      <w:r>
+        <w:rPr>
+          <w:rFonts w:ascii="Times New Roman" w:hAnsi="Times New Roman" w:cs="Times New Roman"/>
           <w:lang w:val="ru-RU"/>
         </w:rPr>
         <w:t xml:space="preserve">Термины и сокращения. Тайм-трекер - программа учета времени; сессия - интервал от запуска до остановки таймера; активная сессия - начатая, но еще не завершенная запись; </w:t>
       </w:r>
       <w:r>
+        <w:rPr>
+          <w:rFonts w:ascii="Times New Roman" w:hAnsi="Times New Roman" w:cs="Times New Roman"/>
+        </w:rPr>
         <w:t>CSV</w:t>
       </w:r>
       <w:r>
         <w:rPr>
+          <w:rFonts w:ascii="Times New Roman" w:hAnsi="Times New Roman" w:cs="Times New Roman"/>
           <w:lang w:val="ru-RU"/>
         </w:rPr>
         <w:t xml:space="preserve"> - текстовый табличный формат с разделителями; </w:t>
       </w:r>
       <w:r>
+        <w:rPr>
+          <w:rFonts w:ascii="Times New Roman" w:hAnsi="Times New Roman" w:cs="Times New Roman"/>
+        </w:rPr>
         <w:t>SRS</w:t>
       </w:r>
       <w:r>
         <w:rPr>
+          <w:rFonts w:ascii="Times New Roman" w:hAnsi="Times New Roman" w:cs="Times New Roman"/>
           <w:lang w:val="ru-RU"/>
         </w:rPr>
         <w:t xml:space="preserve"> - спецификация требований к программному обеспечению; </w:t>
       </w:r>
       <w:r>
+        <w:rPr>
+          <w:rFonts w:ascii="Times New Roman" w:hAnsi="Times New Roman" w:cs="Times New Roman"/>
+        </w:rPr>
         <w:t>CLI</w:t>
       </w:r>
       <w:r>
         <w:rPr>
+          <w:rFonts w:ascii="Times New Roman" w:hAnsi="Times New Roman" w:cs="Times New Roman"/>
           <w:lang w:val="ru-RU"/>
         </w:rPr>
         <w:t xml:space="preserve"> - интерфейс командной строки.</w:t>
@@ -5091,11 +5642,13 @@
       <w:pPr>
         <w:pStyle w:val="21"/>
         <w:rPr>
-          <w:lang w:val="ru-RU"/>
-        </w:rPr>
-      </w:pPr>
-      <w:r>
-        <w:rPr>
+          <w:rFonts w:ascii="Times New Roman" w:hAnsi="Times New Roman" w:cs="Times New Roman"/>
+          <w:lang w:val="ru-RU"/>
+        </w:rPr>
+      </w:pPr>
+      <w:r>
+        <w:rPr>
+          <w:rFonts w:ascii="Times New Roman" w:hAnsi="Times New Roman" w:cs="Times New Roman"/>
           <w:lang w:val="ru-RU"/>
         </w:rPr>
         <w:t>5.2 Общее описание</w:t>
@@ -5104,20 +5657,26 @@
     <w:p>
       <w:pPr>
         <w:rPr>
-          <w:lang w:val="ru-RU"/>
-        </w:rPr>
-      </w:pPr>
-      <w:r>
-        <w:rPr>
+          <w:rFonts w:ascii="Times New Roman" w:hAnsi="Times New Roman" w:cs="Times New Roman"/>
+          <w:lang w:val="ru-RU"/>
+        </w:rPr>
+      </w:pPr>
+      <w:r>
+        <w:rPr>
+          <w:rFonts w:ascii="Times New Roman" w:hAnsi="Times New Roman" w:cs="Times New Roman"/>
           <w:lang w:val="ru-RU"/>
         </w:rPr>
         <w:t xml:space="preserve">Описание продукта. Приложение запускается на компьютере пользователя. Через </w:t>
       </w:r>
       <w:r>
+        <w:rPr>
+          <w:rFonts w:ascii="Times New Roman" w:hAnsi="Times New Roman" w:cs="Times New Roman"/>
+        </w:rPr>
         <w:t>CLI</w:t>
       </w:r>
       <w:r>
         <w:rPr>
+          <w:rFonts w:ascii="Times New Roman" w:hAnsi="Times New Roman" w:cs="Times New Roman"/>
           <w:lang w:val="ru-RU"/>
         </w:rPr>
         <w:t xml:space="preserve"> пользователь выбирает действие из меню или вводит команду. Данные проектов, задач и сессий читаются и записываются в локальные файлы. Внешний сетевой сервис не требуется.</w:t>
@@ -5126,20 +5685,26 @@
     <w:p>
       <w:pPr>
         <w:rPr>
-          <w:lang w:val="ru-RU"/>
-        </w:rPr>
-      </w:pPr>
-      <w:r>
-        <w:rPr>
+          <w:rFonts w:ascii="Times New Roman" w:hAnsi="Times New Roman" w:cs="Times New Roman"/>
+          <w:lang w:val="ru-RU"/>
+        </w:rPr>
+      </w:pPr>
+      <w:r>
+        <w:rPr>
+          <w:rFonts w:ascii="Times New Roman" w:hAnsi="Times New Roman" w:cs="Times New Roman"/>
           <w:lang w:val="ru-RU"/>
         </w:rPr>
         <w:t xml:space="preserve">Функции продукта. Управление проектами и задачами; запуск и остановка таймера; хранение истории; фильтрация записей; формирование агрегированного отчета; экспорт в </w:t>
       </w:r>
       <w:r>
+        <w:rPr>
+          <w:rFonts w:ascii="Times New Roman" w:hAnsi="Times New Roman" w:cs="Times New Roman"/>
+        </w:rPr>
         <w:t>CSV</w:t>
       </w:r>
       <w:r>
         <w:rPr>
+          <w:rFonts w:ascii="Times New Roman" w:hAnsi="Times New Roman" w:cs="Times New Roman"/>
           <w:lang w:val="ru-RU"/>
         </w:rPr>
         <w:t>; проверка ошибочных действий и сохранности данных.</w:t>
@@ -5148,11 +5713,13 @@
     <w:p>
       <w:pPr>
         <w:rPr>
-          <w:lang w:val="ru-RU"/>
-        </w:rPr>
-      </w:pPr>
-      <w:r>
-        <w:rPr>
+          <w:rFonts w:ascii="Times New Roman" w:hAnsi="Times New Roman" w:cs="Times New Roman"/>
+          <w:lang w:val="ru-RU"/>
+        </w:rPr>
+      </w:pPr>
+      <w:r>
+        <w:rPr>
+          <w:rFonts w:ascii="Times New Roman" w:hAnsi="Times New Roman" w:cs="Times New Roman"/>
           <w:lang w:val="ru-RU"/>
         </w:rPr>
         <w:t>Характеристики пользователей. Основной пользователь умеет работать с компьютером и вводить команды по подсказкам. Специальные знания программирования не требуются. Технический сопровождающий запускает сборку и при необходимости проверяет файлы данных.</w:t>
@@ -5162,11 +5729,13 @@
       <w:pPr>
         <w:pStyle w:val="21"/>
         <w:rPr>
-          <w:lang w:val="ru-RU"/>
-        </w:rPr>
-      </w:pPr>
-      <w:r>
-        <w:rPr>
+          <w:rFonts w:ascii="Times New Roman" w:hAnsi="Times New Roman" w:cs="Times New Roman"/>
+          <w:lang w:val="ru-RU"/>
+        </w:rPr>
+      </w:pPr>
+      <w:r>
+        <w:rPr>
+          <w:rFonts w:ascii="Times New Roman" w:hAnsi="Times New Roman" w:cs="Times New Roman"/>
           <w:lang w:val="ru-RU"/>
         </w:rPr>
         <w:t>5.3 Ограничения и внешние интерфейсы</w:t>
@@ -5176,20 +5745,26 @@
       <w:pPr>
         <w:ind w:left="227" w:hanging="142"/>
         <w:rPr>
-          <w:lang w:val="ru-RU"/>
-        </w:rPr>
-      </w:pPr>
-      <w:r>
-        <w:rPr>
+          <w:rFonts w:ascii="Times New Roman" w:hAnsi="Times New Roman" w:cs="Times New Roman"/>
+          <w:lang w:val="ru-RU"/>
+        </w:rPr>
+      </w:pPr>
+      <w:r>
+        <w:rPr>
+          <w:rFonts w:ascii="Times New Roman" w:hAnsi="Times New Roman" w:cs="Times New Roman"/>
           <w:lang w:val="ru-RU"/>
         </w:rPr>
         <w:t xml:space="preserve">• Программный язык - </w:t>
       </w:r>
       <w:r>
+        <w:rPr>
+          <w:rFonts w:ascii="Times New Roman" w:hAnsi="Times New Roman" w:cs="Times New Roman"/>
+        </w:rPr>
         <w:t>C</w:t>
       </w:r>
       <w:r>
         <w:rPr>
+          <w:rFonts w:ascii="Times New Roman" w:hAnsi="Times New Roman" w:cs="Times New Roman"/>
           <w:lang w:val="ru-RU"/>
         </w:rPr>
         <w:t>++17. Основное поведение реализуется внутри проекта; использование библиотек не заменяет бизнес-логику.</w:t>
@@ -5199,89 +5774,122 @@
       <w:pPr>
         <w:ind w:left="227" w:hanging="142"/>
         <w:rPr>
-          <w:lang w:val="ru-RU"/>
-        </w:rPr>
-      </w:pPr>
-      <w:r>
-        <w:rPr>
+          <w:rFonts w:ascii="Times New Roman" w:hAnsi="Times New Roman" w:cs="Times New Roman"/>
+          <w:lang w:val="ru-RU"/>
+        </w:rPr>
+      </w:pPr>
+      <w:r>
+        <w:rPr>
+          <w:rFonts w:ascii="Times New Roman" w:hAnsi="Times New Roman" w:cs="Times New Roman"/>
           <w:lang w:val="ru-RU"/>
         </w:rPr>
         <w:t xml:space="preserve">• Пользовательский интерфейс - консольное меню на русском языке. Для даты и времени используется единый формат, например </w:t>
       </w:r>
       <w:r>
+        <w:rPr>
+          <w:rFonts w:ascii="Times New Roman" w:hAnsi="Times New Roman" w:cs="Times New Roman"/>
+        </w:rPr>
         <w:t>YYYY</w:t>
       </w:r>
       <w:r>
         <w:rPr>
+          <w:rFonts w:ascii="Times New Roman" w:hAnsi="Times New Roman" w:cs="Times New Roman"/>
           <w:lang w:val="ru-RU"/>
         </w:rPr>
         <w:t>-</w:t>
       </w:r>
       <w:r>
+        <w:rPr>
+          <w:rFonts w:ascii="Times New Roman" w:hAnsi="Times New Roman" w:cs="Times New Roman"/>
+        </w:rPr>
         <w:t>MM</w:t>
       </w:r>
       <w:r>
         <w:rPr>
+          <w:rFonts w:ascii="Times New Roman" w:hAnsi="Times New Roman" w:cs="Times New Roman"/>
           <w:lang w:val="ru-RU"/>
         </w:rPr>
         <w:t>-</w:t>
       </w:r>
       <w:r>
+        <w:rPr>
+          <w:rFonts w:ascii="Times New Roman" w:hAnsi="Times New Roman" w:cs="Times New Roman"/>
+        </w:rPr>
         <w:t>DD</w:t>
       </w:r>
       <w:r>
         <w:rPr>
+          <w:rFonts w:ascii="Times New Roman" w:hAnsi="Times New Roman" w:cs="Times New Roman"/>
           <w:lang w:val="ru-RU"/>
         </w:rPr>
         <w:t xml:space="preserve"> </w:t>
       </w:r>
       <w:r>
+        <w:rPr>
+          <w:rFonts w:ascii="Times New Roman" w:hAnsi="Times New Roman" w:cs="Times New Roman"/>
+        </w:rPr>
         <w:t>HH</w:t>
       </w:r>
       <w:r>
         <w:rPr>
+          <w:rFonts w:ascii="Times New Roman" w:hAnsi="Times New Roman" w:cs="Times New Roman"/>
           <w:lang w:val="ru-RU"/>
         </w:rPr>
         <w:t>:</w:t>
       </w:r>
-      <w:r>
+      <w:proofErr w:type="gramStart"/>
+      <w:r>
+        <w:rPr>
+          <w:rFonts w:ascii="Times New Roman" w:hAnsi="Times New Roman" w:cs="Times New Roman"/>
+        </w:rPr>
         <w:t>MM</w:t>
       </w:r>
       <w:r>
         <w:rPr>
+          <w:rFonts w:ascii="Times New Roman" w:hAnsi="Times New Roman" w:cs="Times New Roman"/>
           <w:lang w:val="ru-RU"/>
         </w:rPr>
         <w:t>:</w:t>
       </w:r>
       <w:r>
+        <w:rPr>
+          <w:rFonts w:ascii="Times New Roman" w:hAnsi="Times New Roman" w:cs="Times New Roman"/>
+        </w:rPr>
         <w:t>SS</w:t>
       </w:r>
       <w:r>
         <w:rPr>
+          <w:rFonts w:ascii="Times New Roman" w:hAnsi="Times New Roman" w:cs="Times New Roman"/>
           <w:lang w:val="ru-RU"/>
         </w:rPr>
         <w:t>.</w:t>
       </w:r>
+      <w:proofErr w:type="gramEnd"/>
     </w:p>
     <w:p>
       <w:pPr>
         <w:ind w:left="227" w:hanging="142"/>
         <w:rPr>
-          <w:lang w:val="ru-RU"/>
-        </w:rPr>
-      </w:pPr>
-      <w:r>
-        <w:rPr>
-          <w:lang w:val="ru-RU"/>
-        </w:rPr>
-        <w:lastRenderedPageBreak/>
+          <w:rFonts w:ascii="Times New Roman" w:hAnsi="Times New Roman" w:cs="Times New Roman"/>
+          <w:lang w:val="ru-RU"/>
+        </w:rPr>
+      </w:pPr>
+      <w:r>
+        <w:rPr>
+          <w:rFonts w:ascii="Times New Roman" w:hAnsi="Times New Roman" w:cs="Times New Roman"/>
+          <w:lang w:val="ru-RU"/>
+        </w:rPr>
         <w:t xml:space="preserve">• Хранение - локальные файлы данных. Предложенный вариант первой версии: </w:t>
       </w:r>
       <w:r>
+        <w:rPr>
+          <w:rFonts w:ascii="Times New Roman" w:hAnsi="Times New Roman" w:cs="Times New Roman"/>
+        </w:rPr>
         <w:t>CSV</w:t>
       </w:r>
       <w:r>
         <w:rPr>
+          <w:rFonts w:ascii="Times New Roman" w:hAnsi="Times New Roman" w:cs="Times New Roman"/>
           <w:lang w:val="ru-RU"/>
         </w:rPr>
         <w:t xml:space="preserve"> с документированными заголовками; пути файлов задаются относительно каталога приложения или пользовательского каталога данных.</w:t>
@@ -5291,20 +5899,26 @@
       <w:pPr>
         <w:ind w:left="227" w:hanging="142"/>
         <w:rPr>
-          <w:lang w:val="ru-RU"/>
-        </w:rPr>
-      </w:pPr>
-      <w:r>
-        <w:rPr>
+          <w:rFonts w:ascii="Times New Roman" w:hAnsi="Times New Roman" w:cs="Times New Roman"/>
+          <w:lang w:val="ru-RU"/>
+        </w:rPr>
+      </w:pPr>
+      <w:r>
+        <w:rPr>
+          <w:rFonts w:ascii="Times New Roman" w:hAnsi="Times New Roman" w:cs="Times New Roman"/>
           <w:lang w:val="ru-RU"/>
         </w:rPr>
         <w:t xml:space="preserve">• Экспорт - отдельный </w:t>
       </w:r>
       <w:r>
+        <w:rPr>
+          <w:rFonts w:ascii="Times New Roman" w:hAnsi="Times New Roman" w:cs="Times New Roman"/>
+        </w:rPr>
         <w:t>CSV</w:t>
       </w:r>
       <w:r>
         <w:rPr>
+          <w:rFonts w:ascii="Times New Roman" w:hAnsi="Times New Roman" w:cs="Times New Roman"/>
           <w:lang w:val="ru-RU"/>
         </w:rPr>
         <w:t>-файл отчета; разделитель и правила экранирования должны быть едины для всех экспортируемых столбцов.</w:t>
@@ -5313,20 +5927,26 @@
     <w:p>
       <w:pPr>
         <w:rPr>
-          <w:lang w:val="ru-RU"/>
-        </w:rPr>
-      </w:pPr>
-      <w:r>
-        <w:rPr>
+          <w:rFonts w:ascii="Times New Roman" w:hAnsi="Times New Roman" w:cs="Times New Roman"/>
+          <w:lang w:val="ru-RU"/>
+        </w:rPr>
+      </w:pPr>
+      <w:r>
+        <w:rPr>
+          <w:rFonts w:ascii="Times New Roman" w:hAnsi="Times New Roman" w:cs="Times New Roman"/>
           <w:lang w:val="ru-RU"/>
         </w:rPr>
         <w:t xml:space="preserve">Формат хранения </w:t>
       </w:r>
       <w:r>
+        <w:rPr>
+          <w:rFonts w:ascii="Times New Roman" w:hAnsi="Times New Roman" w:cs="Times New Roman"/>
+        </w:rPr>
         <w:t>CSV</w:t>
       </w:r>
       <w:r>
         <w:rPr>
+          <w:rFonts w:ascii="Times New Roman" w:hAnsi="Times New Roman" w:cs="Times New Roman"/>
           <w:lang w:val="ru-RU"/>
         </w:rPr>
         <w:t xml:space="preserve"> выбран как проектное решение для учебного объема и простоты проверки; при росте объема и требований к транзакционности решение может быть пересмотрено.</w:t>
@@ -5336,11 +5956,13 @@
       <w:pPr>
         <w:pStyle w:val="1"/>
         <w:rPr>
-          <w:lang w:val="ru-RU"/>
-        </w:rPr>
-      </w:pPr>
-      <w:r>
-        <w:rPr>
+          <w:rFonts w:ascii="Times New Roman" w:hAnsi="Times New Roman" w:cs="Times New Roman"/>
+          <w:lang w:val="ru-RU"/>
+        </w:rPr>
+      </w:pPr>
+      <w:r>
+        <w:rPr>
+          <w:rFonts w:ascii="Times New Roman" w:hAnsi="Times New Roman" w:cs="Times New Roman"/>
           <w:lang w:val="ru-RU"/>
         </w:rPr>
         <w:t>6 Детальные требования и основные сценарии</w:t>
@@ -5350,20 +5972,26 @@
       <w:pPr>
         <w:pStyle w:val="21"/>
         <w:rPr>
-          <w:lang w:val="ru-RU"/>
-        </w:rPr>
-      </w:pPr>
-      <w:r>
-        <w:rPr>
+          <w:rFonts w:ascii="Times New Roman" w:hAnsi="Times New Roman" w:cs="Times New Roman"/>
+          <w:lang w:val="ru-RU"/>
+        </w:rPr>
+      </w:pPr>
+      <w:r>
+        <w:rPr>
+          <w:rFonts w:ascii="Times New Roman" w:hAnsi="Times New Roman" w:cs="Times New Roman"/>
           <w:lang w:val="ru-RU"/>
         </w:rPr>
         <w:t xml:space="preserve">6.1 Сценарий </w:t>
       </w:r>
       <w:r>
+        <w:rPr>
+          <w:rFonts w:ascii="Times New Roman" w:hAnsi="Times New Roman" w:cs="Times New Roman"/>
+        </w:rPr>
         <w:t>UC</w:t>
       </w:r>
       <w:r>
         <w:rPr>
+          <w:rFonts w:ascii="Times New Roman" w:hAnsi="Times New Roman" w:cs="Times New Roman"/>
           <w:lang w:val="ru-RU"/>
         </w:rPr>
         <w:t>-01 - начать учет времени</w:t>
@@ -5372,11 +6000,13 @@
     <w:p>
       <w:pPr>
         <w:rPr>
-          <w:lang w:val="ru-RU"/>
-        </w:rPr>
-      </w:pPr>
-      <w:r>
-        <w:rPr>
+          <w:rFonts w:ascii="Times New Roman" w:hAnsi="Times New Roman" w:cs="Times New Roman"/>
+          <w:lang w:val="ru-RU"/>
+        </w:rPr>
+      </w:pPr>
+      <w:r>
+        <w:rPr>
+          <w:rFonts w:ascii="Times New Roman" w:hAnsi="Times New Roman" w:cs="Times New Roman"/>
           <w:lang w:val="ru-RU"/>
         </w:rPr>
         <w:t>Актор: пользователь. Предусловия: приложение запущено; проект и задача существуют; активной сессии нет.</w:t>
@@ -5385,11 +6015,13 @@
     <w:p>
       <w:pPr>
         <w:rPr>
-          <w:lang w:val="ru-RU"/>
-        </w:rPr>
-      </w:pPr>
-      <w:r>
-        <w:rPr>
+          <w:rFonts w:ascii="Times New Roman" w:hAnsi="Times New Roman" w:cs="Times New Roman"/>
+          <w:lang w:val="ru-RU"/>
+        </w:rPr>
+      </w:pPr>
+      <w:r>
+        <w:rPr>
+          <w:rFonts w:ascii="Times New Roman" w:hAnsi="Times New Roman" w:cs="Times New Roman"/>
           <w:lang w:val="ru-RU"/>
         </w:rPr>
         <w:t>Основной поток: 1) пользователь выбирает команду запуска и задачу; 2) система проверяет идентификатор задачи; 3) система проверяет отсутствие активной сессии; 4) фиксирует текущее время начала; 5) сохраняет активную сессию; 6) сообщает название задачи и время старта.</w:t>
@@ -5398,11 +6030,13 @@
     <w:p>
       <w:pPr>
         <w:rPr>
-          <w:lang w:val="ru-RU"/>
-        </w:rPr>
-      </w:pPr>
-      <w:r>
-        <w:rPr>
+          <w:rFonts w:ascii="Times New Roman" w:hAnsi="Times New Roman" w:cs="Times New Roman"/>
+          <w:lang w:val="ru-RU"/>
+        </w:rPr>
+      </w:pPr>
+      <w:r>
+        <w:rPr>
+          <w:rFonts w:ascii="Times New Roman" w:hAnsi="Times New Roman" w:cs="Times New Roman"/>
           <w:lang w:val="ru-RU"/>
         </w:rPr>
         <w:t>Альтернативы: если задача не найдена, система сообщает об ошибке и ничего не записывает; если активная сессия уже есть, система сообщает, какую задачу нужно сначала остановить.</w:t>
@@ -5411,11 +6045,13 @@
     <w:p>
       <w:pPr>
         <w:rPr>
-          <w:lang w:val="ru-RU"/>
-        </w:rPr>
-      </w:pPr>
-      <w:r>
-        <w:rPr>
+          <w:rFonts w:ascii="Times New Roman" w:hAnsi="Times New Roman" w:cs="Times New Roman"/>
+          <w:lang w:val="ru-RU"/>
+        </w:rPr>
+      </w:pPr>
+      <w:r>
+        <w:rPr>
+          <w:rFonts w:ascii="Times New Roman" w:hAnsi="Times New Roman" w:cs="Times New Roman"/>
           <w:lang w:val="ru-RU"/>
         </w:rPr>
         <w:t>Постусловие: в данных присутствует одна активная сессия, связанная с выбранной задачей.</w:t>
@@ -5425,20 +6061,27 @@
       <w:pPr>
         <w:pStyle w:val="21"/>
         <w:rPr>
-          <w:lang w:val="ru-RU"/>
-        </w:rPr>
-      </w:pPr>
-      <w:r>
-        <w:rPr>
-          <w:lang w:val="ru-RU"/>
-        </w:rPr>
+          <w:rFonts w:ascii="Times New Roman" w:hAnsi="Times New Roman" w:cs="Times New Roman"/>
+          <w:lang w:val="ru-RU"/>
+        </w:rPr>
+      </w:pPr>
+      <w:r>
+        <w:rPr>
+          <w:rFonts w:ascii="Times New Roman" w:hAnsi="Times New Roman" w:cs="Times New Roman"/>
+          <w:lang w:val="ru-RU"/>
+        </w:rPr>
+        <w:lastRenderedPageBreak/>
         <w:t xml:space="preserve">6.2 Сценарий </w:t>
       </w:r>
       <w:r>
+        <w:rPr>
+          <w:rFonts w:ascii="Times New Roman" w:hAnsi="Times New Roman" w:cs="Times New Roman"/>
+        </w:rPr>
         <w:t>UC</w:t>
       </w:r>
       <w:r>
         <w:rPr>
+          <w:rFonts w:ascii="Times New Roman" w:hAnsi="Times New Roman" w:cs="Times New Roman"/>
           <w:lang w:val="ru-RU"/>
         </w:rPr>
         <w:t>-02 - остановить учет времени</w:t>
@@ -5447,11 +6090,13 @@
     <w:p>
       <w:pPr>
         <w:rPr>
-          <w:lang w:val="ru-RU"/>
-        </w:rPr>
-      </w:pPr>
-      <w:r>
-        <w:rPr>
+          <w:rFonts w:ascii="Times New Roman" w:hAnsi="Times New Roman" w:cs="Times New Roman"/>
+          <w:lang w:val="ru-RU"/>
+        </w:rPr>
+      </w:pPr>
+      <w:r>
+        <w:rPr>
+          <w:rFonts w:ascii="Times New Roman" w:hAnsi="Times New Roman" w:cs="Times New Roman"/>
           <w:lang w:val="ru-RU"/>
         </w:rPr>
         <w:t>Актор: пользователь. Предусловие: существует активная сессия.</w:t>
@@ -5460,11 +6105,13 @@
     <w:p>
       <w:pPr>
         <w:rPr>
-          <w:lang w:val="ru-RU"/>
-        </w:rPr>
-      </w:pPr>
-      <w:r>
-        <w:rPr>
+          <w:rFonts w:ascii="Times New Roman" w:hAnsi="Times New Roman" w:cs="Times New Roman"/>
+          <w:lang w:val="ru-RU"/>
+        </w:rPr>
+      </w:pPr>
+      <w:r>
+        <w:rPr>
+          <w:rFonts w:ascii="Times New Roman" w:hAnsi="Times New Roman" w:cs="Times New Roman"/>
           <w:lang w:val="ru-RU"/>
         </w:rPr>
         <w:t>Основной поток: пользователь выполняет команду остановки; система получает текущее время; проверяет, что оно позже времени начала; присваивает его активной сессии как время окончания; рассчитывает длительность; сохраняет запись; выводит итоговую длительность.</w:t>
@@ -5473,11 +6120,13 @@
     <w:p>
       <w:pPr>
         <w:rPr>
-          <w:lang w:val="ru-RU"/>
-        </w:rPr>
-      </w:pPr>
-      <w:r>
-        <w:rPr>
+          <w:rFonts w:ascii="Times New Roman" w:hAnsi="Times New Roman" w:cs="Times New Roman"/>
+          <w:lang w:val="ru-RU"/>
+        </w:rPr>
+      </w:pPr>
+      <w:r>
+        <w:rPr>
+          <w:rFonts w:ascii="Times New Roman" w:hAnsi="Times New Roman" w:cs="Times New Roman"/>
           <w:lang w:val="ru-RU"/>
         </w:rPr>
         <w:t>Альтернативы: при отсутствии активной сессии выводится подсказка; если время окончания некорректно, запись не закрывается, а пользователь получает сообщение.</w:t>
@@ -5486,11 +6135,13 @@
     <w:p>
       <w:pPr>
         <w:rPr>
-          <w:lang w:val="ru-RU"/>
-        </w:rPr>
-      </w:pPr>
-      <w:r>
-        <w:rPr>
+          <w:rFonts w:ascii="Times New Roman" w:hAnsi="Times New Roman" w:cs="Times New Roman"/>
+          <w:lang w:val="ru-RU"/>
+        </w:rPr>
+      </w:pPr>
+      <w:r>
+        <w:rPr>
+          <w:rFonts w:ascii="Times New Roman" w:hAnsi="Times New Roman" w:cs="Times New Roman"/>
           <w:lang w:val="ru-RU"/>
         </w:rPr>
         <w:t>Постусловие: сессия завершена и доступна в истории и отчетах.</w:t>
@@ -5500,20 +6151,26 @@
       <w:pPr>
         <w:pStyle w:val="21"/>
         <w:rPr>
-          <w:lang w:val="ru-RU"/>
-        </w:rPr>
-      </w:pPr>
-      <w:r>
-        <w:rPr>
+          <w:rFonts w:ascii="Times New Roman" w:hAnsi="Times New Roman" w:cs="Times New Roman"/>
+          <w:lang w:val="ru-RU"/>
+        </w:rPr>
+      </w:pPr>
+      <w:r>
+        <w:rPr>
+          <w:rFonts w:ascii="Times New Roman" w:hAnsi="Times New Roman" w:cs="Times New Roman"/>
           <w:lang w:val="ru-RU"/>
         </w:rPr>
         <w:t xml:space="preserve">6.3 Сценарий </w:t>
       </w:r>
       <w:r>
+        <w:rPr>
+          <w:rFonts w:ascii="Times New Roman" w:hAnsi="Times New Roman" w:cs="Times New Roman"/>
+        </w:rPr>
         <w:t>UC</w:t>
       </w:r>
       <w:r>
         <w:rPr>
+          <w:rFonts w:ascii="Times New Roman" w:hAnsi="Times New Roman" w:cs="Times New Roman"/>
           <w:lang w:val="ru-RU"/>
         </w:rPr>
         <w:t>-03 - сформировать и экспортировать отчет</w:t>
@@ -5522,11 +6179,13 @@
     <w:p>
       <w:pPr>
         <w:rPr>
-          <w:lang w:val="ru-RU"/>
-        </w:rPr>
-      </w:pPr>
-      <w:r>
-        <w:rPr>
+          <w:rFonts w:ascii="Times New Roman" w:hAnsi="Times New Roman" w:cs="Times New Roman"/>
+          <w:lang w:val="ru-RU"/>
+        </w:rPr>
+      </w:pPr>
+      <w:r>
+        <w:rPr>
+          <w:rFonts w:ascii="Times New Roman" w:hAnsi="Times New Roman" w:cs="Times New Roman"/>
           <w:lang w:val="ru-RU"/>
         </w:rPr>
         <w:t>Актор: пользователь. Предусловие: в системе есть сохраненные сессии.</w:t>
@@ -5535,20 +6194,26 @@
     <w:p>
       <w:pPr>
         <w:rPr>
-          <w:lang w:val="ru-RU"/>
-        </w:rPr>
-      </w:pPr>
-      <w:r>
-        <w:rPr>
+          <w:rFonts w:ascii="Times New Roman" w:hAnsi="Times New Roman" w:cs="Times New Roman"/>
+          <w:lang w:val="ru-RU"/>
+        </w:rPr>
+      </w:pPr>
+      <w:r>
+        <w:rPr>
+          <w:rFonts w:ascii="Times New Roman" w:hAnsi="Times New Roman" w:cs="Times New Roman"/>
           <w:lang w:val="ru-RU"/>
         </w:rPr>
         <w:t xml:space="preserve">Основной поток: пользователь задает период [начало, конец) и, при необходимости, проект; система выбирает завершенные сессии, время начала которых входит в этот интервал, учитывает их полную длительность, группирует по проектам и задачам, считает суммарное время, показывает отчет и предлагает сохранить его в </w:t>
       </w:r>
       <w:r>
+        <w:rPr>
+          <w:rFonts w:ascii="Times New Roman" w:hAnsi="Times New Roman" w:cs="Times New Roman"/>
+        </w:rPr>
         <w:t>CSV</w:t>
       </w:r>
       <w:r>
         <w:rPr>
+          <w:rFonts w:ascii="Times New Roman" w:hAnsi="Times New Roman" w:cs="Times New Roman"/>
           <w:lang w:val="ru-RU"/>
         </w:rPr>
         <w:t>.</w:t>
@@ -5557,20 +6222,26 @@
     <w:p>
       <w:pPr>
         <w:rPr>
-          <w:lang w:val="ru-RU"/>
-        </w:rPr>
-      </w:pPr>
-      <w:r>
-        <w:rPr>
+          <w:rFonts w:ascii="Times New Roman" w:hAnsi="Times New Roman" w:cs="Times New Roman"/>
+          <w:lang w:val="ru-RU"/>
+        </w:rPr>
+      </w:pPr>
+      <w:r>
+        <w:rPr>
+          <w:rFonts w:ascii="Times New Roman" w:hAnsi="Times New Roman" w:cs="Times New Roman"/>
           <w:lang w:val="ru-RU"/>
         </w:rPr>
         <w:t xml:space="preserve">Альтернативы: если подходящих записей нет, система показывает пустой отчет с нулевыми итогами; при ошибке записи </w:t>
       </w:r>
       <w:r>
+        <w:rPr>
+          <w:rFonts w:ascii="Times New Roman" w:hAnsi="Times New Roman" w:cs="Times New Roman"/>
+        </w:rPr>
         <w:t>CSV</w:t>
       </w:r>
       <w:r>
         <w:rPr>
+          <w:rFonts w:ascii="Times New Roman" w:hAnsi="Times New Roman" w:cs="Times New Roman"/>
           <w:lang w:val="ru-RU"/>
         </w:rPr>
         <w:t xml:space="preserve"> сообщает путь и причину ошибки.</w:t>
@@ -5579,20 +6250,26 @@
     <w:p>
       <w:pPr>
         <w:rPr>
-          <w:lang w:val="ru-RU"/>
-        </w:rPr>
-      </w:pPr>
-      <w:r>
-        <w:rPr>
+          <w:rFonts w:ascii="Times New Roman" w:hAnsi="Times New Roman" w:cs="Times New Roman"/>
+          <w:lang w:val="ru-RU"/>
+        </w:rPr>
+      </w:pPr>
+      <w:r>
+        <w:rPr>
+          <w:rFonts w:ascii="Times New Roman" w:hAnsi="Times New Roman" w:cs="Times New Roman"/>
           <w:lang w:val="ru-RU"/>
         </w:rPr>
         <w:t xml:space="preserve">Постусловие: отчет показан; по запросу создан </w:t>
       </w:r>
       <w:r>
+        <w:rPr>
+          <w:rFonts w:ascii="Times New Roman" w:hAnsi="Times New Roman" w:cs="Times New Roman"/>
+        </w:rPr>
         <w:t>CSV</w:t>
       </w:r>
       <w:r>
         <w:rPr>
+          <w:rFonts w:ascii="Times New Roman" w:hAnsi="Times New Roman" w:cs="Times New Roman"/>
           <w:lang w:val="ru-RU"/>
         </w:rPr>
         <w:t>-файл с теми же строками и итогами.</w:t>
@@ -5602,11 +6279,13 @@
       <w:pPr>
         <w:pStyle w:val="21"/>
         <w:rPr>
-          <w:lang w:val="ru-RU"/>
-        </w:rPr>
-      </w:pPr>
-      <w:r>
-        <w:rPr>
+          <w:rFonts w:ascii="Times New Roman" w:hAnsi="Times New Roman" w:cs="Times New Roman"/>
+          <w:lang w:val="ru-RU"/>
+        </w:rPr>
+      </w:pPr>
+      <w:r>
+        <w:rPr>
+          <w:rFonts w:ascii="Times New Roman" w:hAnsi="Times New Roman" w:cs="Times New Roman"/>
           <w:lang w:val="ru-RU"/>
         </w:rPr>
         <w:t>6.4 Правила данных и валидации</w:t>
@@ -5616,11 +6295,13 @@
       <w:pPr>
         <w:ind w:left="227" w:hanging="142"/>
         <w:rPr>
-          <w:lang w:val="ru-RU"/>
-        </w:rPr>
-      </w:pPr>
-      <w:r>
-        <w:rPr>
+          <w:rFonts w:ascii="Times New Roman" w:hAnsi="Times New Roman" w:cs="Times New Roman"/>
+          <w:lang w:val="ru-RU"/>
+        </w:rPr>
+      </w:pPr>
+      <w:r>
+        <w:rPr>
+          <w:rFonts w:ascii="Times New Roman" w:hAnsi="Times New Roman" w:cs="Times New Roman"/>
           <w:lang w:val="ru-RU"/>
         </w:rPr>
         <w:t>• Название проекта и задачи не может быть пустым после удаления пробелов по краям.</w:t>
@@ -5630,11 +6311,13 @@
       <w:pPr>
         <w:ind w:left="227" w:hanging="142"/>
         <w:rPr>
-          <w:lang w:val="ru-RU"/>
-        </w:rPr>
-      </w:pPr>
-      <w:r>
-        <w:rPr>
+          <w:rFonts w:ascii="Times New Roman" w:hAnsi="Times New Roman" w:cs="Times New Roman"/>
+          <w:lang w:val="ru-RU"/>
+        </w:rPr>
+      </w:pPr>
+      <w:r>
+        <w:rPr>
+          <w:rFonts w:ascii="Times New Roman" w:hAnsi="Times New Roman" w:cs="Times New Roman"/>
           <w:lang w:val="ru-RU"/>
         </w:rPr>
         <w:t>• Время окончания должно быть строго позже времени начала.</w:t>
@@ -5644,11 +6327,13 @@
       <w:pPr>
         <w:ind w:left="227" w:hanging="142"/>
         <w:rPr>
-          <w:lang w:val="ru-RU"/>
-        </w:rPr>
-      </w:pPr>
-      <w:r>
-        <w:rPr>
+          <w:rFonts w:ascii="Times New Roman" w:hAnsi="Times New Roman" w:cs="Times New Roman"/>
+          <w:lang w:val="ru-RU"/>
+        </w:rPr>
+      </w:pPr>
+      <w:r>
+        <w:rPr>
+          <w:rFonts w:ascii="Times New Roman" w:hAnsi="Times New Roman" w:cs="Times New Roman"/>
           <w:lang w:val="ru-RU"/>
         </w:rPr>
         <w:t>• В отчет включаются завершенные сессии, время начала которых находится в интервале [начало, конец). Сессия, начавшаяся раньше интервала, не включается.</w:t>
@@ -5658,11 +6343,13 @@
       <w:pPr>
         <w:ind w:left="227" w:hanging="142"/>
         <w:rPr>
-          <w:lang w:val="ru-RU"/>
-        </w:rPr>
-      </w:pPr>
-      <w:r>
-        <w:rPr>
+          <w:rFonts w:ascii="Times New Roman" w:hAnsi="Times New Roman" w:cs="Times New Roman"/>
+          <w:lang w:val="ru-RU"/>
+        </w:rPr>
+      </w:pPr>
+      <w:r>
+        <w:rPr>
+          <w:rFonts w:ascii="Times New Roman" w:hAnsi="Times New Roman" w:cs="Times New Roman"/>
           <w:lang w:val="ru-RU"/>
         </w:rPr>
         <w:t>• При редактировании завершенной сессии все проверки применяются повторно до сохранения.</w:t>
@@ -5672,11 +6359,13 @@
       <w:pPr>
         <w:ind w:left="227" w:hanging="142"/>
         <w:rPr>
-          <w:lang w:val="ru-RU"/>
-        </w:rPr>
-      </w:pPr>
-      <w:r>
-        <w:rPr>
+          <w:rFonts w:ascii="Times New Roman" w:hAnsi="Times New Roman" w:cs="Times New Roman"/>
+          <w:lang w:val="ru-RU"/>
+        </w:rPr>
+      </w:pPr>
+      <w:r>
+        <w:rPr>
+          <w:rFonts w:ascii="Times New Roman" w:hAnsi="Times New Roman" w:cs="Times New Roman"/>
           <w:lang w:val="ru-RU"/>
         </w:rPr>
         <w:t>• Если приложение перезапустилось при активной сессии, запись остается активной; пользователь может завершить ее позднее.</w:t>
@@ -5685,14 +6374,15 @@
     <w:p>
       <w:pPr>
         <w:rPr>
-          <w:lang w:val="ru-RU"/>
-        </w:rPr>
-      </w:pPr>
-      <w:r>
-        <w:rPr>
-          <w:lang w:val="ru-RU"/>
-        </w:rPr>
-        <w:lastRenderedPageBreak/>
+          <w:rFonts w:ascii="Times New Roman" w:hAnsi="Times New Roman" w:cs="Times New Roman"/>
+          <w:lang w:val="ru-RU"/>
+        </w:rPr>
+      </w:pPr>
+      <w:r>
+        <w:rPr>
+          <w:rFonts w:ascii="Times New Roman" w:hAnsi="Times New Roman" w:cs="Times New Roman"/>
+          <w:lang w:val="ru-RU"/>
+        </w:rPr>
         <w:t>Для первой версии выбрано правило: если начало завершенной сессии попадает в интервал [начало, конец), в отчет включается ее полная длительность, даже если сессия закончилась позже границы периода. Это правило следует подтвердить с заказчиком.</w:t>
       </w:r>
     </w:p>
@@ -5700,20 +6390,26 @@
       <w:pPr>
         <w:pStyle w:val="1"/>
         <w:rPr>
-          <w:lang w:val="ru-RU"/>
-        </w:rPr>
-      </w:pPr>
-      <w:r>
-        <w:rPr>
+          <w:rFonts w:ascii="Times New Roman" w:hAnsi="Times New Roman" w:cs="Times New Roman"/>
+          <w:lang w:val="ru-RU"/>
+        </w:rPr>
+      </w:pPr>
+      <w:r>
+        <w:rPr>
+          <w:rFonts w:ascii="Times New Roman" w:hAnsi="Times New Roman" w:cs="Times New Roman"/>
           <w:lang w:val="ru-RU"/>
         </w:rPr>
         <w:t xml:space="preserve">7 </w:t>
       </w:r>
       <w:r>
+        <w:rPr>
+          <w:rFonts w:ascii="Times New Roman" w:hAnsi="Times New Roman" w:cs="Times New Roman"/>
+        </w:rPr>
         <w:t>UML</w:t>
       </w:r>
       <w:r>
         <w:rPr>
+          <w:rFonts w:ascii="Times New Roman" w:hAnsi="Times New Roman" w:cs="Times New Roman"/>
           <w:lang w:val="ru-RU"/>
         </w:rPr>
         <w:t xml:space="preserve"> диаграмма вариантов использования</w:t>
@@ -5722,11 +6418,13 @@
     <w:p>
       <w:pPr>
         <w:rPr>
-          <w:lang w:val="ru-RU"/>
-        </w:rPr>
-      </w:pPr>
-      <w:r>
-        <w:rPr>
+          <w:rFonts w:ascii="Times New Roman" w:hAnsi="Times New Roman" w:cs="Times New Roman"/>
+          <w:lang w:val="ru-RU"/>
+        </w:rPr>
+      </w:pPr>
+      <w:r>
+        <w:rPr>
+          <w:rFonts w:ascii="Times New Roman" w:hAnsi="Times New Roman" w:cs="Times New Roman"/>
           <w:lang w:val="ru-RU"/>
         </w:rPr>
         <w:t>Диаграмма показывает основные действия единственного внешнего актора. Все прецеденты выполняются в пределах системы «Тайм-трекер». Экспорт отчета вызывается после формирования отчета.</w:t>
@@ -5736,11 +6434,16 @@
       <w:pPr>
         <w:keepNext/>
         <w:jc w:val="center"/>
-      </w:pPr>
-      <w:r>
-        <w:rPr>
+        <w:rPr>
+          <w:rFonts w:ascii="Times New Roman" w:hAnsi="Times New Roman" w:cs="Times New Roman"/>
+        </w:rPr>
+      </w:pPr>
+      <w:r>
+        <w:rPr>
+          <w:rFonts w:ascii="Times New Roman" w:hAnsi="Times New Roman" w:cs="Times New Roman"/>
           <w:noProof/>
         </w:rPr>
+        <w:lastRenderedPageBreak/>
         <w:drawing>
           <wp:inline distT="0" distB="0" distL="0" distR="0" wp14:anchorId="4AF17CD6" wp14:editId="2D4EEF44">
             <wp:extent cx="6012000" cy="4009623"/>
@@ -5783,11 +6486,13 @@
         <w:spacing w:before="60" w:after="120"/>
         <w:jc w:val="center"/>
         <w:rPr>
-          <w:lang w:val="ru-RU"/>
-        </w:rPr>
-      </w:pPr>
-      <w:r>
-        <w:rPr>
+          <w:rFonts w:ascii="Times New Roman" w:hAnsi="Times New Roman" w:cs="Times New Roman"/>
+          <w:lang w:val="ru-RU"/>
+        </w:rPr>
+      </w:pPr>
+      <w:r>
+        <w:rPr>
+          <w:rFonts w:ascii="Times New Roman" w:hAnsi="Times New Roman" w:cs="Times New Roman"/>
           <w:color w:val="4B4B4B"/>
           <w:sz w:val="18"/>
           <w:lang w:val="ru-RU"/>
@@ -5799,11 +6504,13 @@
       <w:pPr>
         <w:pStyle w:val="21"/>
         <w:rPr>
-          <w:lang w:val="ru-RU"/>
-        </w:rPr>
-      </w:pPr>
-      <w:r>
-        <w:rPr>
+          <w:rFonts w:ascii="Times New Roman" w:hAnsi="Times New Roman" w:cs="Times New Roman"/>
+          <w:lang w:val="ru-RU"/>
+        </w:rPr>
+      </w:pPr>
+      <w:r>
+        <w:rPr>
+          <w:rFonts w:ascii="Times New Roman" w:hAnsi="Times New Roman" w:cs="Times New Roman"/>
           <w:lang w:val="ru-RU"/>
         </w:rPr>
         <w:t>Связь с требованиями</w:t>
@@ -5841,9 +6548,13 @@
           <w:p>
             <w:pPr>
               <w:spacing w:after="0"/>
+              <w:rPr>
+                <w:rFonts w:ascii="Times New Roman" w:hAnsi="Times New Roman" w:cs="Times New Roman"/>
+              </w:rPr>
             </w:pPr>
             <w:r>
               <w:rPr>
+                <w:rFonts w:ascii="Times New Roman" w:hAnsi="Times New Roman" w:cs="Times New Roman"/>
                 <w:b/>
                 <w:sz w:val="19"/>
               </w:rPr>
@@ -5866,9 +6577,13 @@
           <w:p>
             <w:pPr>
               <w:spacing w:after="0"/>
+              <w:rPr>
+                <w:rFonts w:ascii="Times New Roman" w:hAnsi="Times New Roman" w:cs="Times New Roman"/>
+              </w:rPr>
             </w:pPr>
             <w:r>
               <w:rPr>
+                <w:rFonts w:ascii="Times New Roman" w:hAnsi="Times New Roman" w:cs="Times New Roman"/>
                 <w:b/>
                 <w:sz w:val="19"/>
               </w:rPr>
@@ -5896,9 +6611,13 @@
           <w:p>
             <w:pPr>
               <w:spacing w:after="0"/>
+              <w:rPr>
+                <w:rFonts w:ascii="Times New Roman" w:hAnsi="Times New Roman" w:cs="Times New Roman"/>
+              </w:rPr>
             </w:pPr>
             <w:r>
               <w:rPr>
+                <w:rFonts w:ascii="Times New Roman" w:hAnsi="Times New Roman" w:cs="Times New Roman"/>
                 <w:sz w:val="19"/>
               </w:rPr>
               <w:t>Управлять проектами и задачами</w:t>
@@ -5919,9 +6638,13 @@
           <w:p>
             <w:pPr>
               <w:spacing w:after="0"/>
+              <w:rPr>
+                <w:rFonts w:ascii="Times New Roman" w:hAnsi="Times New Roman" w:cs="Times New Roman"/>
+              </w:rPr>
             </w:pPr>
             <w:r>
               <w:rPr>
+                <w:rFonts w:ascii="Times New Roman" w:hAnsi="Times New Roman" w:cs="Times New Roman"/>
                 <w:sz w:val="19"/>
               </w:rPr>
               <w:t>FR-01, FR-02, UR-01</w:t>
@@ -5948,9 +6671,13 @@
           <w:p>
             <w:pPr>
               <w:spacing w:after="0"/>
+              <w:rPr>
+                <w:rFonts w:ascii="Times New Roman" w:hAnsi="Times New Roman" w:cs="Times New Roman"/>
+              </w:rPr>
             </w:pPr>
             <w:r>
               <w:rPr>
+                <w:rFonts w:ascii="Times New Roman" w:hAnsi="Times New Roman" w:cs="Times New Roman"/>
                 <w:sz w:val="19"/>
               </w:rPr>
               <w:t>Начать учет задачи</w:t>
@@ -5971,9 +6698,13 @@
           <w:p>
             <w:pPr>
               <w:spacing w:after="0"/>
+              <w:rPr>
+                <w:rFonts w:ascii="Times New Roman" w:hAnsi="Times New Roman" w:cs="Times New Roman"/>
+              </w:rPr>
             </w:pPr>
             <w:r>
               <w:rPr>
+                <w:rFonts w:ascii="Times New Roman" w:hAnsi="Times New Roman" w:cs="Times New Roman"/>
                 <w:sz w:val="19"/>
               </w:rPr>
               <w:t>FR-03, FR-04, UR-02</w:t>
@@ -6000,9 +6731,13 @@
           <w:p>
             <w:pPr>
               <w:spacing w:after="0"/>
+              <w:rPr>
+                <w:rFonts w:ascii="Times New Roman" w:hAnsi="Times New Roman" w:cs="Times New Roman"/>
+              </w:rPr>
             </w:pPr>
             <w:r>
               <w:rPr>
+                <w:rFonts w:ascii="Times New Roman" w:hAnsi="Times New Roman" w:cs="Times New Roman"/>
                 <w:sz w:val="19"/>
               </w:rPr>
               <w:t>Завершить учет задачи</w:t>
@@ -6023,9 +6758,13 @@
           <w:p>
             <w:pPr>
               <w:spacing w:after="0"/>
+              <w:rPr>
+                <w:rFonts w:ascii="Times New Roman" w:hAnsi="Times New Roman" w:cs="Times New Roman"/>
+              </w:rPr>
             </w:pPr>
             <w:r>
               <w:rPr>
+                <w:rFonts w:ascii="Times New Roman" w:hAnsi="Times New Roman" w:cs="Times New Roman"/>
                 <w:sz w:val="19"/>
               </w:rPr>
               <w:t>FR-05, FR-06, UR-03</w:t>
@@ -6052,9 +6791,13 @@
           <w:p>
             <w:pPr>
               <w:spacing w:after="0"/>
+              <w:rPr>
+                <w:rFonts w:ascii="Times New Roman" w:hAnsi="Times New Roman" w:cs="Times New Roman"/>
+              </w:rPr>
             </w:pPr>
             <w:r>
               <w:rPr>
+                <w:rFonts w:ascii="Times New Roman" w:hAnsi="Times New Roman" w:cs="Times New Roman"/>
                 <w:sz w:val="19"/>
               </w:rPr>
               <w:t>Просмотреть историю</w:t>
@@ -6075,9 +6818,13 @@
           <w:p>
             <w:pPr>
               <w:spacing w:after="0"/>
+              <w:rPr>
+                <w:rFonts w:ascii="Times New Roman" w:hAnsi="Times New Roman" w:cs="Times New Roman"/>
+              </w:rPr>
             </w:pPr>
             <w:r>
               <w:rPr>
+                <w:rFonts w:ascii="Times New Roman" w:hAnsi="Times New Roman" w:cs="Times New Roman"/>
                 <w:sz w:val="19"/>
               </w:rPr>
               <w:t>FR-07, UR-04, UR-05</w:t>
@@ -6104,9 +6851,13 @@
           <w:p>
             <w:pPr>
               <w:spacing w:after="0"/>
+              <w:rPr>
+                <w:rFonts w:ascii="Times New Roman" w:hAnsi="Times New Roman" w:cs="Times New Roman"/>
+              </w:rPr>
             </w:pPr>
             <w:r>
               <w:rPr>
+                <w:rFonts w:ascii="Times New Roman" w:hAnsi="Times New Roman" w:cs="Times New Roman"/>
                 <w:sz w:val="19"/>
               </w:rPr>
               <w:t>Сформировать отчет</w:t>
@@ -6127,9 +6878,13 @@
           <w:p>
             <w:pPr>
               <w:spacing w:after="0"/>
+              <w:rPr>
+                <w:rFonts w:ascii="Times New Roman" w:hAnsi="Times New Roman" w:cs="Times New Roman"/>
+              </w:rPr>
             </w:pPr>
             <w:r>
               <w:rPr>
+                <w:rFonts w:ascii="Times New Roman" w:hAnsi="Times New Roman" w:cs="Times New Roman"/>
                 <w:sz w:val="19"/>
               </w:rPr>
               <w:t>FR-08, FR-09, UR-06</w:t>
@@ -6156,9 +6911,13 @@
           <w:p>
             <w:pPr>
               <w:spacing w:after="0"/>
+              <w:rPr>
+                <w:rFonts w:ascii="Times New Roman" w:hAnsi="Times New Roman" w:cs="Times New Roman"/>
+              </w:rPr>
             </w:pPr>
             <w:r>
               <w:rPr>
+                <w:rFonts w:ascii="Times New Roman" w:hAnsi="Times New Roman" w:cs="Times New Roman"/>
                 <w:sz w:val="19"/>
               </w:rPr>
               <w:t>Экспортировать отчет в CSV</w:t>
@@ -6179,9 +6938,13 @@
           <w:p>
             <w:pPr>
               <w:spacing w:after="0"/>
+              <w:rPr>
+                <w:rFonts w:ascii="Times New Roman" w:hAnsi="Times New Roman" w:cs="Times New Roman"/>
+              </w:rPr>
             </w:pPr>
             <w:r>
               <w:rPr>
+                <w:rFonts w:ascii="Times New Roman" w:hAnsi="Times New Roman" w:cs="Times New Roman"/>
                 <w:sz w:val="19"/>
               </w:rPr>
               <w:t>FR-10, BR-04</w:t>
@@ -6193,73 +6956,105 @@
     <w:p>
       <w:pPr>
         <w:pStyle w:val="1"/>
-      </w:pPr>
-      <w:r>
+        <w:rPr>
+          <w:rFonts w:ascii="Times New Roman" w:hAnsi="Times New Roman" w:cs="Times New Roman"/>
+        </w:rPr>
+      </w:pPr>
+      <w:r>
+        <w:rPr>
+          <w:rFonts w:ascii="Times New Roman" w:hAnsi="Times New Roman" w:cs="Times New Roman"/>
+        </w:rPr>
         <w:t>8 UML диаграмма классов</w:t>
       </w:r>
     </w:p>
     <w:p>
       <w:pPr>
         <w:rPr>
-          <w:lang w:val="ru-RU"/>
-        </w:rPr>
-      </w:pPr>
-      <w:r>
-        <w:rPr>
+          <w:rFonts w:ascii="Times New Roman" w:hAnsi="Times New Roman" w:cs="Times New Roman"/>
+          <w:lang w:val="ru-RU"/>
+        </w:rPr>
+      </w:pPr>
+      <w:r>
+        <w:rPr>
+          <w:rFonts w:ascii="Times New Roman" w:hAnsi="Times New Roman" w:cs="Times New Roman"/>
           <w:lang w:val="ru-RU"/>
         </w:rPr>
         <w:t xml:space="preserve">Диаграмма показывает предлагаемую структуру предметной области и основных компонентов приложения. </w:t>
       </w:r>
       <w:r>
+        <w:rPr>
+          <w:rFonts w:ascii="Times New Roman" w:hAnsi="Times New Roman" w:cs="Times New Roman"/>
+        </w:rPr>
         <w:t>Task</w:t>
       </w:r>
       <w:r>
         <w:rPr>
+          <w:rFonts w:ascii="Times New Roman" w:hAnsi="Times New Roman" w:cs="Times New Roman"/>
           <w:lang w:val="ru-RU"/>
         </w:rPr>
         <w:t xml:space="preserve"> относится к </w:t>
       </w:r>
       <w:r>
+        <w:rPr>
+          <w:rFonts w:ascii="Times New Roman" w:hAnsi="Times New Roman" w:cs="Times New Roman"/>
+        </w:rPr>
         <w:t>Project</w:t>
       </w:r>
       <w:r>
         <w:rPr>
+          <w:rFonts w:ascii="Times New Roman" w:hAnsi="Times New Roman" w:cs="Times New Roman"/>
           <w:lang w:val="ru-RU"/>
         </w:rPr>
         <w:t xml:space="preserve">; </w:t>
       </w:r>
       <w:r>
+        <w:rPr>
+          <w:rFonts w:ascii="Times New Roman" w:hAnsi="Times New Roman" w:cs="Times New Roman"/>
+        </w:rPr>
         <w:t>TimeEntry</w:t>
       </w:r>
       <w:r>
         <w:rPr>
+          <w:rFonts w:ascii="Times New Roman" w:hAnsi="Times New Roman" w:cs="Times New Roman"/>
           <w:lang w:val="ru-RU"/>
         </w:rPr>
         <w:t xml:space="preserve"> связывает учетную сессию с задачей. </w:t>
       </w:r>
       <w:r>
+        <w:rPr>
+          <w:rFonts w:ascii="Times New Roman" w:hAnsi="Times New Roman" w:cs="Times New Roman"/>
+        </w:rPr>
         <w:t>TimerController</w:t>
       </w:r>
       <w:r>
         <w:rPr>
+          <w:rFonts w:ascii="Times New Roman" w:hAnsi="Times New Roman" w:cs="Times New Roman"/>
           <w:lang w:val="ru-RU"/>
         </w:rPr>
         <w:t xml:space="preserve"> управляет запуском и остановкой, </w:t>
       </w:r>
       <w:r>
+        <w:rPr>
+          <w:rFonts w:ascii="Times New Roman" w:hAnsi="Times New Roman" w:cs="Times New Roman"/>
+        </w:rPr>
         <w:t>ReportService</w:t>
       </w:r>
       <w:r>
         <w:rPr>
+          <w:rFonts w:ascii="Times New Roman" w:hAnsi="Times New Roman" w:cs="Times New Roman"/>
           <w:lang w:val="ru-RU"/>
         </w:rPr>
         <w:t xml:space="preserve"> рассчитывает сводки, </w:t>
       </w:r>
       <w:r>
+        <w:rPr>
+          <w:rFonts w:ascii="Times New Roman" w:hAnsi="Times New Roman" w:cs="Times New Roman"/>
+        </w:rPr>
         <w:t>CsvStorage</w:t>
       </w:r>
       <w:r>
         <w:rPr>
+          <w:rFonts w:ascii="Times New Roman" w:hAnsi="Times New Roman" w:cs="Times New Roman"/>
           <w:lang w:val="ru-RU"/>
         </w:rPr>
         <w:t xml:space="preserve"> отвечает за чтение и запись данных.</w:t>
@@ -6269,9 +7064,13 @@
       <w:pPr>
         <w:keepNext/>
         <w:jc w:val="center"/>
-      </w:pPr>
-      <w:r>
-        <w:rPr>
+        <w:rPr>
+          <w:rFonts w:ascii="Times New Roman" w:hAnsi="Times New Roman" w:cs="Times New Roman"/>
+        </w:rPr>
+      </w:pPr>
+      <w:r>
+        <w:rPr>
+          <w:rFonts w:ascii="Times New Roman" w:hAnsi="Times New Roman" w:cs="Times New Roman"/>
           <w:noProof/>
         </w:rPr>
         <w:lastRenderedPageBreak/>
@@ -6316,9 +7115,13 @@
       <w:pPr>
         <w:spacing w:before="60" w:after="120"/>
         <w:jc w:val="center"/>
-      </w:pPr>
-      <w:r>
-        <w:rPr>
+        <w:rPr>
+          <w:rFonts w:ascii="Times New Roman" w:hAnsi="Times New Roman" w:cs="Times New Roman"/>
+        </w:rPr>
+      </w:pPr>
+      <w:r>
+        <w:rPr>
+          <w:rFonts w:ascii="Times New Roman" w:hAnsi="Times New Roman" w:cs="Times New Roman"/>
           <w:color w:val="4B4B4B"/>
           <w:sz w:val="18"/>
         </w:rPr>
@@ -6328,8 +7131,14 @@
     <w:p>
       <w:pPr>
         <w:pStyle w:val="21"/>
-      </w:pPr>
-      <w:r>
+        <w:rPr>
+          <w:rFonts w:ascii="Times New Roman" w:hAnsi="Times New Roman" w:cs="Times New Roman"/>
+        </w:rPr>
+      </w:pPr>
+      <w:r>
+        <w:rPr>
+          <w:rFonts w:ascii="Times New Roman" w:hAnsi="Times New Roman" w:cs="Times New Roman"/>
+        </w:rPr>
         <w:t>Ответственность классов</w:t>
       </w:r>
     </w:p>
@@ -6365,9 +7174,13 @@
           <w:p>
             <w:pPr>
               <w:spacing w:after="0"/>
+              <w:rPr>
+                <w:rFonts w:ascii="Times New Roman" w:hAnsi="Times New Roman" w:cs="Times New Roman"/>
+              </w:rPr>
             </w:pPr>
             <w:r>
               <w:rPr>
+                <w:rFonts w:ascii="Times New Roman" w:hAnsi="Times New Roman" w:cs="Times New Roman"/>
                 <w:b/>
                 <w:sz w:val="19"/>
               </w:rPr>
@@ -6390,9 +7203,13 @@
           <w:p>
             <w:pPr>
               <w:spacing w:after="0"/>
+              <w:rPr>
+                <w:rFonts w:ascii="Times New Roman" w:hAnsi="Times New Roman" w:cs="Times New Roman"/>
+              </w:rPr>
             </w:pPr>
             <w:r>
               <w:rPr>
+                <w:rFonts w:ascii="Times New Roman" w:hAnsi="Times New Roman" w:cs="Times New Roman"/>
                 <w:b/>
                 <w:sz w:val="19"/>
               </w:rPr>
@@ -6420,9 +7237,13 @@
           <w:p>
             <w:pPr>
               <w:spacing w:after="0"/>
+              <w:rPr>
+                <w:rFonts w:ascii="Times New Roman" w:hAnsi="Times New Roman" w:cs="Times New Roman"/>
+              </w:rPr>
             </w:pPr>
             <w:r>
               <w:rPr>
+                <w:rFonts w:ascii="Times New Roman" w:hAnsi="Times New Roman" w:cs="Times New Roman"/>
                 <w:sz w:val="19"/>
               </w:rPr>
               <w:t>Project</w:t>
@@ -6444,11 +7265,13 @@
             <w:pPr>
               <w:spacing w:after="0"/>
               <w:rPr>
+                <w:rFonts w:ascii="Times New Roman" w:hAnsi="Times New Roman" w:cs="Times New Roman"/>
                 <w:lang w:val="ru-RU"/>
               </w:rPr>
             </w:pPr>
             <w:r>
               <w:rPr>
+                <w:rFonts w:ascii="Times New Roman" w:hAnsi="Times New Roman" w:cs="Times New Roman"/>
                 <w:sz w:val="19"/>
                 <w:lang w:val="ru-RU"/>
               </w:rPr>
@@ -6476,9 +7299,13 @@
           <w:p>
             <w:pPr>
               <w:spacing w:after="0"/>
+              <w:rPr>
+                <w:rFonts w:ascii="Times New Roman" w:hAnsi="Times New Roman" w:cs="Times New Roman"/>
+              </w:rPr>
             </w:pPr>
             <w:r>
               <w:rPr>
+                <w:rFonts w:ascii="Times New Roman" w:hAnsi="Times New Roman" w:cs="Times New Roman"/>
                 <w:sz w:val="19"/>
               </w:rPr>
               <w:t>Task</w:t>
@@ -6500,11 +7327,13 @@
             <w:pPr>
               <w:spacing w:after="0"/>
               <w:rPr>
+                <w:rFonts w:ascii="Times New Roman" w:hAnsi="Times New Roman" w:cs="Times New Roman"/>
                 <w:lang w:val="ru-RU"/>
               </w:rPr>
             </w:pPr>
             <w:r>
               <w:rPr>
+                <w:rFonts w:ascii="Times New Roman" w:hAnsi="Times New Roman" w:cs="Times New Roman"/>
                 <w:sz w:val="19"/>
                 <w:lang w:val="ru-RU"/>
               </w:rPr>
@@ -6532,9 +7361,13 @@
           <w:p>
             <w:pPr>
               <w:spacing w:after="0"/>
+              <w:rPr>
+                <w:rFonts w:ascii="Times New Roman" w:hAnsi="Times New Roman" w:cs="Times New Roman"/>
+              </w:rPr>
             </w:pPr>
             <w:r>
               <w:rPr>
+                <w:rFonts w:ascii="Times New Roman" w:hAnsi="Times New Roman" w:cs="Times New Roman"/>
                 <w:sz w:val="19"/>
               </w:rPr>
               <w:t>TimeEntry</w:t>
@@ -6556,11 +7389,13 @@
             <w:pPr>
               <w:spacing w:after="0"/>
               <w:rPr>
+                <w:rFonts w:ascii="Times New Roman" w:hAnsi="Times New Roman" w:cs="Times New Roman"/>
                 <w:lang w:val="ru-RU"/>
               </w:rPr>
             </w:pPr>
             <w:r>
               <w:rPr>
+                <w:rFonts w:ascii="Times New Roman" w:hAnsi="Times New Roman" w:cs="Times New Roman"/>
                 <w:sz w:val="19"/>
                 <w:lang w:val="ru-RU"/>
               </w:rPr>
@@ -6588,9 +7423,13 @@
           <w:p>
             <w:pPr>
               <w:spacing w:after="0"/>
+              <w:rPr>
+                <w:rFonts w:ascii="Times New Roman" w:hAnsi="Times New Roman" w:cs="Times New Roman"/>
+              </w:rPr>
             </w:pPr>
             <w:r>
               <w:rPr>
+                <w:rFonts w:ascii="Times New Roman" w:hAnsi="Times New Roman" w:cs="Times New Roman"/>
                 <w:sz w:val="19"/>
               </w:rPr>
               <w:t>TimerController</w:t>
@@ -6612,11 +7451,13 @@
             <w:pPr>
               <w:spacing w:after="0"/>
               <w:rPr>
+                <w:rFonts w:ascii="Times New Roman" w:hAnsi="Times New Roman" w:cs="Times New Roman"/>
                 <w:lang w:val="ru-RU"/>
               </w:rPr>
             </w:pPr>
             <w:r>
               <w:rPr>
+                <w:rFonts w:ascii="Times New Roman" w:hAnsi="Times New Roman" w:cs="Times New Roman"/>
                 <w:sz w:val="19"/>
                 <w:lang w:val="ru-RU"/>
               </w:rPr>
@@ -6644,9 +7485,13 @@
           <w:p>
             <w:pPr>
               <w:spacing w:after="0"/>
+              <w:rPr>
+                <w:rFonts w:ascii="Times New Roman" w:hAnsi="Times New Roman" w:cs="Times New Roman"/>
+              </w:rPr>
             </w:pPr>
             <w:r>
               <w:rPr>
+                <w:rFonts w:ascii="Times New Roman" w:hAnsi="Times New Roman" w:cs="Times New Roman"/>
                 <w:sz w:val="19"/>
               </w:rPr>
               <w:t>ReportService</w:t>
@@ -6668,11 +7513,13 @@
             <w:pPr>
               <w:spacing w:after="0"/>
               <w:rPr>
+                <w:rFonts w:ascii="Times New Roman" w:hAnsi="Times New Roman" w:cs="Times New Roman"/>
                 <w:lang w:val="ru-RU"/>
               </w:rPr>
             </w:pPr>
             <w:r>
               <w:rPr>
+                <w:rFonts w:ascii="Times New Roman" w:hAnsi="Times New Roman" w:cs="Times New Roman"/>
                 <w:sz w:val="19"/>
                 <w:lang w:val="ru-RU"/>
               </w:rPr>
@@ -6700,9 +7547,13 @@
           <w:p>
             <w:pPr>
               <w:spacing w:after="0"/>
+              <w:rPr>
+                <w:rFonts w:ascii="Times New Roman" w:hAnsi="Times New Roman" w:cs="Times New Roman"/>
+              </w:rPr>
             </w:pPr>
             <w:r>
               <w:rPr>
+                <w:rFonts w:ascii="Times New Roman" w:hAnsi="Times New Roman" w:cs="Times New Roman"/>
                 <w:sz w:val="19"/>
               </w:rPr>
               <w:t>CsvStorage</w:t>
@@ -6724,11 +7575,13 @@
             <w:pPr>
               <w:spacing w:after="0"/>
               <w:rPr>
+                <w:rFonts w:ascii="Times New Roman" w:hAnsi="Times New Roman" w:cs="Times New Roman"/>
                 <w:lang w:val="ru-RU"/>
               </w:rPr>
             </w:pPr>
             <w:r>
               <w:rPr>
+                <w:rFonts w:ascii="Times New Roman" w:hAnsi="Times New Roman" w:cs="Times New Roman"/>
                 <w:sz w:val="19"/>
                 <w:lang w:val="ru-RU"/>
               </w:rPr>
@@ -6736,12 +7589,14 @@
             </w:r>
             <w:r>
               <w:rPr>
+                <w:rFonts w:ascii="Times New Roman" w:hAnsi="Times New Roman" w:cs="Times New Roman"/>
                 <w:sz w:val="19"/>
               </w:rPr>
               <w:t>CSV</w:t>
             </w:r>
             <w:r>
               <w:rPr>
+                <w:rFonts w:ascii="Times New Roman" w:hAnsi="Times New Roman" w:cs="Times New Roman"/>
                 <w:sz w:val="19"/>
                 <w:lang w:val="ru-RU"/>
               </w:rPr>
@@ -6754,65 +7609,91 @@
     <w:p>
       <w:pPr>
         <w:rPr>
-          <w:lang w:val="ru-RU"/>
-        </w:rPr>
-      </w:pPr>
-      <w:r>
-        <w:rPr>
+          <w:rFonts w:ascii="Times New Roman" w:hAnsi="Times New Roman" w:cs="Times New Roman"/>
+          <w:lang w:val="ru-RU"/>
+        </w:rPr>
+      </w:pPr>
+      <w:r>
+        <w:rPr>
+          <w:rFonts w:ascii="Times New Roman" w:hAnsi="Times New Roman" w:cs="Times New Roman"/>
           <w:lang w:val="ru-RU"/>
         </w:rPr>
         <w:t xml:space="preserve">Связи предметной области: один </w:t>
       </w:r>
       <w:r>
+        <w:rPr>
+          <w:rFonts w:ascii="Times New Roman" w:hAnsi="Times New Roman" w:cs="Times New Roman"/>
+        </w:rPr>
         <w:t>Project</w:t>
       </w:r>
       <w:r>
         <w:rPr>
+          <w:rFonts w:ascii="Times New Roman" w:hAnsi="Times New Roman" w:cs="Times New Roman"/>
           <w:lang w:val="ru-RU"/>
         </w:rPr>
         <w:t xml:space="preserve"> содержит ноль или несколько </w:t>
       </w:r>
       <w:r>
+        <w:rPr>
+          <w:rFonts w:ascii="Times New Roman" w:hAnsi="Times New Roman" w:cs="Times New Roman"/>
+        </w:rPr>
         <w:t>Task</w:t>
       </w:r>
       <w:r>
         <w:rPr>
+          <w:rFonts w:ascii="Times New Roman" w:hAnsi="Times New Roman" w:cs="Times New Roman"/>
           <w:lang w:val="ru-RU"/>
         </w:rPr>
         <w:t xml:space="preserve">; одна </w:t>
       </w:r>
       <w:r>
+        <w:rPr>
+          <w:rFonts w:ascii="Times New Roman" w:hAnsi="Times New Roman" w:cs="Times New Roman"/>
+        </w:rPr>
         <w:t>Task</w:t>
       </w:r>
       <w:r>
         <w:rPr>
+          <w:rFonts w:ascii="Times New Roman" w:hAnsi="Times New Roman" w:cs="Times New Roman"/>
           <w:lang w:val="ru-RU"/>
         </w:rPr>
         <w:t xml:space="preserve"> связана с нулем или несколькими </w:t>
       </w:r>
       <w:r>
+        <w:rPr>
+          <w:rFonts w:ascii="Times New Roman" w:hAnsi="Times New Roman" w:cs="Times New Roman"/>
+        </w:rPr>
         <w:t>TimeEntry</w:t>
       </w:r>
       <w:r>
         <w:rPr>
+          <w:rFonts w:ascii="Times New Roman" w:hAnsi="Times New Roman" w:cs="Times New Roman"/>
           <w:lang w:val="ru-RU"/>
         </w:rPr>
         <w:t xml:space="preserve">. </w:t>
       </w:r>
       <w:r>
+        <w:rPr>
+          <w:rFonts w:ascii="Times New Roman" w:hAnsi="Times New Roman" w:cs="Times New Roman"/>
+        </w:rPr>
         <w:t>TimerController</w:t>
       </w:r>
       <w:r>
         <w:rPr>
+          <w:rFonts w:ascii="Times New Roman" w:hAnsi="Times New Roman" w:cs="Times New Roman"/>
           <w:lang w:val="ru-RU"/>
         </w:rPr>
         <w:t xml:space="preserve"> запускает и завершает сессии через хранилище; </w:t>
       </w:r>
       <w:r>
+        <w:rPr>
+          <w:rFonts w:ascii="Times New Roman" w:hAnsi="Times New Roman" w:cs="Times New Roman"/>
+        </w:rPr>
         <w:t>ReportService</w:t>
       </w:r>
       <w:r>
         <w:rPr>
+          <w:rFonts w:ascii="Times New Roman" w:hAnsi="Times New Roman" w:cs="Times New Roman"/>
           <w:lang w:val="ru-RU"/>
         </w:rPr>
         <w:t xml:space="preserve"> читает записи для построения сводки.</w:t>
@@ -6822,20 +7703,26 @@
       <w:pPr>
         <w:pStyle w:val="1"/>
         <w:rPr>
-          <w:lang w:val="ru-RU"/>
-        </w:rPr>
-      </w:pPr>
-      <w:r>
-        <w:rPr>
+          <w:rFonts w:ascii="Times New Roman" w:hAnsi="Times New Roman" w:cs="Times New Roman"/>
+          <w:lang w:val="ru-RU"/>
+        </w:rPr>
+      </w:pPr>
+      <w:r>
+        <w:rPr>
+          <w:rFonts w:ascii="Times New Roman" w:hAnsi="Times New Roman" w:cs="Times New Roman"/>
           <w:lang w:val="ru-RU"/>
         </w:rPr>
         <w:t xml:space="preserve">9 </w:t>
       </w:r>
       <w:r>
+        <w:rPr>
+          <w:rFonts w:ascii="Times New Roman" w:hAnsi="Times New Roman" w:cs="Times New Roman"/>
+        </w:rPr>
         <w:t>UML</w:t>
       </w:r>
       <w:r>
         <w:rPr>
+          <w:rFonts w:ascii="Times New Roman" w:hAnsi="Times New Roman" w:cs="Times New Roman"/>
           <w:lang w:val="ru-RU"/>
         </w:rPr>
         <w:t xml:space="preserve"> диаграмма последовательности</w:t>
@@ -6844,11 +7731,13 @@
     <w:p>
       <w:pPr>
         <w:rPr>
-          <w:lang w:val="ru-RU"/>
-        </w:rPr>
-      </w:pPr>
-      <w:r>
-        <w:rPr>
+          <w:rFonts w:ascii="Times New Roman" w:hAnsi="Times New Roman" w:cs="Times New Roman"/>
+          <w:lang w:val="ru-RU"/>
+        </w:rPr>
+      </w:pPr>
+      <w:r>
+        <w:rPr>
+          <w:rFonts w:ascii="Times New Roman" w:hAnsi="Times New Roman" w:cs="Times New Roman"/>
           <w:lang w:val="ru-RU"/>
         </w:rPr>
         <w:t>Сценарий: пользователь запускает учет времени для выбранной задачи. Диаграмма отражает проверку активной записи до получения времени начала и сохранения новой сессии.</w:t>
@@ -6858,9 +7747,13 @@
       <w:pPr>
         <w:keepNext/>
         <w:jc w:val="center"/>
-      </w:pPr>
-      <w:r>
-        <w:rPr>
+        <w:rPr>
+          <w:rFonts w:ascii="Times New Roman" w:hAnsi="Times New Roman" w:cs="Times New Roman"/>
+        </w:rPr>
+      </w:pPr>
+      <w:r>
+        <w:rPr>
+          <w:rFonts w:ascii="Times New Roman" w:hAnsi="Times New Roman" w:cs="Times New Roman"/>
           <w:noProof/>
         </w:rPr>
         <w:lastRenderedPageBreak/>
@@ -6906,11 +7799,13 @@
         <w:spacing w:before="60" w:after="120"/>
         <w:jc w:val="center"/>
         <w:rPr>
-          <w:lang w:val="ru-RU"/>
-        </w:rPr>
-      </w:pPr>
-      <w:r>
-        <w:rPr>
+          <w:rFonts w:ascii="Times New Roman" w:hAnsi="Times New Roman" w:cs="Times New Roman"/>
+          <w:lang w:val="ru-RU"/>
+        </w:rPr>
+      </w:pPr>
+      <w:r>
+        <w:rPr>
+          <w:rFonts w:ascii="Times New Roman" w:hAnsi="Times New Roman" w:cs="Times New Roman"/>
           <w:color w:val="4B4B4B"/>
           <w:sz w:val="18"/>
           <w:lang w:val="ru-RU"/>
@@ -6922,11 +7817,13 @@
       <w:pPr>
         <w:pStyle w:val="21"/>
         <w:rPr>
-          <w:lang w:val="ru-RU"/>
-        </w:rPr>
-      </w:pPr>
-      <w:r>
-        <w:rPr>
+          <w:rFonts w:ascii="Times New Roman" w:hAnsi="Times New Roman" w:cs="Times New Roman"/>
+          <w:lang w:val="ru-RU"/>
+        </w:rPr>
+      </w:pPr>
+      <w:r>
+        <w:rPr>
+          <w:rFonts w:ascii="Times New Roman" w:hAnsi="Times New Roman" w:cs="Times New Roman"/>
           <w:lang w:val="ru-RU"/>
         </w:rPr>
         <w:t>Обработка отказа</w:t>
@@ -6935,38 +7832,52 @@
     <w:p>
       <w:pPr>
         <w:rPr>
-          <w:lang w:val="ru-RU"/>
-        </w:rPr>
-      </w:pPr>
-      <w:r>
-        <w:rPr>
+          <w:rFonts w:ascii="Times New Roman" w:hAnsi="Times New Roman" w:cs="Times New Roman"/>
+          <w:lang w:val="ru-RU"/>
+        </w:rPr>
+      </w:pPr>
+      <w:r>
+        <w:rPr>
+          <w:rFonts w:ascii="Times New Roman" w:hAnsi="Times New Roman" w:cs="Times New Roman"/>
           <w:lang w:val="ru-RU"/>
         </w:rPr>
         <w:t xml:space="preserve">Если </w:t>
       </w:r>
       <w:r>
+        <w:rPr>
+          <w:rFonts w:ascii="Times New Roman" w:hAnsi="Times New Roman" w:cs="Times New Roman"/>
+        </w:rPr>
         <w:t>CsvStorage</w:t>
       </w:r>
       <w:r>
         <w:rPr>
+          <w:rFonts w:ascii="Times New Roman" w:hAnsi="Times New Roman" w:cs="Times New Roman"/>
           <w:lang w:val="ru-RU"/>
         </w:rPr>
         <w:t xml:space="preserve"> сообщает, что активная сессия уже существует, </w:t>
       </w:r>
       <w:r>
+        <w:rPr>
+          <w:rFonts w:ascii="Times New Roman" w:hAnsi="Times New Roman" w:cs="Times New Roman"/>
+        </w:rPr>
         <w:t>TimerController</w:t>
       </w:r>
       <w:r>
         <w:rPr>
+          <w:rFonts w:ascii="Times New Roman" w:hAnsi="Times New Roman" w:cs="Times New Roman"/>
           <w:lang w:val="ru-RU"/>
         </w:rPr>
         <w:t xml:space="preserve"> возвращает </w:t>
       </w:r>
       <w:r>
+        <w:rPr>
+          <w:rFonts w:ascii="Times New Roman" w:hAnsi="Times New Roman" w:cs="Times New Roman"/>
+        </w:rPr>
         <w:t>CLI</w:t>
       </w:r>
       <w:r>
         <w:rPr>
+          <w:rFonts w:ascii="Times New Roman" w:hAnsi="Times New Roman" w:cs="Times New Roman"/>
           <w:lang w:val="ru-RU"/>
         </w:rPr>
         <w:t xml:space="preserve"> результат отказа. Новая запись не создается, время начала не фиксируется. Если задача не найдена, команда завершается аналогичным сообщением о причине.</w:t>
@@ -6976,11 +7887,13 @@
       <w:pPr>
         <w:pStyle w:val="21"/>
         <w:rPr>
-          <w:lang w:val="ru-RU"/>
-        </w:rPr>
-      </w:pPr>
-      <w:r>
-        <w:rPr>
+          <w:rFonts w:ascii="Times New Roman" w:hAnsi="Times New Roman" w:cs="Times New Roman"/>
+          <w:lang w:val="ru-RU"/>
+        </w:rPr>
+      </w:pPr>
+      <w:r>
+        <w:rPr>
+          <w:rFonts w:ascii="Times New Roman" w:hAnsi="Times New Roman" w:cs="Times New Roman"/>
           <w:lang w:val="ru-RU"/>
         </w:rPr>
         <w:t>Результат сценария</w:t>
@@ -6989,11 +7902,13 @@
     <w:p>
       <w:pPr>
         <w:rPr>
-          <w:lang w:val="ru-RU"/>
-        </w:rPr>
-      </w:pPr>
-      <w:r>
-        <w:rPr>
+          <w:rFonts w:ascii="Times New Roman" w:hAnsi="Times New Roman" w:cs="Times New Roman"/>
+          <w:lang w:val="ru-RU"/>
+        </w:rPr>
+      </w:pPr>
+      <w:r>
+        <w:rPr>
+          <w:rFonts w:ascii="Times New Roman" w:hAnsi="Times New Roman" w:cs="Times New Roman"/>
           <w:lang w:val="ru-RU"/>
         </w:rPr>
         <w:t>При успешном завершении активная сессия сохранена локально, а пользователь видит подтверждение с названием задачи и временем старта. При повторном запуске приложение восстанавливает незавершенную сессию из файла.</w:t>
@@ -7004,28 +7919,17 @@
         <w:pStyle w:val="1"/>
         <w:pageBreakBefore/>
         <w:rPr>
-          <w:lang w:val="ru-RU"/>
-        </w:rPr>
-      </w:pPr>
-      <w:r>
-        <w:rPr>
+          <w:rFonts w:ascii="Times New Roman" w:hAnsi="Times New Roman" w:cs="Times New Roman"/>
+          <w:lang w:val="ru-RU"/>
+        </w:rPr>
+      </w:pPr>
+      <w:r>
+        <w:rPr>
+          <w:rFonts w:ascii="Times New Roman" w:hAnsi="Times New Roman" w:cs="Times New Roman"/>
           <w:lang w:val="ru-RU"/>
         </w:rPr>
         <w:lastRenderedPageBreak/>
         <w:t>10 Проверка требований и критерии приемки</w:t>
-      </w:r>
-    </w:p>
-    <w:p>
-      <w:pPr>
-        <w:rPr>
-          <w:lang w:val="ru-RU"/>
-        </w:rPr>
-      </w:pPr>
-      <w:r>
-        <w:rPr>
-          <w:lang w:val="ru-RU"/>
-        </w:rPr>
-        <w:t>Требования считаются выполненными, если команда может продемонстрировать следующие проверки на собранной версии приложения.</w:t>
       </w:r>
     </w:p>
     <w:tbl>
@@ -7061,9 +7965,13 @@
           <w:p>
             <w:pPr>
               <w:spacing w:after="0"/>
+              <w:rPr>
+                <w:rFonts w:ascii="Times New Roman" w:hAnsi="Times New Roman" w:cs="Times New Roman"/>
+              </w:rPr>
             </w:pPr>
             <w:r>
               <w:rPr>
+                <w:rFonts w:ascii="Times New Roman" w:hAnsi="Times New Roman" w:cs="Times New Roman"/>
                 <w:b/>
                 <w:sz w:val="19"/>
               </w:rPr>
@@ -7086,9 +7994,13 @@
           <w:p>
             <w:pPr>
               <w:spacing w:after="0"/>
+              <w:rPr>
+                <w:rFonts w:ascii="Times New Roman" w:hAnsi="Times New Roman" w:cs="Times New Roman"/>
+              </w:rPr>
             </w:pPr>
             <w:r>
               <w:rPr>
+                <w:rFonts w:ascii="Times New Roman" w:hAnsi="Times New Roman" w:cs="Times New Roman"/>
                 <w:b/>
                 <w:sz w:val="19"/>
               </w:rPr>
@@ -7111,9 +8023,13 @@
           <w:p>
             <w:pPr>
               <w:spacing w:after="0"/>
+              <w:rPr>
+                <w:rFonts w:ascii="Times New Roman" w:hAnsi="Times New Roman" w:cs="Times New Roman"/>
+              </w:rPr>
             </w:pPr>
             <w:r>
               <w:rPr>
+                <w:rFonts w:ascii="Times New Roman" w:hAnsi="Times New Roman" w:cs="Times New Roman"/>
                 <w:b/>
                 <w:sz w:val="19"/>
               </w:rPr>
@@ -7141,9 +8057,13 @@
           <w:p>
             <w:pPr>
               <w:spacing w:after="0"/>
+              <w:rPr>
+                <w:rFonts w:ascii="Times New Roman" w:hAnsi="Times New Roman" w:cs="Times New Roman"/>
+              </w:rPr>
             </w:pPr>
             <w:r>
               <w:rPr>
+                <w:rFonts w:ascii="Times New Roman" w:hAnsi="Times New Roman" w:cs="Times New Roman"/>
                 <w:sz w:val="19"/>
               </w:rPr>
               <w:t>1</w:t>
@@ -7165,11 +8085,13 @@
             <w:pPr>
               <w:spacing w:after="0"/>
               <w:rPr>
+                <w:rFonts w:ascii="Times New Roman" w:hAnsi="Times New Roman" w:cs="Times New Roman"/>
                 <w:lang w:val="ru-RU"/>
               </w:rPr>
             </w:pPr>
             <w:r>
               <w:rPr>
+                <w:rFonts w:ascii="Times New Roman" w:hAnsi="Times New Roman" w:cs="Times New Roman"/>
                 <w:sz w:val="19"/>
                 <w:lang w:val="ru-RU"/>
               </w:rPr>
@@ -7192,11 +8114,13 @@
             <w:pPr>
               <w:spacing w:after="0"/>
               <w:rPr>
+                <w:rFonts w:ascii="Times New Roman" w:hAnsi="Times New Roman" w:cs="Times New Roman"/>
                 <w:lang w:val="ru-RU"/>
               </w:rPr>
             </w:pPr>
             <w:r>
               <w:rPr>
+                <w:rFonts w:ascii="Times New Roman" w:hAnsi="Times New Roman" w:cs="Times New Roman"/>
                 <w:sz w:val="19"/>
                 <w:lang w:val="ru-RU"/>
               </w:rPr>
@@ -7224,9 +8148,13 @@
           <w:p>
             <w:pPr>
               <w:spacing w:after="0"/>
+              <w:rPr>
+                <w:rFonts w:ascii="Times New Roman" w:hAnsi="Times New Roman" w:cs="Times New Roman"/>
+              </w:rPr>
             </w:pPr>
             <w:r>
               <w:rPr>
+                <w:rFonts w:ascii="Times New Roman" w:hAnsi="Times New Roman" w:cs="Times New Roman"/>
                 <w:sz w:val="19"/>
               </w:rPr>
               <w:t>2</w:t>
@@ -7248,11 +8176,13 @@
             <w:pPr>
               <w:spacing w:after="0"/>
               <w:rPr>
+                <w:rFonts w:ascii="Times New Roman" w:hAnsi="Times New Roman" w:cs="Times New Roman"/>
                 <w:lang w:val="ru-RU"/>
               </w:rPr>
             </w:pPr>
             <w:r>
               <w:rPr>
+                <w:rFonts w:ascii="Times New Roman" w:hAnsi="Times New Roman" w:cs="Times New Roman"/>
                 <w:sz w:val="19"/>
                 <w:lang w:val="ru-RU"/>
               </w:rPr>
@@ -7275,11 +8205,13 @@
             <w:pPr>
               <w:spacing w:after="0"/>
               <w:rPr>
+                <w:rFonts w:ascii="Times New Roman" w:hAnsi="Times New Roman" w:cs="Times New Roman"/>
                 <w:lang w:val="ru-RU"/>
               </w:rPr>
             </w:pPr>
             <w:r>
               <w:rPr>
+                <w:rFonts w:ascii="Times New Roman" w:hAnsi="Times New Roman" w:cs="Times New Roman"/>
                 <w:sz w:val="19"/>
                 <w:lang w:val="ru-RU"/>
               </w:rPr>
@@ -7307,9 +8239,13 @@
           <w:p>
             <w:pPr>
               <w:spacing w:after="0"/>
+              <w:rPr>
+                <w:rFonts w:ascii="Times New Roman" w:hAnsi="Times New Roman" w:cs="Times New Roman"/>
+              </w:rPr>
             </w:pPr>
             <w:r>
               <w:rPr>
+                <w:rFonts w:ascii="Times New Roman" w:hAnsi="Times New Roman" w:cs="Times New Roman"/>
                 <w:sz w:val="19"/>
               </w:rPr>
               <w:t>3</w:t>
@@ -7331,11 +8267,13 @@
             <w:pPr>
               <w:spacing w:after="0"/>
               <w:rPr>
+                <w:rFonts w:ascii="Times New Roman" w:hAnsi="Times New Roman" w:cs="Times New Roman"/>
                 <w:lang w:val="ru-RU"/>
               </w:rPr>
             </w:pPr>
             <w:r>
               <w:rPr>
+                <w:rFonts w:ascii="Times New Roman" w:hAnsi="Times New Roman" w:cs="Times New Roman"/>
                 <w:sz w:val="19"/>
                 <w:lang w:val="ru-RU"/>
               </w:rPr>
@@ -7358,11 +8296,13 @@
             <w:pPr>
               <w:spacing w:after="0"/>
               <w:rPr>
+                <w:rFonts w:ascii="Times New Roman" w:hAnsi="Times New Roman" w:cs="Times New Roman"/>
                 <w:lang w:val="ru-RU"/>
               </w:rPr>
             </w:pPr>
             <w:r>
               <w:rPr>
+                <w:rFonts w:ascii="Times New Roman" w:hAnsi="Times New Roman" w:cs="Times New Roman"/>
                 <w:sz w:val="19"/>
                 <w:lang w:val="ru-RU"/>
               </w:rPr>
@@ -7390,9 +8330,13 @@
           <w:p>
             <w:pPr>
               <w:spacing w:after="0"/>
+              <w:rPr>
+                <w:rFonts w:ascii="Times New Roman" w:hAnsi="Times New Roman" w:cs="Times New Roman"/>
+              </w:rPr>
             </w:pPr>
             <w:r>
               <w:rPr>
+                <w:rFonts w:ascii="Times New Roman" w:hAnsi="Times New Roman" w:cs="Times New Roman"/>
                 <w:sz w:val="19"/>
               </w:rPr>
               <w:t>4</w:t>
@@ -7413,9 +8357,13 @@
           <w:p>
             <w:pPr>
               <w:spacing w:after="0"/>
+              <w:rPr>
+                <w:rFonts w:ascii="Times New Roman" w:hAnsi="Times New Roman" w:cs="Times New Roman"/>
+              </w:rPr>
             </w:pPr>
             <w:r>
               <w:rPr>
+                <w:rFonts w:ascii="Times New Roman" w:hAnsi="Times New Roman" w:cs="Times New Roman"/>
                 <w:sz w:val="19"/>
               </w:rPr>
               <w:t>Остановить активную сессию.</w:t>
@@ -7437,11 +8385,13 @@
             <w:pPr>
               <w:spacing w:after="0"/>
               <w:rPr>
+                <w:rFonts w:ascii="Times New Roman" w:hAnsi="Times New Roman" w:cs="Times New Roman"/>
                 <w:lang w:val="ru-RU"/>
               </w:rPr>
             </w:pPr>
             <w:r>
               <w:rPr>
+                <w:rFonts w:ascii="Times New Roman" w:hAnsi="Times New Roman" w:cs="Times New Roman"/>
                 <w:sz w:val="19"/>
                 <w:lang w:val="ru-RU"/>
               </w:rPr>
@@ -7469,9 +8419,13 @@
           <w:p>
             <w:pPr>
               <w:spacing w:after="0"/>
+              <w:rPr>
+                <w:rFonts w:ascii="Times New Roman" w:hAnsi="Times New Roman" w:cs="Times New Roman"/>
+              </w:rPr>
             </w:pPr>
             <w:r>
               <w:rPr>
+                <w:rFonts w:ascii="Times New Roman" w:hAnsi="Times New Roman" w:cs="Times New Roman"/>
                 <w:sz w:val="19"/>
               </w:rPr>
               <w:t>5</w:t>
@@ -7493,11 +8447,13 @@
             <w:pPr>
               <w:spacing w:after="0"/>
               <w:rPr>
+                <w:rFonts w:ascii="Times New Roman" w:hAnsi="Times New Roman" w:cs="Times New Roman"/>
                 <w:lang w:val="ru-RU"/>
               </w:rPr>
             </w:pPr>
             <w:r>
               <w:rPr>
+                <w:rFonts w:ascii="Times New Roman" w:hAnsi="Times New Roman" w:cs="Times New Roman"/>
                 <w:sz w:val="19"/>
                 <w:lang w:val="ru-RU"/>
               </w:rPr>
@@ -7520,11 +8476,13 @@
             <w:pPr>
               <w:spacing w:after="0"/>
               <w:rPr>
+                <w:rFonts w:ascii="Times New Roman" w:hAnsi="Times New Roman" w:cs="Times New Roman"/>
                 <w:lang w:val="ru-RU"/>
               </w:rPr>
             </w:pPr>
             <w:r>
               <w:rPr>
+                <w:rFonts w:ascii="Times New Roman" w:hAnsi="Times New Roman" w:cs="Times New Roman"/>
                 <w:sz w:val="19"/>
                 <w:lang w:val="ru-RU"/>
               </w:rPr>
@@ -7552,9 +8510,13 @@
           <w:p>
             <w:pPr>
               <w:spacing w:after="0"/>
+              <w:rPr>
+                <w:rFonts w:ascii="Times New Roman" w:hAnsi="Times New Roman" w:cs="Times New Roman"/>
+              </w:rPr>
             </w:pPr>
             <w:r>
               <w:rPr>
+                <w:rFonts w:ascii="Times New Roman" w:hAnsi="Times New Roman" w:cs="Times New Roman"/>
                 <w:sz w:val="19"/>
               </w:rPr>
               <w:t>6</w:t>
@@ -7576,11 +8538,13 @@
             <w:pPr>
               <w:spacing w:after="0"/>
               <w:rPr>
+                <w:rFonts w:ascii="Times New Roman" w:hAnsi="Times New Roman" w:cs="Times New Roman"/>
                 <w:lang w:val="ru-RU"/>
               </w:rPr>
             </w:pPr>
             <w:r>
               <w:rPr>
+                <w:rFonts w:ascii="Times New Roman" w:hAnsi="Times New Roman" w:cs="Times New Roman"/>
                 <w:sz w:val="19"/>
                 <w:lang w:val="ru-RU"/>
               </w:rPr>
@@ -7603,11 +8567,13 @@
             <w:pPr>
               <w:spacing w:after="0"/>
               <w:rPr>
+                <w:rFonts w:ascii="Times New Roman" w:hAnsi="Times New Roman" w:cs="Times New Roman"/>
                 <w:lang w:val="ru-RU"/>
               </w:rPr>
             </w:pPr>
             <w:r>
               <w:rPr>
+                <w:rFonts w:ascii="Times New Roman" w:hAnsi="Times New Roman" w:cs="Times New Roman"/>
                 <w:sz w:val="19"/>
                 <w:lang w:val="ru-RU"/>
               </w:rPr>
@@ -7635,9 +8601,13 @@
           <w:p>
             <w:pPr>
               <w:spacing w:after="0"/>
+              <w:rPr>
+                <w:rFonts w:ascii="Times New Roman" w:hAnsi="Times New Roman" w:cs="Times New Roman"/>
+              </w:rPr>
             </w:pPr>
             <w:r>
               <w:rPr>
+                <w:rFonts w:ascii="Times New Roman" w:hAnsi="Times New Roman" w:cs="Times New Roman"/>
                 <w:sz w:val="19"/>
               </w:rPr>
               <w:t>7</w:t>
@@ -7659,11 +8629,13 @@
             <w:pPr>
               <w:spacing w:after="0"/>
               <w:rPr>
+                <w:rFonts w:ascii="Times New Roman" w:hAnsi="Times New Roman" w:cs="Times New Roman"/>
                 <w:lang w:val="ru-RU"/>
               </w:rPr>
             </w:pPr>
             <w:r>
               <w:rPr>
+                <w:rFonts w:ascii="Times New Roman" w:hAnsi="Times New Roman" w:cs="Times New Roman"/>
                 <w:sz w:val="19"/>
                 <w:lang w:val="ru-RU"/>
               </w:rPr>
@@ -7686,11 +8658,13 @@
             <w:pPr>
               <w:spacing w:after="0"/>
               <w:rPr>
+                <w:rFonts w:ascii="Times New Roman" w:hAnsi="Times New Roman" w:cs="Times New Roman"/>
                 <w:lang w:val="ru-RU"/>
               </w:rPr>
             </w:pPr>
             <w:r>
               <w:rPr>
+                <w:rFonts w:ascii="Times New Roman" w:hAnsi="Times New Roman" w:cs="Times New Roman"/>
                 <w:sz w:val="19"/>
                 <w:lang w:val="ru-RU"/>
               </w:rPr>
@@ -7718,9 +8692,13 @@
           <w:p>
             <w:pPr>
               <w:spacing w:after="0"/>
+              <w:rPr>
+                <w:rFonts w:ascii="Times New Roman" w:hAnsi="Times New Roman" w:cs="Times New Roman"/>
+              </w:rPr>
             </w:pPr>
             <w:r>
               <w:rPr>
+                <w:rFonts w:ascii="Times New Roman" w:hAnsi="Times New Roman" w:cs="Times New Roman"/>
                 <w:sz w:val="19"/>
               </w:rPr>
               <w:t>8</w:t>
@@ -7742,11 +8720,13 @@
             <w:pPr>
               <w:spacing w:after="0"/>
               <w:rPr>
+                <w:rFonts w:ascii="Times New Roman" w:hAnsi="Times New Roman" w:cs="Times New Roman"/>
                 <w:lang w:val="ru-RU"/>
               </w:rPr>
             </w:pPr>
             <w:r>
               <w:rPr>
+                <w:rFonts w:ascii="Times New Roman" w:hAnsi="Times New Roman" w:cs="Times New Roman"/>
                 <w:sz w:val="19"/>
                 <w:lang w:val="ru-RU"/>
               </w:rPr>
@@ -7754,12 +8734,14 @@
             </w:r>
             <w:r>
               <w:rPr>
+                <w:rFonts w:ascii="Times New Roman" w:hAnsi="Times New Roman" w:cs="Times New Roman"/>
                 <w:sz w:val="19"/>
               </w:rPr>
               <w:t>CSV</w:t>
             </w:r>
             <w:r>
               <w:rPr>
+                <w:rFonts w:ascii="Times New Roman" w:hAnsi="Times New Roman" w:cs="Times New Roman"/>
                 <w:sz w:val="19"/>
                 <w:lang w:val="ru-RU"/>
               </w:rPr>
@@ -7782,11 +8764,13 @@
             <w:pPr>
               <w:spacing w:after="0"/>
               <w:rPr>
+                <w:rFonts w:ascii="Times New Roman" w:hAnsi="Times New Roman" w:cs="Times New Roman"/>
                 <w:lang w:val="ru-RU"/>
               </w:rPr>
             </w:pPr>
             <w:r>
               <w:rPr>
+                <w:rFonts w:ascii="Times New Roman" w:hAnsi="Times New Roman" w:cs="Times New Roman"/>
                 <w:sz w:val="19"/>
                 <w:lang w:val="ru-RU"/>
               </w:rPr>
@@ -7814,9 +8798,13 @@
           <w:p>
             <w:pPr>
               <w:spacing w:after="0"/>
+              <w:rPr>
+                <w:rFonts w:ascii="Times New Roman" w:hAnsi="Times New Roman" w:cs="Times New Roman"/>
+              </w:rPr>
             </w:pPr>
             <w:r>
               <w:rPr>
+                <w:rFonts w:ascii="Times New Roman" w:hAnsi="Times New Roman" w:cs="Times New Roman"/>
                 <w:sz w:val="19"/>
               </w:rPr>
               <w:t>9</w:t>
@@ -7838,11 +8826,13 @@
             <w:pPr>
               <w:spacing w:after="0"/>
               <w:rPr>
+                <w:rFonts w:ascii="Times New Roman" w:hAnsi="Times New Roman" w:cs="Times New Roman"/>
                 <w:lang w:val="ru-RU"/>
               </w:rPr>
             </w:pPr>
             <w:r>
               <w:rPr>
+                <w:rFonts w:ascii="Times New Roman" w:hAnsi="Times New Roman" w:cs="Times New Roman"/>
                 <w:sz w:val="19"/>
                 <w:lang w:val="ru-RU"/>
               </w:rPr>
@@ -7865,11 +8855,13 @@
             <w:pPr>
               <w:spacing w:after="0"/>
               <w:rPr>
+                <w:rFonts w:ascii="Times New Roman" w:hAnsi="Times New Roman" w:cs="Times New Roman"/>
                 <w:lang w:val="ru-RU"/>
               </w:rPr>
             </w:pPr>
             <w:r>
               <w:rPr>
+                <w:rFonts w:ascii="Times New Roman" w:hAnsi="Times New Roman" w:cs="Times New Roman"/>
                 <w:sz w:val="19"/>
                 <w:lang w:val="ru-RU"/>
               </w:rPr>
@@ -7897,9 +8889,13 @@
           <w:p>
             <w:pPr>
               <w:spacing w:after="0"/>
+              <w:rPr>
+                <w:rFonts w:ascii="Times New Roman" w:hAnsi="Times New Roman" w:cs="Times New Roman"/>
+              </w:rPr>
             </w:pPr>
             <w:r>
               <w:rPr>
+                <w:rFonts w:ascii="Times New Roman" w:hAnsi="Times New Roman" w:cs="Times New Roman"/>
                 <w:sz w:val="19"/>
               </w:rPr>
               <w:t>10</w:t>
@@ -7921,11 +8917,13 @@
             <w:pPr>
               <w:spacing w:after="0"/>
               <w:rPr>
+                <w:rFonts w:ascii="Times New Roman" w:hAnsi="Times New Roman" w:cs="Times New Roman"/>
                 <w:lang w:val="ru-RU"/>
               </w:rPr>
             </w:pPr>
             <w:r>
               <w:rPr>
+                <w:rFonts w:ascii="Times New Roman" w:hAnsi="Times New Roman" w:cs="Times New Roman"/>
                 <w:sz w:val="19"/>
                 <w:lang w:val="ru-RU"/>
               </w:rPr>
@@ -7948,11 +8946,13 @@
             <w:pPr>
               <w:spacing w:after="0"/>
               <w:rPr>
+                <w:rFonts w:ascii="Times New Roman" w:hAnsi="Times New Roman" w:cs="Times New Roman"/>
                 <w:lang w:val="ru-RU"/>
               </w:rPr>
             </w:pPr>
             <w:r>
               <w:rPr>
+                <w:rFonts w:ascii="Times New Roman" w:hAnsi="Times New Roman" w:cs="Times New Roman"/>
                 <w:sz w:val="19"/>
                 <w:lang w:val="ru-RU"/>
               </w:rPr>
@@ -7965,6 +8965,7 @@
     <w:p>
       <w:pPr>
         <w:rPr>
+          <w:rFonts w:ascii="Times New Roman" w:hAnsi="Times New Roman" w:cs="Times New Roman"/>
           <w:lang w:val="ru-RU"/>
         </w:rPr>
       </w:pPr>
